--- a/docs/Documentation.docx
+++ b/docs/Documentation.docx
@@ -1,6 +1,6 @@
 
 <file path=word/document.xml><?xml version="1.0" encoding="utf-8"?>
-<w:document xmlns:wpc="http://schemas.microsoft.com/office/word/2010/wordprocessingCanvas" xmlns:cx="http://schemas.microsoft.com/office/drawing/2014/chartex" xmlns:mc="http://schemas.openxmlformats.org/markup-compatibility/2006" xmlns:o="urn:schemas-microsoft-com:office:office" xmlns:r="http://schemas.openxmlformats.org/officeDocument/2006/relationships" xmlns:m="http://schemas.openxmlformats.org/officeDocument/2006/math" xmlns:v="urn:schemas-microsoft-com:vml" xmlns:wp14="http://schemas.microsoft.com/office/word/2010/wordprocessingDrawing" xmlns:wp="http://schemas.openxmlformats.org/drawingml/2006/wordprocessingDrawing" xmlns:w10="urn:schemas-microsoft-com:office:word" xmlns:w="http://schemas.openxmlformats.org/wordprocessingml/2006/main" xmlns:w14="http://schemas.microsoft.com/office/word/2010/wordml" xmlns:w15="http://schemas.microsoft.com/office/word/2012/wordml" xmlns:w16se="http://schemas.microsoft.com/office/word/2015/wordml/symex" xmlns:wpg="http://schemas.microsoft.com/office/word/2010/wordprocessingGroup" xmlns:wpi="http://schemas.microsoft.com/office/word/2010/wordprocessingInk" xmlns:wne="http://schemas.microsoft.com/office/word/2006/wordml" xmlns:wps="http://schemas.microsoft.com/office/word/2010/wordprocessingShape" mc:Ignorable="w14 w15 w16se wp14">
+<w:document xmlns:wpc="http://schemas.microsoft.com/office/word/2010/wordprocessingCanvas" xmlns:cx="http://schemas.microsoft.com/office/drawing/2014/chartex" xmlns:cx1="http://schemas.microsoft.com/office/drawing/2015/9/8/chartex" xmlns:cx2="http://schemas.microsoft.com/office/drawing/2015/10/21/chartex" xmlns:cx3="http://schemas.microsoft.com/office/drawing/2016/5/9/chartex" xmlns:cx4="http://schemas.microsoft.com/office/drawing/2016/5/10/chartex" xmlns:cx5="http://schemas.microsoft.com/office/drawing/2016/5/11/chartex" xmlns:cx6="http://schemas.microsoft.com/office/drawing/2016/5/12/chartex" xmlns:cx7="http://schemas.microsoft.com/office/drawing/2016/5/13/chartex" xmlns:cx8="http://schemas.microsoft.com/office/drawing/2016/5/14/chartex" xmlns:mc="http://schemas.openxmlformats.org/markup-compatibility/2006" xmlns:aink="http://schemas.microsoft.com/office/drawing/2016/ink" xmlns:am3d="http://schemas.microsoft.com/office/drawing/2017/model3d" xmlns:o="urn:schemas-microsoft-com:office:office" xmlns:oel="http://schemas.microsoft.com/office/2019/extlst" xmlns:r="http://schemas.openxmlformats.org/officeDocument/2006/relationships" xmlns:m="http://schemas.openxmlformats.org/officeDocument/2006/math" xmlns:v="urn:schemas-microsoft-com:vml" xmlns:wp14="http://schemas.microsoft.com/office/word/2010/wordprocessingDrawing" xmlns:wp="http://schemas.openxmlformats.org/drawingml/2006/wordprocessingDrawing" xmlns:w10="urn:schemas-microsoft-com:office:word" xmlns:w="http://schemas.openxmlformats.org/wordprocessingml/2006/main" xmlns:w14="http://schemas.microsoft.com/office/word/2010/wordml" xmlns:w15="http://schemas.microsoft.com/office/word/2012/wordml" xmlns:w16cex="http://schemas.microsoft.com/office/word/2018/wordml/cex" xmlns:w16cid="http://schemas.microsoft.com/office/word/2016/wordml/cid" xmlns:w16="http://schemas.microsoft.com/office/word/2018/wordml" xmlns:w16du="http://schemas.microsoft.com/office/word/2023/wordml/word16du" xmlns:w16sdtdh="http://schemas.microsoft.com/office/word/2020/wordml/sdtdatahash" xmlns:w16sdtfl="http://schemas.microsoft.com/office/word/2024/wordml/sdtformatlock" xmlns:w16se="http://schemas.microsoft.com/office/word/2015/wordml/symex" xmlns:wpg="http://schemas.microsoft.com/office/word/2010/wordprocessingGroup" xmlns:wpi="http://schemas.microsoft.com/office/word/2010/wordprocessingInk" xmlns:wne="http://schemas.microsoft.com/office/word/2006/wordml" xmlns:wps="http://schemas.microsoft.com/office/word/2010/wordprocessingShape" mc:Ignorable="w14 w15 w16se w16cid w16 w16cex w16sdtdh w16sdtfl w16du wp14">
   <w:body>
     <w:p>
       <w:pPr>
@@ -17,7 +17,7 @@
           <w:lang w:val="fr-FR"/>
         </w:rPr>
         <w:drawing>
-          <wp:inline distT="0" distB="0" distL="0" distR="0">
+          <wp:inline distT="0" distB="0" distL="0" distR="0" wp14:anchorId="50F7C64C" wp14:editId="4C7F2AA0">
             <wp:extent cx="1513905" cy="1513905"/>
             <wp:effectExtent l="0" t="0" r="0" b="0"/>
             <wp:docPr id="10" name="Image 10"/>
@@ -79,7 +79,6 @@
           <w:docPartUnique/>
         </w:docPartObj>
       </w:sdtPr>
-      <w:sdtEndPr/>
       <w:sdtContent>
         <w:p>
           <w:pPr>
@@ -96,9 +95,9 @@
               <w:rFonts w:asciiTheme="minorHAnsi" w:eastAsiaTheme="minorEastAsia" w:hAnsiTheme="minorHAnsi" w:cstheme="minorBidi"/>
               <w:noProof/>
               <w:color w:val="auto"/>
-              <w:sz w:val="22"/>
-              <w:szCs w:val="22"/>
+              <w:kern w:val="2"/>
               <w:lang w:val="fr-FR"/>
+              <w14:ligatures w14:val="standardContextual"/>
             </w:rPr>
           </w:pPr>
           <w:r>
@@ -110,130 +109,13 @@
           <w:r>
             <w:fldChar w:fldCharType="separate"/>
           </w:r>
-          <w:bookmarkStart w:id="0" w:name="_GoBack"/>
-          <w:bookmarkEnd w:id="0"/>
-          <w:r>
-            <w:rPr>
-              <w:rStyle w:val="Lienhypertexte"/>
-              <w:noProof/>
-            </w:rPr>
-            <w:fldChar w:fldCharType="begin"/>
-          </w:r>
-          <w:r>
-            <w:rPr>
-              <w:rStyle w:val="Lienhypertexte"/>
-              <w:noProof/>
-            </w:rPr>
-            <w:instrText xml:space="preserve"> </w:instrText>
-          </w:r>
-          <w:r>
-            <w:rPr>
-              <w:noProof/>
-            </w:rPr>
-            <w:instrText>HYPERLINK \l "_Toc114143855"</w:instrText>
-          </w:r>
-          <w:r>
-            <w:rPr>
-              <w:rStyle w:val="Lienhypertexte"/>
-              <w:noProof/>
-            </w:rPr>
-            <w:instrText xml:space="preserve"> </w:instrText>
-          </w:r>
-          <w:r>
-            <w:rPr>
-              <w:rStyle w:val="Lienhypertexte"/>
-              <w:noProof/>
-            </w:rPr>
-          </w:r>
-          <w:r>
-            <w:rPr>
-              <w:rStyle w:val="Lienhypertexte"/>
-              <w:noProof/>
-            </w:rPr>
-            <w:fldChar w:fldCharType="separate"/>
-          </w:r>
-          <w:r>
-            <w:rPr>
-              <w:rStyle w:val="Lienhypertexte"/>
-              <w:noProof/>
-            </w:rPr>
-            <w:t>FYFY - FamilY For unitY</w:t>
-          </w:r>
-          <w:r>
-            <w:rPr>
-              <w:noProof/>
-              <w:webHidden/>
-            </w:rPr>
-            <w:tab/>
-          </w:r>
-          <w:r>
-            <w:rPr>
-              <w:noProof/>
-              <w:webHidden/>
-            </w:rPr>
-            <w:fldChar w:fldCharType="begin"/>
-          </w:r>
-          <w:r>
-            <w:rPr>
-              <w:noProof/>
-              <w:webHidden/>
-            </w:rPr>
-            <w:instrText xml:space="preserve"> PAGEREF _Toc114143855 \h </w:instrText>
-          </w:r>
-          <w:r>
-            <w:rPr>
-              <w:noProof/>
-              <w:webHidden/>
-            </w:rPr>
-          </w:r>
-          <w:r>
-            <w:rPr>
-              <w:noProof/>
-              <w:webHidden/>
-            </w:rPr>
-            <w:fldChar w:fldCharType="separate"/>
-          </w:r>
-          <w:r>
-            <w:rPr>
-              <w:noProof/>
-              <w:webHidden/>
-            </w:rPr>
-            <w:t>2</w:t>
-          </w:r>
-          <w:r>
-            <w:rPr>
-              <w:noProof/>
-              <w:webHidden/>
-            </w:rPr>
-            <w:fldChar w:fldCharType="end"/>
-          </w:r>
-          <w:r>
-            <w:rPr>
-              <w:rStyle w:val="Lienhypertexte"/>
-              <w:noProof/>
-            </w:rPr>
-            <w:fldChar w:fldCharType="end"/>
-          </w:r>
-        </w:p>
-        <w:p>
-          <w:pPr>
-            <w:pStyle w:val="TM2"/>
-            <w:rPr>
-              <w:rFonts w:asciiTheme="minorHAnsi" w:eastAsiaTheme="minorEastAsia" w:hAnsiTheme="minorHAnsi" w:cstheme="minorBidi"/>
-              <w:noProof/>
-              <w:color w:val="auto"/>
-              <w:sz w:val="22"/>
-              <w:szCs w:val="22"/>
-              <w:lang w:val="fr-FR"/>
-            </w:rPr>
-          </w:pPr>
-          <w:hyperlink w:anchor="_Toc114143856" w:history="1">
+          <w:hyperlink w:anchor="_Toc241677887" w:history="1">
             <w:r>
               <w:rPr>
                 <w:rStyle w:val="Lienhypertexte"/>
                 <w:noProof/>
               </w:rPr>
-              <w:t>What FYFY is?</w:t>
+              <w:t>FYFY - FamilY For unitY</w:t>
             </w:r>
             <w:r>
               <w:rPr>
@@ -254,7 +136,7 @@
                 <w:noProof/>
                 <w:webHidden/>
               </w:rPr>
-              <w:instrText xml:space="preserve"> PAGEREF _Toc114143856 \h </w:instrText>
+              <w:instrText xml:space="preserve"> PAGEREF _Toc241677887 \h </w:instrText>
             </w:r>
             <w:r>
               <w:rPr>
@@ -292,17 +174,87 @@
               <w:rFonts w:asciiTheme="minorHAnsi" w:eastAsiaTheme="minorEastAsia" w:hAnsiTheme="minorHAnsi" w:cstheme="minorBidi"/>
               <w:noProof/>
               <w:color w:val="auto"/>
-              <w:sz w:val="22"/>
-              <w:szCs w:val="22"/>
+              <w:kern w:val="2"/>
               <w:lang w:val="fr-FR"/>
+              <w14:ligatures w14:val="standardContextual"/>
             </w:rPr>
           </w:pPr>
-          <w:hyperlink w:anchor="_Toc114143857" w:history="1">
+          <w:hyperlink w:anchor="_Toc241677888" w:history="1">
             <w:r>
               <w:rPr>
                 <w:rStyle w:val="Lienhypertexte"/>
                 <w:noProof/>
               </w:rPr>
+              <w:t>What FYFY is?</w:t>
+            </w:r>
+            <w:r>
+              <w:rPr>
+                <w:noProof/>
+                <w:webHidden/>
+              </w:rPr>
+              <w:tab/>
+            </w:r>
+            <w:r>
+              <w:rPr>
+                <w:noProof/>
+                <w:webHidden/>
+              </w:rPr>
+              <w:fldChar w:fldCharType="begin"/>
+            </w:r>
+            <w:r>
+              <w:rPr>
+                <w:noProof/>
+                <w:webHidden/>
+              </w:rPr>
+              <w:instrText xml:space="preserve"> PAGEREF _Toc241677888 \h </w:instrText>
+            </w:r>
+            <w:r>
+              <w:rPr>
+                <w:noProof/>
+                <w:webHidden/>
+              </w:rPr>
+            </w:r>
+            <w:r>
+              <w:rPr>
+                <w:noProof/>
+                <w:webHidden/>
+              </w:rPr>
+              <w:fldChar w:fldCharType="separate"/>
+            </w:r>
+            <w:r>
+              <w:rPr>
+                <w:noProof/>
+                <w:webHidden/>
+              </w:rPr>
+              <w:t>2</w:t>
+            </w:r>
+            <w:r>
+              <w:rPr>
+                <w:noProof/>
+                <w:webHidden/>
+              </w:rPr>
+              <w:fldChar w:fldCharType="end"/>
+            </w:r>
+          </w:hyperlink>
+        </w:p>
+        <w:p>
+          <w:pPr>
+            <w:pStyle w:val="TM2"/>
+            <w:rPr>
+              <w:rFonts w:asciiTheme="minorHAnsi" w:eastAsiaTheme="minorEastAsia" w:hAnsiTheme="minorHAnsi" w:cstheme="minorBidi"/>
+              <w:noProof/>
+              <w:color w:val="auto"/>
+              <w:kern w:val="2"/>
+              <w:lang w:val="fr-FR"/>
+              <w14:ligatures w14:val="standardContextual"/>
+            </w:rPr>
+          </w:pPr>
+          <w:hyperlink w:anchor="_Toc241677889" w:history="1">
+            <w:r>
+              <w:rPr>
+                <w:rStyle w:val="Lienhypertexte"/>
+                <w:noProof/>
+              </w:rPr>
               <w:t>What FYFY is not?</w:t>
             </w:r>
             <w:r>
@@ -324,7 +276,7 @@
                 <w:noProof/>
                 <w:webHidden/>
               </w:rPr>
-              <w:instrText xml:space="preserve"> PAGEREF _Toc114143857 \h </w:instrText>
+              <w:instrText xml:space="preserve"> PAGEREF _Toc241677889 \h </w:instrText>
             </w:r>
             <w:r>
               <w:rPr>
@@ -362,12 +314,12 @@
               <w:rFonts w:asciiTheme="minorHAnsi" w:eastAsiaTheme="minorEastAsia" w:hAnsiTheme="minorHAnsi" w:cstheme="minorBidi"/>
               <w:noProof/>
               <w:color w:val="auto"/>
-              <w:sz w:val="22"/>
-              <w:szCs w:val="22"/>
+              <w:kern w:val="2"/>
               <w:lang w:val="fr-FR"/>
+              <w14:ligatures w14:val="standardContextual"/>
             </w:rPr>
           </w:pPr>
-          <w:hyperlink w:anchor="_Toc114143858" w:history="1">
+          <w:hyperlink w:anchor="_Toc241677890" w:history="1">
             <w:r>
               <w:rPr>
                 <w:rStyle w:val="Lienhypertexte"/>
@@ -394,7 +346,7 @@
                 <w:noProof/>
                 <w:webHidden/>
               </w:rPr>
-              <w:instrText xml:space="preserve"> PAGEREF _Toc114143858 \h </w:instrText>
+              <w:instrText xml:space="preserve"> PAGEREF _Toc241677890 \h </w:instrText>
             </w:r>
             <w:r>
               <w:rPr>
@@ -432,12 +384,12 @@
               <w:rFonts w:asciiTheme="minorHAnsi" w:eastAsiaTheme="minorEastAsia" w:hAnsiTheme="minorHAnsi" w:cstheme="minorBidi"/>
               <w:noProof/>
               <w:color w:val="auto"/>
-              <w:sz w:val="22"/>
-              <w:szCs w:val="22"/>
+              <w:kern w:val="2"/>
               <w:lang w:val="fr-FR"/>
+              <w14:ligatures w14:val="standardContextual"/>
             </w:rPr>
           </w:pPr>
-          <w:hyperlink w:anchor="_Toc114143859" w:history="1">
+          <w:hyperlink w:anchor="_Toc241677891" w:history="1">
             <w:r>
               <w:rPr>
                 <w:rStyle w:val="Lienhypertexte"/>
@@ -464,7 +416,7 @@
                 <w:noProof/>
                 <w:webHidden/>
               </w:rPr>
-              <w:instrText xml:space="preserve"> PAGEREF _Toc114143859 \h </w:instrText>
+              <w:instrText xml:space="preserve"> PAGEREF _Toc241677891 \h </w:instrText>
             </w:r>
             <w:r>
               <w:rPr>
@@ -502,12 +454,12 @@
               <w:rFonts w:asciiTheme="minorHAnsi" w:eastAsiaTheme="minorEastAsia" w:hAnsiTheme="minorHAnsi" w:cstheme="minorBidi"/>
               <w:noProof/>
               <w:color w:val="auto"/>
-              <w:sz w:val="22"/>
-              <w:szCs w:val="22"/>
+              <w:kern w:val="2"/>
               <w:lang w:val="fr-FR"/>
+              <w14:ligatures w14:val="standardContextual"/>
             </w:rPr>
           </w:pPr>
-          <w:hyperlink w:anchor="_Toc114143860" w:history="1">
+          <w:hyperlink w:anchor="_Toc241677892" w:history="1">
             <w:r>
               <w:rPr>
                 <w:rStyle w:val="Lienhypertexte"/>
@@ -534,7 +486,7 @@
                 <w:noProof/>
                 <w:webHidden/>
               </w:rPr>
-              <w:instrText xml:space="preserve"> PAGEREF _Toc114143860 \h </w:instrText>
+              <w:instrText xml:space="preserve"> PAGEREF _Toc241677892 \h </w:instrText>
             </w:r>
             <w:r>
               <w:rPr>
@@ -572,12 +524,12 @@
               <w:rFonts w:asciiTheme="minorHAnsi" w:eastAsiaTheme="minorEastAsia" w:hAnsiTheme="minorHAnsi" w:cstheme="minorBidi"/>
               <w:noProof/>
               <w:color w:val="auto"/>
-              <w:sz w:val="22"/>
-              <w:szCs w:val="22"/>
+              <w:kern w:val="2"/>
               <w:lang w:val="fr-FR"/>
+              <w14:ligatures w14:val="standardContextual"/>
             </w:rPr>
           </w:pPr>
-          <w:hyperlink w:anchor="_Toc114143861" w:history="1">
+          <w:hyperlink w:anchor="_Toc241677893" w:history="1">
             <w:r>
               <w:rPr>
                 <w:rStyle w:val="Lienhypertexte"/>
@@ -604,7 +556,7 @@
                 <w:noProof/>
                 <w:webHidden/>
               </w:rPr>
-              <w:instrText xml:space="preserve"> PAGEREF _Toc114143861 \h </w:instrText>
+              <w:instrText xml:space="preserve"> PAGEREF _Toc241677893 \h </w:instrText>
             </w:r>
             <w:r>
               <w:rPr>
@@ -642,12 +594,12 @@
               <w:rFonts w:asciiTheme="minorHAnsi" w:eastAsiaTheme="minorEastAsia" w:hAnsiTheme="minorHAnsi" w:cstheme="minorBidi"/>
               <w:noProof/>
               <w:color w:val="auto"/>
-              <w:sz w:val="22"/>
-              <w:szCs w:val="22"/>
+              <w:kern w:val="2"/>
               <w:lang w:val="fr-FR"/>
+              <w14:ligatures w14:val="standardContextual"/>
             </w:rPr>
           </w:pPr>
-          <w:hyperlink w:anchor="_Toc114143862" w:history="1">
+          <w:hyperlink w:anchor="_Toc241677894" w:history="1">
             <w:r>
               <w:rPr>
                 <w:rStyle w:val="Lienhypertexte"/>
@@ -674,7 +626,7 @@
                 <w:noProof/>
                 <w:webHidden/>
               </w:rPr>
-              <w:instrText xml:space="preserve"> PAGEREF _Toc114143862 \h </w:instrText>
+              <w:instrText xml:space="preserve"> PAGEREF _Toc241677894 \h </w:instrText>
             </w:r>
             <w:r>
               <w:rPr>
@@ -712,12 +664,12 @@
               <w:rFonts w:asciiTheme="minorHAnsi" w:eastAsiaTheme="minorEastAsia" w:hAnsiTheme="minorHAnsi" w:cstheme="minorBidi"/>
               <w:noProof/>
               <w:color w:val="auto"/>
-              <w:sz w:val="22"/>
-              <w:szCs w:val="22"/>
+              <w:kern w:val="2"/>
               <w:lang w:val="fr-FR"/>
+              <w14:ligatures w14:val="standardContextual"/>
             </w:rPr>
           </w:pPr>
-          <w:hyperlink w:anchor="_Toc114143863" w:history="1">
+          <w:hyperlink w:anchor="_Toc241677895" w:history="1">
             <w:r>
               <w:rPr>
                 <w:rStyle w:val="Lienhypertexte"/>
@@ -744,7 +696,7 @@
                 <w:noProof/>
                 <w:webHidden/>
               </w:rPr>
-              <w:instrText xml:space="preserve"> PAGEREF _Toc114143863 \h </w:instrText>
+              <w:instrText xml:space="preserve"> PAGEREF _Toc241677895 \h </w:instrText>
             </w:r>
             <w:r>
               <w:rPr>
@@ -782,12 +734,12 @@
               <w:rFonts w:asciiTheme="minorHAnsi" w:eastAsiaTheme="minorEastAsia" w:hAnsiTheme="minorHAnsi" w:cstheme="minorBidi"/>
               <w:noProof/>
               <w:color w:val="auto"/>
-              <w:sz w:val="22"/>
-              <w:szCs w:val="22"/>
+              <w:kern w:val="2"/>
               <w:lang w:val="fr-FR"/>
+              <w14:ligatures w14:val="standardContextual"/>
             </w:rPr>
           </w:pPr>
-          <w:hyperlink w:anchor="_Toc114143864" w:history="1">
+          <w:hyperlink w:anchor="_Toc241677896" w:history="1">
             <w:r>
               <w:rPr>
                 <w:rStyle w:val="Lienhypertexte"/>
@@ -814,7 +766,7 @@
                 <w:noProof/>
                 <w:webHidden/>
               </w:rPr>
-              <w:instrText xml:space="preserve"> PAGEREF _Toc114143864 \h </w:instrText>
+              <w:instrText xml:space="preserve"> PAGEREF _Toc241677896 \h </w:instrText>
             </w:r>
             <w:r>
               <w:rPr>
@@ -852,12 +804,12 @@
               <w:rFonts w:asciiTheme="minorHAnsi" w:eastAsiaTheme="minorEastAsia" w:hAnsiTheme="minorHAnsi" w:cstheme="minorBidi"/>
               <w:noProof/>
               <w:color w:val="auto"/>
-              <w:sz w:val="22"/>
-              <w:szCs w:val="22"/>
+              <w:kern w:val="2"/>
               <w:lang w:val="fr-FR"/>
+              <w14:ligatures w14:val="standardContextual"/>
             </w:rPr>
           </w:pPr>
-          <w:hyperlink w:anchor="_Toc114143865" w:history="1">
+          <w:hyperlink w:anchor="_Toc241677897" w:history="1">
             <w:r>
               <w:rPr>
                 <w:rStyle w:val="Lienhypertexte"/>
@@ -884,7 +836,7 @@
                 <w:noProof/>
                 <w:webHidden/>
               </w:rPr>
-              <w:instrText xml:space="preserve"> PAGEREF _Toc114143865 \h </w:instrText>
+              <w:instrText xml:space="preserve"> PAGEREF _Toc241677897 \h </w:instrText>
             </w:r>
             <w:r>
               <w:rPr>
@@ -904,7 +856,7 @@
                 <w:noProof/>
                 <w:webHidden/>
               </w:rPr>
-              <w:t>4</w:t>
+              <w:t>5</w:t>
             </w:r>
             <w:r>
               <w:rPr>
@@ -922,12 +874,12 @@
               <w:rFonts w:asciiTheme="minorHAnsi" w:eastAsiaTheme="minorEastAsia" w:hAnsiTheme="minorHAnsi" w:cstheme="minorBidi"/>
               <w:noProof/>
               <w:color w:val="auto"/>
-              <w:sz w:val="22"/>
-              <w:szCs w:val="22"/>
+              <w:kern w:val="2"/>
               <w:lang w:val="fr-FR"/>
+              <w14:ligatures w14:val="standardContextual"/>
             </w:rPr>
           </w:pPr>
-          <w:hyperlink w:anchor="_Toc114143866" w:history="1">
+          <w:hyperlink w:anchor="_Toc241677898" w:history="1">
             <w:r>
               <w:rPr>
                 <w:rStyle w:val="Lienhypertexte"/>
@@ -954,7 +906,7 @@
                 <w:noProof/>
                 <w:webHidden/>
               </w:rPr>
-              <w:instrText xml:space="preserve"> PAGEREF _Toc114143866 \h </w:instrText>
+              <w:instrText xml:space="preserve"> PAGEREF _Toc241677898 \h </w:instrText>
             </w:r>
             <w:r>
               <w:rPr>
@@ -992,12 +944,12 @@
               <w:rFonts w:asciiTheme="minorHAnsi" w:eastAsiaTheme="minorEastAsia" w:hAnsiTheme="minorHAnsi" w:cstheme="minorBidi"/>
               <w:noProof/>
               <w:color w:val="auto"/>
-              <w:sz w:val="22"/>
-              <w:szCs w:val="22"/>
+              <w:kern w:val="2"/>
               <w:lang w:val="fr-FR"/>
+              <w14:ligatures w14:val="standardContextual"/>
             </w:rPr>
           </w:pPr>
-          <w:hyperlink w:anchor="_Toc114143867" w:history="1">
+          <w:hyperlink w:anchor="_Toc241677899" w:history="1">
             <w:r>
               <w:rPr>
                 <w:rStyle w:val="Lienhypertexte"/>
@@ -1024,7 +976,7 @@
                 <w:noProof/>
                 <w:webHidden/>
               </w:rPr>
-              <w:instrText xml:space="preserve"> PAGEREF _Toc114143867 \h </w:instrText>
+              <w:instrText xml:space="preserve"> PAGEREF _Toc241677899 \h </w:instrText>
             </w:r>
             <w:r>
               <w:rPr>
@@ -1062,12 +1014,12 @@
               <w:rFonts w:asciiTheme="minorHAnsi" w:eastAsiaTheme="minorEastAsia" w:hAnsiTheme="minorHAnsi" w:cstheme="minorBidi"/>
               <w:noProof/>
               <w:color w:val="auto"/>
-              <w:sz w:val="22"/>
-              <w:szCs w:val="22"/>
+              <w:kern w:val="2"/>
               <w:lang w:val="fr-FR"/>
+              <w14:ligatures w14:val="standardContextual"/>
             </w:rPr>
           </w:pPr>
-          <w:hyperlink w:anchor="_Toc114143868" w:history="1">
+          <w:hyperlink w:anchor="_Toc241677900" w:history="1">
             <w:r>
               <w:rPr>
                 <w:rStyle w:val="Lienhypertexte"/>
@@ -1094,7 +1046,7 @@
                 <w:noProof/>
                 <w:webHidden/>
               </w:rPr>
-              <w:instrText xml:space="preserve"> PAGEREF _Toc114143868 \h </w:instrText>
+              <w:instrText xml:space="preserve"> PAGEREF _Toc241677900 \h </w:instrText>
             </w:r>
             <w:r>
               <w:rPr>
@@ -1132,12 +1084,12 @@
               <w:rFonts w:asciiTheme="minorHAnsi" w:eastAsiaTheme="minorEastAsia" w:hAnsiTheme="minorHAnsi" w:cstheme="minorBidi"/>
               <w:noProof/>
               <w:color w:val="auto"/>
-              <w:sz w:val="22"/>
-              <w:szCs w:val="22"/>
+              <w:kern w:val="2"/>
               <w:lang w:val="fr-FR"/>
+              <w14:ligatures w14:val="standardContextual"/>
             </w:rPr>
           </w:pPr>
-          <w:hyperlink w:anchor="_Toc114143869" w:history="1">
+          <w:hyperlink w:anchor="_Toc241677901" w:history="1">
             <w:r>
               <w:rPr>
                 <w:rStyle w:val="Lienhypertexte"/>
@@ -1164,7 +1116,7 @@
                 <w:noProof/>
                 <w:webHidden/>
               </w:rPr>
-              <w:instrText xml:space="preserve"> PAGEREF _Toc114143869 \h </w:instrText>
+              <w:instrText xml:space="preserve"> PAGEREF _Toc241677901 \h </w:instrText>
             </w:r>
             <w:r>
               <w:rPr>
@@ -1202,12 +1154,12 @@
               <w:rFonts w:asciiTheme="minorHAnsi" w:eastAsiaTheme="minorEastAsia" w:hAnsiTheme="minorHAnsi" w:cstheme="minorBidi"/>
               <w:noProof/>
               <w:color w:val="auto"/>
-              <w:sz w:val="22"/>
-              <w:szCs w:val="22"/>
+              <w:kern w:val="2"/>
               <w:lang w:val="fr-FR"/>
+              <w14:ligatures w14:val="standardContextual"/>
             </w:rPr>
           </w:pPr>
-          <w:hyperlink w:anchor="_Toc114143870" w:history="1">
+          <w:hyperlink w:anchor="_Toc241677902" w:history="1">
             <w:r>
               <w:rPr>
                 <w:rStyle w:val="Lienhypertexte"/>
@@ -1234,7 +1186,7 @@
                 <w:noProof/>
                 <w:webHidden/>
               </w:rPr>
-              <w:instrText xml:space="preserve"> PAGEREF _Toc114143870 \h </w:instrText>
+              <w:instrText xml:space="preserve"> PAGEREF _Toc241677902 \h </w:instrText>
             </w:r>
             <w:r>
               <w:rPr>
@@ -1254,7 +1206,7 @@
                 <w:noProof/>
                 <w:webHidden/>
               </w:rPr>
-              <w:t>6</w:t>
+              <w:t>7</w:t>
             </w:r>
             <w:r>
               <w:rPr>
@@ -1272,12 +1224,12 @@
               <w:rFonts w:asciiTheme="minorHAnsi" w:eastAsiaTheme="minorEastAsia" w:hAnsiTheme="minorHAnsi" w:cstheme="minorBidi"/>
               <w:noProof/>
               <w:color w:val="auto"/>
-              <w:sz w:val="22"/>
-              <w:szCs w:val="22"/>
+              <w:kern w:val="2"/>
               <w:lang w:val="fr-FR"/>
+              <w14:ligatures w14:val="standardContextual"/>
             </w:rPr>
           </w:pPr>
-          <w:hyperlink w:anchor="_Toc114143871" w:history="1">
+          <w:hyperlink w:anchor="_Toc241677903" w:history="1">
             <w:r>
               <w:rPr>
                 <w:rStyle w:val="Lienhypertexte"/>
@@ -1304,7 +1256,7 @@
                 <w:noProof/>
                 <w:webHidden/>
               </w:rPr>
-              <w:instrText xml:space="preserve"> PAGEREF _Toc114143871 \h </w:instrText>
+              <w:instrText xml:space="preserve"> PAGEREF _Toc241677903 \h </w:instrText>
             </w:r>
             <w:r>
               <w:rPr>
@@ -1342,12 +1294,12 @@
               <w:rFonts w:asciiTheme="minorHAnsi" w:eastAsiaTheme="minorEastAsia" w:hAnsiTheme="minorHAnsi" w:cstheme="minorBidi"/>
               <w:noProof/>
               <w:color w:val="auto"/>
-              <w:sz w:val="22"/>
-              <w:szCs w:val="22"/>
+              <w:kern w:val="2"/>
               <w:lang w:val="fr-FR"/>
+              <w14:ligatures w14:val="standardContextual"/>
             </w:rPr>
           </w:pPr>
-          <w:hyperlink w:anchor="_Toc114143872" w:history="1">
+          <w:hyperlink w:anchor="_Toc241677904" w:history="1">
             <w:r>
               <w:rPr>
                 <w:rStyle w:val="Lienhypertexte"/>
@@ -1374,7 +1326,7 @@
                 <w:noProof/>
                 <w:webHidden/>
               </w:rPr>
-              <w:instrText xml:space="preserve"> PAGEREF _Toc114143872 \h </w:instrText>
+              <w:instrText xml:space="preserve"> PAGEREF _Toc241677904 \h </w:instrText>
             </w:r>
             <w:r>
               <w:rPr>
@@ -1435,7 +1387,7 @@
       <w:pPr>
         <w:pStyle w:val="Titre1"/>
       </w:pPr>
-      <w:bookmarkStart w:id="1" w:name="_Toc114143855"/>
+      <w:bookmarkStart w:id="0" w:name="_Toc241677887"/>
       <w:r>
         <w:lastRenderedPageBreak/>
         <w:t xml:space="preserve">FYFY - </w:t>
@@ -1446,21 +1398,13 @@
       </w:r>
       <w:proofErr w:type="spellEnd"/>
       <w:r>
-        <w:t xml:space="preserve"> </w:t>
-      </w:r>
-      <w:proofErr w:type="gramStart"/>
-      <w:r>
-        <w:t>For</w:t>
-      </w:r>
-      <w:proofErr w:type="gramEnd"/>
-      <w:r>
-        <w:t xml:space="preserve"> </w:t>
+        <w:t xml:space="preserve"> For </w:t>
       </w:r>
       <w:proofErr w:type="spellStart"/>
       <w:r>
         <w:t>unitY</w:t>
       </w:r>
-      <w:bookmarkEnd w:id="1"/>
+      <w:bookmarkEnd w:id="0"/>
       <w:proofErr w:type="spellEnd"/>
     </w:p>
     <w:p>
@@ -1486,26 +1430,26 @@
       <w:pPr>
         <w:pStyle w:val="Titre2"/>
       </w:pPr>
-      <w:bookmarkStart w:id="2" w:name="_Toc114143856"/>
+      <w:bookmarkStart w:id="1" w:name="_Toc241677888"/>
       <w:r>
         <w:t>What FYFY is?</w:t>
       </w:r>
+      <w:bookmarkEnd w:id="1"/>
+    </w:p>
+    <w:p>
+      <w:r>
+        <w:t>FYFY was designed for teaching purposes to help beginners to understand data-driven simulation and to play with ECS mechanisms. FYFY is focused on the modularity interest of ECS. We try to make it easy to use and well-integrated into the Unity editor.</w:t>
+      </w:r>
+    </w:p>
+    <w:p>
+      <w:pPr>
+        <w:pStyle w:val="Titre2"/>
+      </w:pPr>
+      <w:bookmarkStart w:id="2" w:name="_Toc241677889"/>
+      <w:r>
+        <w:t>What FYFY is not?</w:t>
+      </w:r>
       <w:bookmarkEnd w:id="2"/>
-    </w:p>
-    <w:p>
-      <w:r>
-        <w:t>FYFY was designed for teaching purposes to help beginners to understand data-driven simulation and to play with ECS mechanisms. FYFY is focused on the modularity interest of ECS. We try to make it easy to use and well-integrated into the Unity editor.</w:t>
-      </w:r>
-    </w:p>
-    <w:p>
-      <w:pPr>
-        <w:pStyle w:val="Titre2"/>
-      </w:pPr>
-      <w:bookmarkStart w:id="3" w:name="_Toc114143857"/>
-      <w:r>
-        <w:t>What FYFY is not?</w:t>
-      </w:r>
-      <w:bookmarkEnd w:id="3"/>
     </w:p>
     <w:p>
       <w:r>
@@ -1524,21 +1468,21 @@
       <w:pPr>
         <w:pStyle w:val="Titre1"/>
       </w:pPr>
-      <w:bookmarkStart w:id="4" w:name="_Toc114143858"/>
+      <w:bookmarkStart w:id="3" w:name="_Toc241677890"/>
       <w:r>
         <w:t>Short Introduction to FYFY</w:t>
       </w:r>
+      <w:bookmarkEnd w:id="3"/>
+    </w:p>
+    <w:p>
+      <w:pPr>
+        <w:pStyle w:val="Titre2"/>
+      </w:pPr>
+      <w:bookmarkStart w:id="4" w:name="_Toc241677891"/>
+      <w:r>
+        <w:t>How to add FYFY to your project?</w:t>
+      </w:r>
       <w:bookmarkEnd w:id="4"/>
-    </w:p>
-    <w:p>
-      <w:pPr>
-        <w:pStyle w:val="Titre2"/>
-      </w:pPr>
-      <w:bookmarkStart w:id="5" w:name="_Toc114143859"/>
-      <w:r>
-        <w:t>How to add FYFY to your project?</w:t>
-      </w:r>
-      <w:bookmarkEnd w:id="5"/>
     </w:p>
     <w:p>
       <w:pPr>
@@ -1659,11 +1603,11 @@
       <w:pPr>
         <w:pStyle w:val="Titre2"/>
       </w:pPr>
-      <w:bookmarkStart w:id="6" w:name="_Toc114143860"/>
+      <w:bookmarkStart w:id="5" w:name="_Toc241677892"/>
       <w:r>
         <w:t>What are FYFY entities?</w:t>
       </w:r>
-      <w:bookmarkEnd w:id="6"/>
+      <w:bookmarkEnd w:id="5"/>
     </w:p>
     <w:p>
       <w:r>
@@ -1683,24 +1627,259 @@
       <w:pPr>
         <w:pStyle w:val="Titre2"/>
       </w:pPr>
-      <w:bookmarkStart w:id="7" w:name="_Toc114143861"/>
+      <w:bookmarkStart w:id="6" w:name="_Toc241677893"/>
       <w:r>
         <w:lastRenderedPageBreak/>
         <w:t>What are FYFY components?</w:t>
       </w:r>
+      <w:bookmarkEnd w:id="6"/>
+    </w:p>
+    <w:p>
+      <w:r>
+        <w:t xml:space="preserve">A FYFY component extends </w:t>
+      </w:r>
+      <w:proofErr w:type="spellStart"/>
+      <w:r>
+        <w:t>MonoBehaviour</w:t>
+      </w:r>
+      <w:proofErr w:type="spellEnd"/>
+      <w:r>
+        <w:t xml:space="preserve"> and contains only public data (no functions):</w:t>
+      </w:r>
+    </w:p>
+    <w:p>
+      <w:pPr>
+        <w:pStyle w:val="Code"/>
+      </w:pPr>
+      <w:r>
+        <w:rPr>
+          <w:color w:val="D73A49"/>
+        </w:rPr>
+        <w:t>using</w:t>
+      </w:r>
+      <w:r>
+        <w:t xml:space="preserve"> </w:t>
+      </w:r>
+      <w:proofErr w:type="spellStart"/>
+      <w:r>
+        <w:rPr>
+          <w:color w:val="6F42C1"/>
+        </w:rPr>
+        <w:t>UnityEngine</w:t>
+      </w:r>
+      <w:proofErr w:type="spellEnd"/>
+      <w:r>
+        <w:t>;</w:t>
+      </w:r>
+    </w:p>
+    <w:p>
+      <w:pPr>
+        <w:pStyle w:val="Code"/>
+      </w:pPr>
+    </w:p>
+    <w:p>
+      <w:pPr>
+        <w:pStyle w:val="Code"/>
+      </w:pPr>
+      <w:r>
+        <w:rPr>
+          <w:color w:val="D73A49"/>
+        </w:rPr>
+        <w:t>public</w:t>
+      </w:r>
+      <w:r>
+        <w:t xml:space="preserve"> </w:t>
+      </w:r>
+      <w:r>
+        <w:rPr>
+          <w:color w:val="D73A49"/>
+        </w:rPr>
+        <w:t>class</w:t>
+      </w:r>
+      <w:r>
+        <w:t xml:space="preserve"> </w:t>
+      </w:r>
+      <w:proofErr w:type="spellStart"/>
+      <w:proofErr w:type="gramStart"/>
+      <w:r>
+        <w:rPr>
+          <w:color w:val="6F42C1"/>
+        </w:rPr>
+        <w:t>FYFYComponentExample</w:t>
+      </w:r>
+      <w:proofErr w:type="spellEnd"/>
+      <w:r>
+        <w:t xml:space="preserve"> :</w:t>
+      </w:r>
+      <w:proofErr w:type="gramEnd"/>
+      <w:r>
+        <w:t xml:space="preserve"> </w:t>
+      </w:r>
+      <w:proofErr w:type="spellStart"/>
+      <w:r>
+        <w:rPr>
+          <w:color w:val="6F42C1"/>
+        </w:rPr>
+        <w:t>MonoBehaviour</w:t>
+      </w:r>
+      <w:proofErr w:type="spellEnd"/>
+      <w:r>
+        <w:t xml:space="preserve"> {</w:t>
+      </w:r>
+    </w:p>
+    <w:p>
+      <w:pPr>
+        <w:pStyle w:val="Code"/>
+      </w:pPr>
+      <w:r>
+        <w:t xml:space="preserve">    </w:t>
+      </w:r>
+      <w:r>
+        <w:rPr>
+          <w:color w:val="808080" w:themeColor="background1" w:themeShade="80"/>
+        </w:rPr>
+        <w:t>// Advice: FYFY component aims to contain only public members</w:t>
+      </w:r>
+    </w:p>
+    <w:p>
+      <w:pPr>
+        <w:pStyle w:val="Code"/>
+      </w:pPr>
+      <w:r>
+        <w:t xml:space="preserve">    </w:t>
+      </w:r>
+      <w:r>
+        <w:rPr>
+          <w:color w:val="D73A49"/>
+        </w:rPr>
+        <w:t>public</w:t>
+      </w:r>
+      <w:r>
+        <w:t xml:space="preserve"> </w:t>
+      </w:r>
+      <w:r>
+        <w:rPr>
+          <w:color w:val="D73A49"/>
+        </w:rPr>
+        <w:t>int</w:t>
+      </w:r>
+      <w:r>
+        <w:t xml:space="preserve"> </w:t>
+      </w:r>
+      <w:proofErr w:type="spellStart"/>
+      <w:r>
+        <w:t>firstValue</w:t>
+      </w:r>
+      <w:proofErr w:type="spellEnd"/>
+      <w:r>
+        <w:t>;</w:t>
+      </w:r>
+    </w:p>
+    <w:p>
+      <w:pPr>
+        <w:pStyle w:val="Code"/>
+      </w:pPr>
+      <w:r>
+        <w:t xml:space="preserve">    </w:t>
+      </w:r>
+      <w:r>
+        <w:rPr>
+          <w:color w:val="D73A49"/>
+        </w:rPr>
+        <w:t>public</w:t>
+      </w:r>
+      <w:r>
+        <w:t xml:space="preserve"> </w:t>
+      </w:r>
+      <w:proofErr w:type="spellStart"/>
+      <w:r>
+        <w:rPr>
+          <w:color w:val="6F42C1"/>
+        </w:rPr>
+        <w:t>GameObject</w:t>
+      </w:r>
+      <w:proofErr w:type="spellEnd"/>
+      <w:r>
+        <w:t xml:space="preserve"> </w:t>
+      </w:r>
+      <w:proofErr w:type="spellStart"/>
+      <w:r>
+        <w:t>secondValue</w:t>
+      </w:r>
+      <w:proofErr w:type="spellEnd"/>
+      <w:r>
+        <w:t>;</w:t>
+      </w:r>
+    </w:p>
+    <w:p>
+      <w:pPr>
+        <w:pStyle w:val="Code"/>
+      </w:pPr>
+      <w:r>
+        <w:t xml:space="preserve">    </w:t>
+      </w:r>
+      <w:r>
+        <w:rPr>
+          <w:color w:val="D73A49"/>
+        </w:rPr>
+        <w:t>public</w:t>
+      </w:r>
+      <w:r>
+        <w:t xml:space="preserve"> </w:t>
+      </w:r>
+      <w:r>
+        <w:rPr>
+          <w:color w:val="D73A49"/>
+        </w:rPr>
+        <w:t>string</w:t>
+      </w:r>
+      <w:r>
+        <w:t xml:space="preserve"> </w:t>
+      </w:r>
+      <w:proofErr w:type="spellStart"/>
+      <w:r>
+        <w:t>thirdValue</w:t>
+      </w:r>
+      <w:proofErr w:type="spellEnd"/>
+      <w:r>
+        <w:t>;</w:t>
+      </w:r>
+    </w:p>
+    <w:p>
+      <w:pPr>
+        <w:pStyle w:val="Code"/>
+      </w:pPr>
+      <w:r>
+        <w:t>}</w:t>
+      </w:r>
+    </w:p>
+    <w:p>
+      <w:pPr>
+        <w:pStyle w:val="Titre2"/>
+      </w:pPr>
+      <w:bookmarkStart w:id="7" w:name="_Toc241677894"/>
+      <w:r>
+        <w:t>What are FYFY systems?</w:t>
+      </w:r>
       <w:bookmarkEnd w:id="7"/>
     </w:p>
     <w:p>
       <w:r>
-        <w:t xml:space="preserve">A FYFY component extends </w:t>
-      </w:r>
-      <w:proofErr w:type="spellStart"/>
-      <w:r>
-        <w:t>MonoBehaviour</w:t>
-      </w:r>
-      <w:proofErr w:type="spellEnd"/>
-      <w:r>
-        <w:t xml:space="preserve"> and contains only public data (no functions):</w:t>
+        <w:t xml:space="preserve">A FYFY system </w:t>
+      </w:r>
+      <w:r>
+        <w:t>extends</w:t>
+      </w:r>
+      <w:r>
+        <w:t xml:space="preserve"> </w:t>
+      </w:r>
+      <w:proofErr w:type="spellStart"/>
+      <w:r>
+        <w:t>FSystem</w:t>
+      </w:r>
+      <w:proofErr w:type="spellEnd"/>
+      <w:r>
+        <w:t>:</w:t>
       </w:r>
     </w:p>
     <w:p>
@@ -1732,15 +1911,38 @@
       <w:pPr>
         <w:pStyle w:val="Code"/>
       </w:pPr>
-    </w:p>
-    <w:p>
-      <w:pPr>
-        <w:pStyle w:val="Code"/>
-      </w:pPr>
       <w:r>
         <w:rPr>
           <w:color w:val="D73A49"/>
         </w:rPr>
+        <w:t>using</w:t>
+      </w:r>
+      <w:r>
+        <w:t xml:space="preserve"> </w:t>
+      </w:r>
+      <w:r>
+        <w:rPr>
+          <w:color w:val="6F42C1"/>
+        </w:rPr>
+        <w:t>FYFY</w:t>
+      </w:r>
+      <w:r>
+        <w:t>;</w:t>
+      </w:r>
+    </w:p>
+    <w:p>
+      <w:pPr>
+        <w:pStyle w:val="Code"/>
+      </w:pPr>
+    </w:p>
+    <w:p>
+      <w:pPr>
+        <w:pStyle w:val="Code"/>
+      </w:pPr>
+      <w:r>
+        <w:rPr>
+          <w:color w:val="D73A49"/>
+        </w:rPr>
         <w:t>public</w:t>
       </w:r>
       <w:r>
@@ -1761,7 +1963,7 @@
         <w:rPr>
           <w:color w:val="6F42C1"/>
         </w:rPr>
-        <w:t>FYFYComponentExample</w:t>
+        <w:t>FYFYSystemExemple</w:t>
       </w:r>
       <w:proofErr w:type="spellEnd"/>
       <w:r>
@@ -1776,7 +1978,7 @@
         <w:rPr>
           <w:color w:val="6F42C1"/>
         </w:rPr>
-        <w:t>MonoBehaviour</w:t>
+        <w:t>FSystem</w:t>
       </w:r>
       <w:proofErr w:type="spellEnd"/>
       <w:r>
@@ -1787,15 +1989,48 @@
       <w:pPr>
         <w:pStyle w:val="Code"/>
       </w:pPr>
+    </w:p>
+    <w:p>
+      <w:pPr>
+        <w:pStyle w:val="Code"/>
+      </w:pPr>
       <w:r>
         <w:t xml:space="preserve">    </w:t>
       </w:r>
       <w:r>
         <w:rPr>
-          <w:color w:val="808080" w:themeColor="background1" w:themeShade="80"/>
-        </w:rPr>
-        <w:t>// Advice: FYFY component aims to contain only public members</w:t>
-      </w:r>
+          <w:color w:val="D73A49"/>
+        </w:rPr>
+        <w:t>public</w:t>
+      </w:r>
+      <w:r>
+        <w:rPr>
+          <w:color w:val="D73A49"/>
+        </w:rPr>
+        <w:t xml:space="preserve"> static </w:t>
+      </w:r>
+      <w:proofErr w:type="spellStart"/>
+      <w:r>
+        <w:rPr>
+          <w:color w:val="6F42C1"/>
+        </w:rPr>
+        <w:t>FYFYSystemExemple</w:t>
+      </w:r>
+      <w:proofErr w:type="spellEnd"/>
+      <w:r>
+        <w:rPr>
+          <w:color w:val="6F42C1"/>
+        </w:rPr>
+        <w:t xml:space="preserve"> </w:t>
+      </w:r>
+      <w:r>
+        <w:t>instance;</w:t>
+      </w:r>
+    </w:p>
+    <w:p>
+      <w:pPr>
+        <w:pStyle w:val="Code"/>
+      </w:pPr>
     </w:p>
     <w:p>
       <w:pPr>
@@ -1814,73 +2049,434 @@
         <w:t xml:space="preserve"> </w:t>
       </w:r>
       <w:proofErr w:type="spellStart"/>
+      <w:proofErr w:type="gramStart"/>
+      <w:r>
+        <w:rPr>
+          <w:color w:val="6F42C1"/>
+        </w:rPr>
+        <w:t>FYFYSystemExemple</w:t>
+      </w:r>
+      <w:proofErr w:type="spellEnd"/>
+      <w:r>
+        <w:t>(</w:t>
+      </w:r>
+      <w:proofErr w:type="gramEnd"/>
+      <w:r>
+        <w:t>) {</w:t>
+      </w:r>
+    </w:p>
+    <w:p>
+      <w:pPr>
+        <w:pStyle w:val="Code"/>
+      </w:pPr>
+      <w:r>
+        <w:t xml:space="preserve">        instance = </w:t>
+      </w:r>
       <w:r>
         <w:rPr>
           <w:color w:val="D73A49"/>
         </w:rPr>
+        <w:t>this</w:t>
+      </w:r>
+      <w:r>
+        <w:t>;</w:t>
+      </w:r>
+    </w:p>
+    <w:p>
+      <w:pPr>
+        <w:pStyle w:val="Code"/>
+      </w:pPr>
+      <w:r>
+        <w:t xml:space="preserve">    }</w:t>
+      </w:r>
+    </w:p>
+    <w:p>
+      <w:pPr>
+        <w:pStyle w:val="Code"/>
+      </w:pPr>
+    </w:p>
+    <w:p>
+      <w:pPr>
+        <w:pStyle w:val="Code"/>
+        <w:rPr>
+          <w:color w:val="808080" w:themeColor="background1" w:themeShade="80"/>
+        </w:rPr>
+      </w:pPr>
+      <w:r>
+        <w:t xml:space="preserve">    </w:t>
+      </w:r>
+      <w:r>
+        <w:rPr>
+          <w:color w:val="808080" w:themeColor="background1" w:themeShade="80"/>
+        </w:rPr>
+        <w:t xml:space="preserve">// Use this to </w:t>
+      </w:r>
+      <w:proofErr w:type="spellStart"/>
+      <w:r>
+        <w:rPr>
+          <w:color w:val="808080" w:themeColor="background1" w:themeShade="80"/>
+        </w:rPr>
+        <w:t>init</w:t>
+      </w:r>
+      <w:proofErr w:type="spellEnd"/>
+      <w:r>
+        <w:rPr>
+          <w:color w:val="808080" w:themeColor="background1" w:themeShade="80"/>
+        </w:rPr>
+        <w:t xml:space="preserve"> system before the first </w:t>
+      </w:r>
+      <w:proofErr w:type="spellStart"/>
+      <w:r>
+        <w:rPr>
+          <w:color w:val="808080" w:themeColor="background1" w:themeShade="80"/>
+        </w:rPr>
+        <w:t>onProcess</w:t>
+      </w:r>
+      <w:proofErr w:type="spellEnd"/>
+      <w:r>
+        <w:rPr>
+          <w:color w:val="808080" w:themeColor="background1" w:themeShade="80"/>
+        </w:rPr>
+        <w:t xml:space="preserve"> call</w:t>
+      </w:r>
+    </w:p>
+    <w:p>
+      <w:pPr>
+        <w:pStyle w:val="Code"/>
+      </w:pPr>
+      <w:r>
+        <w:t xml:space="preserve">    </w:t>
+      </w:r>
+      <w:r>
+        <w:rPr>
+          <w:color w:val="D73A49"/>
+        </w:rPr>
+        <w:t>protected override void</w:t>
+      </w:r>
+      <w:r>
+        <w:t xml:space="preserve"> </w:t>
+      </w:r>
+      <w:proofErr w:type="spellStart"/>
+      <w:proofErr w:type="gramStart"/>
+      <w:r>
+        <w:rPr>
+          <w:color w:val="6F42C1"/>
+        </w:rPr>
+        <w:t>onStart</w:t>
+      </w:r>
+      <w:proofErr w:type="spellEnd"/>
+      <w:r>
+        <w:t>(){</w:t>
+      </w:r>
+      <w:proofErr w:type="gramEnd"/>
+    </w:p>
+    <w:p>
+      <w:pPr>
+        <w:pStyle w:val="Code"/>
+      </w:pPr>
+      <w:r>
+        <w:t xml:space="preserve">    }</w:t>
+      </w:r>
+    </w:p>
+    <w:p>
+      <w:pPr>
+        <w:pStyle w:val="Code"/>
+      </w:pPr>
+    </w:p>
+    <w:p>
+      <w:pPr>
+        <w:pStyle w:val="Code"/>
+        <w:rPr>
+          <w:color w:val="808080" w:themeColor="background1" w:themeShade="80"/>
+        </w:rPr>
+      </w:pPr>
+      <w:r>
+        <w:t xml:space="preserve">    </w:t>
+      </w:r>
+      <w:r>
+        <w:rPr>
+          <w:color w:val="808080" w:themeColor="background1" w:themeShade="80"/>
+        </w:rPr>
+        <w:t xml:space="preserve">// Use this to </w:t>
+      </w:r>
+      <w:r>
+        <w:rPr>
+          <w:color w:val="808080" w:themeColor="background1" w:themeShade="80"/>
+        </w:rPr>
+        <w:t>clean your system</w:t>
+      </w:r>
+    </w:p>
+    <w:p>
+      <w:pPr>
+        <w:pStyle w:val="Code"/>
+        <w:rPr>
+          <w:color w:val="6F42C1"/>
+          <w:lang w:val="fr-FR"/>
+        </w:rPr>
+      </w:pPr>
+      <w:r>
+        <w:t xml:space="preserve">    </w:t>
+      </w:r>
+      <w:r>
+        <w:rPr>
+          <w:color w:val="D73A49"/>
+        </w:rPr>
+        <w:t>protected override void</w:t>
+      </w:r>
+      <w:r>
+        <w:t xml:space="preserve"> </w:t>
+      </w:r>
+      <w:proofErr w:type="spellStart"/>
+      <w:proofErr w:type="gramStart"/>
+      <w:r>
+        <w:rPr>
+          <w:color w:val="6F42C1"/>
+          <w:lang w:val="fr-FR"/>
+        </w:rPr>
+        <w:t>onDestroy</w:t>
+      </w:r>
+      <w:proofErr w:type="spellEnd"/>
+      <w:r>
+        <w:t>(){</w:t>
+      </w:r>
+      <w:proofErr w:type="gramEnd"/>
+    </w:p>
+    <w:p>
+      <w:pPr>
+        <w:pStyle w:val="Code"/>
+      </w:pPr>
+      <w:r>
+        <w:t xml:space="preserve">    }</w:t>
+      </w:r>
+    </w:p>
+    <w:p>
+      <w:pPr>
+        <w:pStyle w:val="Code"/>
+      </w:pPr>
+    </w:p>
+    <w:p>
+      <w:pPr>
+        <w:pStyle w:val="Code"/>
+        <w:rPr>
+          <w:color w:val="808080" w:themeColor="background1" w:themeShade="80"/>
+        </w:rPr>
+      </w:pPr>
+      <w:r>
+        <w:t xml:space="preserve">    </w:t>
+      </w:r>
+      <w:r>
+        <w:rPr>
+          <w:color w:val="808080" w:themeColor="background1" w:themeShade="80"/>
+        </w:rPr>
+        <w:t xml:space="preserve">// Use this to update member variables when system pause. </w:t>
+      </w:r>
+    </w:p>
+    <w:p>
+      <w:pPr>
+        <w:pStyle w:val="Code"/>
+      </w:pPr>
+      <w:r>
+        <w:t xml:space="preserve">    </w:t>
+      </w:r>
+      <w:r>
+        <w:rPr>
+          <w:color w:val="D73A49"/>
+        </w:rPr>
+        <w:t>protected</w:t>
+      </w:r>
+      <w:r>
+        <w:t xml:space="preserve"> </w:t>
+      </w:r>
+      <w:r>
+        <w:rPr>
+          <w:color w:val="D73A49"/>
+        </w:rPr>
+        <w:t>override</w:t>
+      </w:r>
+      <w:r>
+        <w:t xml:space="preserve"> </w:t>
+      </w:r>
+      <w:r>
+        <w:rPr>
+          <w:color w:val="D73A49"/>
+        </w:rPr>
+        <w:t>void</w:t>
+      </w:r>
+      <w:r>
+        <w:t xml:space="preserve"> </w:t>
+      </w:r>
+      <w:proofErr w:type="spellStart"/>
+      <w:proofErr w:type="gramStart"/>
+      <w:r>
+        <w:rPr>
+          <w:color w:val="6F42C1"/>
+        </w:rPr>
+        <w:t>onPause</w:t>
+      </w:r>
+      <w:proofErr w:type="spellEnd"/>
+      <w:r>
+        <w:t>(</w:t>
+      </w:r>
+      <w:proofErr w:type="gramEnd"/>
+      <w:r>
+        <w:rPr>
+          <w:color w:val="D73A49"/>
+        </w:rPr>
         <w:t>int</w:t>
       </w:r>
-      <w:proofErr w:type="spellEnd"/>
-      <w:r>
-        <w:t xml:space="preserve"> </w:t>
-      </w:r>
-      <w:proofErr w:type="spellStart"/>
-      <w:r>
-        <w:t>firstValue</w:t>
-      </w:r>
-      <w:proofErr w:type="spellEnd"/>
-      <w:r>
-        <w:t>;</w:t>
-      </w:r>
-    </w:p>
-    <w:p>
-      <w:pPr>
-        <w:pStyle w:val="Code"/>
+      <w:r>
+        <w:t xml:space="preserve"> </w:t>
+      </w:r>
+      <w:proofErr w:type="spellStart"/>
+      <w:proofErr w:type="gramStart"/>
+      <w:r>
+        <w:t>currentFrame</w:t>
+      </w:r>
+      <w:proofErr w:type="spellEnd"/>
+      <w:r>
+        <w:t>) {</w:t>
+      </w:r>
+      <w:proofErr w:type="gramEnd"/>
+    </w:p>
+    <w:p>
+      <w:pPr>
+        <w:pStyle w:val="Code"/>
+      </w:pPr>
+      <w:r>
+        <w:t xml:space="preserve">    }</w:t>
+      </w:r>
+    </w:p>
+    <w:p>
+      <w:pPr>
+        <w:pStyle w:val="Code"/>
+      </w:pPr>
+    </w:p>
+    <w:p>
+      <w:pPr>
+        <w:pStyle w:val="Code"/>
+        <w:rPr>
+          <w:color w:val="808080" w:themeColor="background1" w:themeShade="80"/>
+        </w:rPr>
       </w:pPr>
       <w:r>
         <w:t xml:space="preserve">    </w:t>
       </w:r>
       <w:r>
         <w:rPr>
+          <w:color w:val="808080" w:themeColor="background1" w:themeShade="80"/>
+        </w:rPr>
+        <w:t>// Use this to update member variables when system resume.</w:t>
+      </w:r>
+    </w:p>
+    <w:p>
+      <w:pPr>
+        <w:pStyle w:val="Code"/>
+      </w:pPr>
+      <w:r>
+        <w:t xml:space="preserve">    </w:t>
+      </w:r>
+      <w:r>
+        <w:rPr>
           <w:color w:val="D73A49"/>
         </w:rPr>
-        <w:t>public</w:t>
-      </w:r>
-      <w:r>
-        <w:t xml:space="preserve"> </w:t>
-      </w:r>
-      <w:proofErr w:type="spellStart"/>
-      <w:r>
-        <w:rPr>
-          <w:color w:val="6F42C1"/>
-        </w:rPr>
-        <w:t>GameObject</w:t>
-      </w:r>
-      <w:proofErr w:type="spellEnd"/>
-      <w:r>
-        <w:t xml:space="preserve"> </w:t>
-      </w:r>
-      <w:proofErr w:type="spellStart"/>
-      <w:r>
-        <w:t>secondValue</w:t>
-      </w:r>
-      <w:proofErr w:type="spellEnd"/>
-      <w:r>
-        <w:t>;</w:t>
-      </w:r>
-    </w:p>
-    <w:p>
-      <w:pPr>
-        <w:pStyle w:val="Code"/>
+        <w:t>protected</w:t>
+      </w:r>
+      <w:r>
+        <w:t xml:space="preserve"> </w:t>
+      </w:r>
+      <w:r>
+        <w:rPr>
+          <w:color w:val="D73A49"/>
+        </w:rPr>
+        <w:t>override</w:t>
+      </w:r>
+      <w:r>
+        <w:t xml:space="preserve"> </w:t>
+      </w:r>
+      <w:r>
+        <w:rPr>
+          <w:color w:val="D73A49"/>
+        </w:rPr>
+        <w:t>void</w:t>
+      </w:r>
+      <w:r>
+        <w:t xml:space="preserve"> </w:t>
+      </w:r>
+      <w:proofErr w:type="spellStart"/>
+      <w:proofErr w:type="gramStart"/>
+      <w:r>
+        <w:rPr>
+          <w:color w:val="6F42C1"/>
+        </w:rPr>
+        <w:t>onResume</w:t>
+      </w:r>
+      <w:proofErr w:type="spellEnd"/>
+      <w:r>
+        <w:t>(</w:t>
+      </w:r>
+      <w:proofErr w:type="gramEnd"/>
+      <w:r>
+        <w:rPr>
+          <w:color w:val="D73A49"/>
+        </w:rPr>
+        <w:t>int</w:t>
+      </w:r>
+      <w:r>
+        <w:t xml:space="preserve"> </w:t>
+      </w:r>
+      <w:proofErr w:type="spellStart"/>
+      <w:proofErr w:type="gramStart"/>
+      <w:r>
+        <w:t>currentFrame</w:t>
+      </w:r>
+      <w:proofErr w:type="spellEnd"/>
+      <w:r>
+        <w:t>){</w:t>
+      </w:r>
+      <w:proofErr w:type="gramEnd"/>
+    </w:p>
+    <w:p>
+      <w:pPr>
+        <w:pStyle w:val="Code"/>
+      </w:pPr>
+      <w:r>
+        <w:t xml:space="preserve">    }</w:t>
+      </w:r>
+    </w:p>
+    <w:p>
+      <w:pPr>
+        <w:pStyle w:val="Code"/>
+      </w:pPr>
+    </w:p>
+    <w:p>
+      <w:pPr>
+        <w:pStyle w:val="Code"/>
+        <w:rPr>
+          <w:color w:val="808080" w:themeColor="background1" w:themeShade="80"/>
+        </w:rPr>
       </w:pPr>
       <w:r>
         <w:t xml:space="preserve">    </w:t>
       </w:r>
       <w:r>
         <w:rPr>
+          <w:color w:val="808080" w:themeColor="background1" w:themeShade="80"/>
+        </w:rPr>
+        <w:t>// Use to process your families.</w:t>
+      </w:r>
+    </w:p>
+    <w:p>
+      <w:pPr>
+        <w:pStyle w:val="Code"/>
+      </w:pPr>
+      <w:r>
+        <w:t xml:space="preserve">    </w:t>
+      </w:r>
+      <w:r>
+        <w:rPr>
           <w:color w:val="D73A49"/>
         </w:rPr>
-        <w:t>public</w:t>
+        <w:t>protected</w:t>
       </w:r>
       <w:r>
         <w:t xml:space="preserve"> </w:t>
@@ -1889,18 +2485,57 @@
         <w:rPr>
           <w:color w:val="D73A49"/>
         </w:rPr>
-        <w:t>string</w:t>
-      </w:r>
-      <w:r>
-        <w:t xml:space="preserve"> </w:t>
-      </w:r>
-      <w:proofErr w:type="spellStart"/>
-      <w:r>
-        <w:t>thirdValue</w:t>
-      </w:r>
-      <w:proofErr w:type="spellEnd"/>
-      <w:r>
-        <w:t>;</w:t>
+        <w:t>override</w:t>
+      </w:r>
+      <w:r>
+        <w:t xml:space="preserve"> </w:t>
+      </w:r>
+      <w:r>
+        <w:rPr>
+          <w:color w:val="D73A49"/>
+        </w:rPr>
+        <w:t>void</w:t>
+      </w:r>
+      <w:r>
+        <w:t xml:space="preserve"> </w:t>
+      </w:r>
+      <w:proofErr w:type="spellStart"/>
+      <w:proofErr w:type="gramStart"/>
+      <w:r>
+        <w:rPr>
+          <w:color w:val="6F42C1"/>
+        </w:rPr>
+        <w:t>onProcess</w:t>
+      </w:r>
+      <w:proofErr w:type="spellEnd"/>
+      <w:r>
+        <w:t>(</w:t>
+      </w:r>
+      <w:proofErr w:type="gramEnd"/>
+      <w:r>
+        <w:rPr>
+          <w:color w:val="D73A49"/>
+        </w:rPr>
+        <w:t>int</w:t>
+      </w:r>
+      <w:r>
+        <w:t xml:space="preserve"> </w:t>
+      </w:r>
+      <w:proofErr w:type="spellStart"/>
+      <w:r>
+        <w:t>familiesUpdateCount</w:t>
+      </w:r>
+      <w:proofErr w:type="spellEnd"/>
+      <w:r>
+        <w:t>) {</w:t>
+      </w:r>
+    </w:p>
+    <w:p>
+      <w:pPr>
+        <w:pStyle w:val="Code"/>
+      </w:pPr>
+      <w:r>
+        <w:t xml:space="preserve">    }</w:t>
       </w:r>
     </w:p>
     <w:p>
@@ -1912,634 +2547,8 @@
       </w:r>
     </w:p>
     <w:p>
-      <w:pPr>
-        <w:pStyle w:val="Titre2"/>
-      </w:pPr>
-      <w:bookmarkStart w:id="8" w:name="_Toc114143862"/>
-      <w:r>
-        <w:t>What are FYFY systems?</w:t>
-      </w:r>
-      <w:bookmarkEnd w:id="8"/>
-    </w:p>
-    <w:p>
-      <w:r>
-        <w:t xml:space="preserve">A FYFY system </w:t>
-      </w:r>
-      <w:r>
-        <w:t>extends</w:t>
-      </w:r>
-      <w:r>
-        <w:t xml:space="preserve"> </w:t>
-      </w:r>
-      <w:proofErr w:type="spellStart"/>
-      <w:r>
-        <w:t>FSystem</w:t>
-      </w:r>
-      <w:proofErr w:type="spellEnd"/>
-      <w:r>
-        <w:t>:</w:t>
-      </w:r>
-    </w:p>
-    <w:p>
-      <w:pPr>
-        <w:pStyle w:val="Code"/>
-      </w:pPr>
-      <w:r>
-        <w:rPr>
-          <w:color w:val="D73A49"/>
-        </w:rPr>
-        <w:t>using</w:t>
-      </w:r>
-      <w:r>
-        <w:t xml:space="preserve"> </w:t>
-      </w:r>
-      <w:proofErr w:type="spellStart"/>
-      <w:r>
-        <w:rPr>
-          <w:color w:val="6F42C1"/>
-        </w:rPr>
-        <w:t>UnityEngine</w:t>
-      </w:r>
-      <w:proofErr w:type="spellEnd"/>
-      <w:r>
-        <w:t>;</w:t>
-      </w:r>
-    </w:p>
-    <w:p>
-      <w:pPr>
-        <w:pStyle w:val="Code"/>
-      </w:pPr>
-      <w:r>
-        <w:rPr>
-          <w:color w:val="D73A49"/>
-        </w:rPr>
-        <w:t>using</w:t>
-      </w:r>
-      <w:r>
-        <w:t xml:space="preserve"> </w:t>
-      </w:r>
-      <w:r>
-        <w:rPr>
-          <w:color w:val="6F42C1"/>
-        </w:rPr>
-        <w:t>FYFY</w:t>
-      </w:r>
-      <w:r>
-        <w:t>;</w:t>
-      </w:r>
-    </w:p>
-    <w:p>
-      <w:pPr>
-        <w:pStyle w:val="Code"/>
-      </w:pPr>
-    </w:p>
-    <w:p>
-      <w:pPr>
-        <w:pStyle w:val="Code"/>
-      </w:pPr>
-      <w:r>
-        <w:rPr>
-          <w:color w:val="D73A49"/>
-        </w:rPr>
-        <w:t>public</w:t>
-      </w:r>
-      <w:r>
-        <w:t xml:space="preserve"> </w:t>
-      </w:r>
-      <w:r>
-        <w:rPr>
-          <w:color w:val="D73A49"/>
-        </w:rPr>
-        <w:t>class</w:t>
-      </w:r>
-      <w:r>
-        <w:t xml:space="preserve"> </w:t>
-      </w:r>
-      <w:proofErr w:type="spellStart"/>
-      <w:proofErr w:type="gramStart"/>
-      <w:r>
-        <w:rPr>
-          <w:color w:val="6F42C1"/>
-        </w:rPr>
-        <w:t>FYFYSystemExemple</w:t>
-      </w:r>
-      <w:proofErr w:type="spellEnd"/>
-      <w:r>
-        <w:t xml:space="preserve"> :</w:t>
-      </w:r>
-      <w:proofErr w:type="gramEnd"/>
-      <w:r>
-        <w:t xml:space="preserve"> </w:t>
-      </w:r>
-      <w:proofErr w:type="spellStart"/>
-      <w:r>
-        <w:rPr>
-          <w:color w:val="6F42C1"/>
-        </w:rPr>
-        <w:t>FSystem</w:t>
-      </w:r>
-      <w:proofErr w:type="spellEnd"/>
-      <w:r>
-        <w:t xml:space="preserve"> {</w:t>
-      </w:r>
-    </w:p>
-    <w:p>
-      <w:pPr>
-        <w:pStyle w:val="Code"/>
-      </w:pPr>
-    </w:p>
-    <w:p>
-      <w:pPr>
-        <w:pStyle w:val="Code"/>
-      </w:pPr>
-      <w:r>
-        <w:t xml:space="preserve">    </w:t>
-      </w:r>
-      <w:r>
-        <w:rPr>
-          <w:color w:val="D73A49"/>
-        </w:rPr>
-        <w:t>public</w:t>
-      </w:r>
-      <w:r>
-        <w:rPr>
-          <w:color w:val="D73A49"/>
-        </w:rPr>
-        <w:t xml:space="preserve"> static </w:t>
-      </w:r>
-      <w:proofErr w:type="spellStart"/>
-      <w:r>
-        <w:rPr>
-          <w:color w:val="6F42C1"/>
-        </w:rPr>
-        <w:t>FYFYSystemExemple</w:t>
-      </w:r>
-      <w:proofErr w:type="spellEnd"/>
-      <w:r>
-        <w:rPr>
-          <w:color w:val="6F42C1"/>
-        </w:rPr>
-        <w:t xml:space="preserve"> </w:t>
-      </w:r>
-      <w:r>
-        <w:t>instance;</w:t>
-      </w:r>
-    </w:p>
-    <w:p>
-      <w:pPr>
-        <w:pStyle w:val="Code"/>
-      </w:pPr>
-    </w:p>
-    <w:p>
-      <w:pPr>
-        <w:pStyle w:val="Code"/>
-      </w:pPr>
-      <w:r>
-        <w:t xml:space="preserve">    </w:t>
-      </w:r>
-      <w:r>
-        <w:rPr>
-          <w:color w:val="D73A49"/>
-        </w:rPr>
-        <w:t>public</w:t>
-      </w:r>
-      <w:r>
-        <w:t xml:space="preserve"> </w:t>
-      </w:r>
-      <w:proofErr w:type="spellStart"/>
-      <w:proofErr w:type="gramStart"/>
-      <w:r>
-        <w:rPr>
-          <w:color w:val="6F42C1"/>
-        </w:rPr>
-        <w:t>FYFYSystemExemple</w:t>
-      </w:r>
-      <w:proofErr w:type="spellEnd"/>
-      <w:r>
-        <w:t>(</w:t>
-      </w:r>
-      <w:proofErr w:type="gramEnd"/>
-      <w:r>
-        <w:t>) {</w:t>
-      </w:r>
-    </w:p>
-    <w:p>
-      <w:pPr>
-        <w:pStyle w:val="Code"/>
-      </w:pPr>
-      <w:r>
-        <w:t xml:space="preserve">        instance = </w:t>
-      </w:r>
-      <w:r>
-        <w:rPr>
-          <w:color w:val="D73A49"/>
-        </w:rPr>
-        <w:t>this</w:t>
-      </w:r>
-      <w:r>
-        <w:t>;</w:t>
-      </w:r>
-    </w:p>
-    <w:p>
-      <w:pPr>
-        <w:pStyle w:val="Code"/>
-      </w:pPr>
-      <w:r>
-        <w:t xml:space="preserve">    }</w:t>
-      </w:r>
-    </w:p>
-    <w:p>
-      <w:pPr>
-        <w:pStyle w:val="Code"/>
-      </w:pPr>
-    </w:p>
-    <w:p>
-      <w:pPr>
-        <w:pStyle w:val="Code"/>
-        <w:rPr>
-          <w:color w:val="808080" w:themeColor="background1" w:themeShade="80"/>
-        </w:rPr>
-      </w:pPr>
-      <w:r>
-        <w:t xml:space="preserve">    </w:t>
-      </w:r>
-      <w:r>
-        <w:rPr>
-          <w:color w:val="808080" w:themeColor="background1" w:themeShade="80"/>
-        </w:rPr>
-        <w:t xml:space="preserve">// Use this to </w:t>
-      </w:r>
-      <w:proofErr w:type="spellStart"/>
-      <w:r>
-        <w:rPr>
-          <w:color w:val="808080" w:themeColor="background1" w:themeShade="80"/>
-        </w:rPr>
-        <w:t>init</w:t>
-      </w:r>
-      <w:proofErr w:type="spellEnd"/>
-      <w:r>
-        <w:rPr>
-          <w:color w:val="808080" w:themeColor="background1" w:themeShade="80"/>
-        </w:rPr>
-        <w:t xml:space="preserve"> system before the first </w:t>
-      </w:r>
-      <w:proofErr w:type="spellStart"/>
-      <w:r>
-        <w:rPr>
-          <w:color w:val="808080" w:themeColor="background1" w:themeShade="80"/>
-        </w:rPr>
-        <w:t>onProcess</w:t>
-      </w:r>
-      <w:proofErr w:type="spellEnd"/>
-      <w:r>
-        <w:rPr>
-          <w:color w:val="808080" w:themeColor="background1" w:themeShade="80"/>
-        </w:rPr>
-        <w:t xml:space="preserve"> call</w:t>
-      </w:r>
-    </w:p>
-    <w:p>
-      <w:pPr>
-        <w:pStyle w:val="Code"/>
-      </w:pPr>
-      <w:r>
-        <w:t xml:space="preserve">    </w:t>
-      </w:r>
-      <w:r>
-        <w:rPr>
-          <w:color w:val="D73A49"/>
-        </w:rPr>
-        <w:t>protected override void</w:t>
-      </w:r>
-      <w:r>
-        <w:t xml:space="preserve"> </w:t>
-      </w:r>
-      <w:proofErr w:type="spellStart"/>
-      <w:proofErr w:type="gramStart"/>
-      <w:r>
-        <w:rPr>
-          <w:color w:val="6F42C1"/>
-        </w:rPr>
-        <w:t>onStart</w:t>
-      </w:r>
-      <w:proofErr w:type="spellEnd"/>
-      <w:r>
-        <w:t>(</w:t>
-      </w:r>
-      <w:proofErr w:type="gramEnd"/>
-      <w:r>
-        <w:t>){</w:t>
-      </w:r>
-    </w:p>
-    <w:p>
-      <w:pPr>
-        <w:pStyle w:val="Code"/>
-      </w:pPr>
-      <w:r>
-        <w:t xml:space="preserve">    }</w:t>
-      </w:r>
-    </w:p>
-    <w:p>
-      <w:pPr>
-        <w:pStyle w:val="Code"/>
-      </w:pPr>
-    </w:p>
-    <w:p>
-      <w:pPr>
-        <w:pStyle w:val="Code"/>
-        <w:rPr>
-          <w:color w:val="808080" w:themeColor="background1" w:themeShade="80"/>
-        </w:rPr>
-      </w:pPr>
-      <w:r>
-        <w:t xml:space="preserve">    </w:t>
-      </w:r>
-      <w:r>
-        <w:rPr>
-          <w:color w:val="808080" w:themeColor="background1" w:themeShade="80"/>
-        </w:rPr>
-        <w:t xml:space="preserve">// Use this to update member variables when system pause. </w:t>
-      </w:r>
-    </w:p>
-    <w:p>
-      <w:pPr>
-        <w:pStyle w:val="Code"/>
-      </w:pPr>
-      <w:r>
-        <w:t xml:space="preserve">    </w:t>
-      </w:r>
-      <w:r>
-        <w:rPr>
-          <w:color w:val="D73A49"/>
-        </w:rPr>
-        <w:t>protected</w:t>
-      </w:r>
-      <w:r>
-        <w:t xml:space="preserve"> </w:t>
-      </w:r>
-      <w:r>
-        <w:rPr>
-          <w:color w:val="D73A49"/>
-        </w:rPr>
-        <w:t>override</w:t>
-      </w:r>
-      <w:r>
-        <w:t xml:space="preserve"> </w:t>
-      </w:r>
-      <w:r>
-        <w:rPr>
-          <w:color w:val="D73A49"/>
-        </w:rPr>
-        <w:t>void</w:t>
-      </w:r>
-      <w:r>
-        <w:t xml:space="preserve"> </w:t>
-      </w:r>
-      <w:proofErr w:type="spellStart"/>
-      <w:proofErr w:type="gramStart"/>
-      <w:r>
-        <w:rPr>
-          <w:color w:val="6F42C1"/>
-        </w:rPr>
-        <w:t>onPause</w:t>
-      </w:r>
-      <w:proofErr w:type="spellEnd"/>
-      <w:r>
-        <w:t>(</w:t>
-      </w:r>
-      <w:proofErr w:type="spellStart"/>
-      <w:proofErr w:type="gramEnd"/>
-      <w:r>
-        <w:rPr>
-          <w:color w:val="D73A49"/>
-        </w:rPr>
-        <w:t>int</w:t>
-      </w:r>
-      <w:proofErr w:type="spellEnd"/>
-      <w:r>
-        <w:t xml:space="preserve"> </w:t>
-      </w:r>
-      <w:proofErr w:type="spellStart"/>
-      <w:r>
-        <w:t>currentFrame</w:t>
-      </w:r>
-      <w:proofErr w:type="spellEnd"/>
-      <w:r>
-        <w:t>) {</w:t>
-      </w:r>
-    </w:p>
-    <w:p>
-      <w:pPr>
-        <w:pStyle w:val="Code"/>
-      </w:pPr>
-      <w:r>
-        <w:t xml:space="preserve">    }</w:t>
-      </w:r>
-    </w:p>
-    <w:p>
-      <w:pPr>
-        <w:pStyle w:val="Code"/>
-      </w:pPr>
-    </w:p>
-    <w:p>
-      <w:pPr>
-        <w:pStyle w:val="Code"/>
-        <w:rPr>
-          <w:color w:val="808080" w:themeColor="background1" w:themeShade="80"/>
-        </w:rPr>
-      </w:pPr>
-      <w:r>
-        <w:t xml:space="preserve">    </w:t>
-      </w:r>
-      <w:r>
-        <w:rPr>
-          <w:color w:val="808080" w:themeColor="background1" w:themeShade="80"/>
-        </w:rPr>
-        <w:t>// Use this to update member variables when system resume.</w:t>
-      </w:r>
-    </w:p>
-    <w:p>
-      <w:pPr>
-        <w:pStyle w:val="Code"/>
-      </w:pPr>
-      <w:r>
-        <w:t xml:space="preserve">    </w:t>
-      </w:r>
-      <w:r>
-        <w:rPr>
-          <w:color w:val="D73A49"/>
-        </w:rPr>
-        <w:t>protected</w:t>
-      </w:r>
-      <w:r>
-        <w:t xml:space="preserve"> </w:t>
-      </w:r>
-      <w:r>
-        <w:rPr>
-          <w:color w:val="D73A49"/>
-        </w:rPr>
-        <w:t>override</w:t>
-      </w:r>
-      <w:r>
-        <w:t xml:space="preserve"> </w:t>
-      </w:r>
-      <w:r>
-        <w:rPr>
-          <w:color w:val="D73A49"/>
-        </w:rPr>
-        <w:t>void</w:t>
-      </w:r>
-      <w:r>
-        <w:t xml:space="preserve"> </w:t>
-      </w:r>
-      <w:proofErr w:type="spellStart"/>
-      <w:proofErr w:type="gramStart"/>
-      <w:r>
-        <w:rPr>
-          <w:color w:val="6F42C1"/>
-        </w:rPr>
-        <w:t>onResume</w:t>
-      </w:r>
-      <w:proofErr w:type="spellEnd"/>
-      <w:r>
-        <w:t>(</w:t>
-      </w:r>
-      <w:proofErr w:type="spellStart"/>
-      <w:proofErr w:type="gramEnd"/>
-      <w:r>
-        <w:rPr>
-          <w:color w:val="D73A49"/>
-        </w:rPr>
-        <w:t>int</w:t>
-      </w:r>
-      <w:proofErr w:type="spellEnd"/>
-      <w:r>
-        <w:t xml:space="preserve"> </w:t>
-      </w:r>
-      <w:proofErr w:type="spellStart"/>
-      <w:r>
-        <w:t>currentFrame</w:t>
-      </w:r>
-      <w:proofErr w:type="spellEnd"/>
-      <w:r>
-        <w:t>){</w:t>
-      </w:r>
-    </w:p>
-    <w:p>
-      <w:pPr>
-        <w:pStyle w:val="Code"/>
-      </w:pPr>
-      <w:r>
-        <w:t xml:space="preserve">    }</w:t>
-      </w:r>
-    </w:p>
-    <w:p>
-      <w:pPr>
-        <w:pStyle w:val="Code"/>
-      </w:pPr>
-    </w:p>
-    <w:p>
-      <w:pPr>
-        <w:pStyle w:val="Code"/>
-        <w:rPr>
-          <w:color w:val="808080" w:themeColor="background1" w:themeShade="80"/>
-        </w:rPr>
-      </w:pPr>
-      <w:r>
-        <w:t xml:space="preserve">    </w:t>
-      </w:r>
-      <w:r>
-        <w:rPr>
-          <w:color w:val="808080" w:themeColor="background1" w:themeShade="80"/>
-        </w:rPr>
-        <w:t>// Use to process your families.</w:t>
-      </w:r>
-    </w:p>
-    <w:p>
-      <w:pPr>
-        <w:pStyle w:val="Code"/>
-      </w:pPr>
-      <w:r>
-        <w:t xml:space="preserve">    </w:t>
-      </w:r>
-      <w:r>
-        <w:rPr>
-          <w:color w:val="D73A49"/>
-        </w:rPr>
-        <w:t>protected</w:t>
-      </w:r>
-      <w:r>
-        <w:t xml:space="preserve"> </w:t>
-      </w:r>
-      <w:r>
-        <w:rPr>
-          <w:color w:val="D73A49"/>
-        </w:rPr>
-        <w:t>override</w:t>
-      </w:r>
-      <w:r>
-        <w:t xml:space="preserve"> </w:t>
-      </w:r>
-      <w:r>
-        <w:rPr>
-          <w:color w:val="D73A49"/>
-        </w:rPr>
-        <w:t>void</w:t>
-      </w:r>
-      <w:r>
-        <w:t xml:space="preserve"> </w:t>
-      </w:r>
-      <w:proofErr w:type="spellStart"/>
-      <w:proofErr w:type="gramStart"/>
-      <w:r>
-        <w:rPr>
-          <w:color w:val="6F42C1"/>
-        </w:rPr>
-        <w:t>onProcess</w:t>
-      </w:r>
-      <w:proofErr w:type="spellEnd"/>
-      <w:r>
-        <w:t>(</w:t>
-      </w:r>
-      <w:proofErr w:type="spellStart"/>
-      <w:proofErr w:type="gramEnd"/>
-      <w:r>
-        <w:rPr>
-          <w:color w:val="D73A49"/>
-        </w:rPr>
-        <w:t>int</w:t>
-      </w:r>
-      <w:proofErr w:type="spellEnd"/>
-      <w:r>
-        <w:t xml:space="preserve"> </w:t>
-      </w:r>
-      <w:proofErr w:type="spellStart"/>
-      <w:r>
-        <w:t>familiesUpdateCount</w:t>
-      </w:r>
-      <w:proofErr w:type="spellEnd"/>
-      <w:r>
-        <w:t>) {</w:t>
-      </w:r>
-    </w:p>
-    <w:p>
-      <w:pPr>
-        <w:pStyle w:val="Code"/>
-      </w:pPr>
-      <w:r>
-        <w:t xml:space="preserve">    }</w:t>
-      </w:r>
-    </w:p>
-    <w:p>
-      <w:pPr>
-        <w:pStyle w:val="Code"/>
-      </w:pPr>
-      <w:r>
-        <w:t>}</w:t>
-      </w:r>
-    </w:p>
-    <w:p>
-      <w:r>
+      <w:r>
+        <w:lastRenderedPageBreak/>
         <w:t>A FYFY system uses families to get entities to process on. In the following example, the system builds a family that filters all game objects that contains the </w:t>
       </w:r>
       <w:proofErr w:type="spellStart"/>
@@ -2833,7 +2842,6 @@
       <w:r>
         <w:t>(</w:t>
       </w:r>
-      <w:proofErr w:type="spellStart"/>
       <w:proofErr w:type="gramEnd"/>
       <w:r>
         <w:rPr>
@@ -2841,7 +2849,6 @@
         </w:rPr>
         <w:t>int</w:t>
       </w:r>
-      <w:proofErr w:type="spellEnd"/>
       <w:r>
         <w:t xml:space="preserve"> </w:t>
       </w:r>
@@ -2861,14 +2868,12 @@
       <w:r>
         <w:t xml:space="preserve">        </w:t>
       </w:r>
-      <w:proofErr w:type="spellStart"/>
       <w:r>
         <w:rPr>
           <w:color w:val="D73A49"/>
         </w:rPr>
         <w:t>foreach</w:t>
       </w:r>
-      <w:proofErr w:type="spellEnd"/>
       <w:r>
         <w:t xml:space="preserve"> (</w:t>
       </w:r>
@@ -2943,6 +2948,7 @@
         <w:t>FYFYComponentExample</w:t>
       </w:r>
       <w:proofErr w:type="spellEnd"/>
+      <w:proofErr w:type="gramStart"/>
       <w:r>
         <w:t>&gt;().</w:t>
       </w:r>
@@ -2951,6 +2957,7 @@
         <w:t>firstValue</w:t>
       </w:r>
       <w:proofErr w:type="spellEnd"/>
+      <w:proofErr w:type="gramEnd"/>
       <w:r>
         <w:rPr>
           <w:color w:val="D73A49"/>
@@ -2989,48 +2996,48 @@
       <w:pPr>
         <w:pStyle w:val="Titre2"/>
       </w:pPr>
-      <w:bookmarkStart w:id="9" w:name="_Toc114143863"/>
+      <w:bookmarkStart w:id="8" w:name="_Toc241677895"/>
       <w:r>
         <w:t>What are families?</w:t>
       </w:r>
+      <w:bookmarkEnd w:id="8"/>
+    </w:p>
+    <w:p>
+      <w:r>
+        <w:t xml:space="preserve">Family is the </w:t>
+      </w:r>
+      <w:r>
+        <w:t>mechanism</w:t>
+      </w:r>
+      <w:r>
+        <w:t xml:space="preserve"> that enables systems to access entities (</w:t>
+      </w:r>
+      <w:proofErr w:type="spellStart"/>
+      <w:r>
+        <w:t>GameObjects</w:t>
+      </w:r>
+      <w:proofErr w:type="spellEnd"/>
+      <w:r>
+        <w:t xml:space="preserve">). Families are built by the </w:t>
+      </w:r>
+      <w:proofErr w:type="spellStart"/>
+      <w:r>
+        <w:t>FamilyManager</w:t>
+      </w:r>
+      <w:proofErr w:type="spellEnd"/>
+      <w:r>
+        <w:t xml:space="preserve"> with the help of a set of matchers:</w:t>
+      </w:r>
+    </w:p>
+    <w:p>
+      <w:pPr>
+        <w:pStyle w:val="Titre3"/>
+      </w:pPr>
+      <w:bookmarkStart w:id="9" w:name="_Toc241677896"/>
+      <w:r>
+        <w:t>Matchers on components</w:t>
+      </w:r>
       <w:bookmarkEnd w:id="9"/>
-    </w:p>
-    <w:p>
-      <w:r>
-        <w:t xml:space="preserve">Family is the </w:t>
-      </w:r>
-      <w:r>
-        <w:t>mechanism</w:t>
-      </w:r>
-      <w:r>
-        <w:t xml:space="preserve"> that enables systems to access entities (</w:t>
-      </w:r>
-      <w:proofErr w:type="spellStart"/>
-      <w:r>
-        <w:t>GameObjects</w:t>
-      </w:r>
-      <w:proofErr w:type="spellEnd"/>
-      <w:r>
-        <w:t xml:space="preserve">). Families are built by the </w:t>
-      </w:r>
-      <w:proofErr w:type="spellStart"/>
-      <w:r>
-        <w:t>FamilyManager</w:t>
-      </w:r>
-      <w:proofErr w:type="spellEnd"/>
-      <w:r>
-        <w:t xml:space="preserve"> with the help of a set of matchers:</w:t>
-      </w:r>
-    </w:p>
-    <w:p>
-      <w:pPr>
-        <w:pStyle w:val="Titre3"/>
-      </w:pPr>
-      <w:bookmarkStart w:id="10" w:name="_Toc114143864"/>
-      <w:r>
-        <w:t>Matchers on components</w:t>
-      </w:r>
-      <w:bookmarkEnd w:id="10"/>
     </w:p>
     <w:p>
       <w:pPr>
@@ -3564,11 +3571,12 @@
       <w:pPr>
         <w:pStyle w:val="Titre3"/>
       </w:pPr>
-      <w:bookmarkStart w:id="11" w:name="_Toc114143865"/>
-      <w:r>
+      <w:bookmarkStart w:id="10" w:name="_Toc241677897"/>
+      <w:r>
+        <w:lastRenderedPageBreak/>
         <w:t>Matchers on layers</w:t>
       </w:r>
-      <w:bookmarkEnd w:id="11"/>
+      <w:bookmarkEnd w:id="10"/>
     </w:p>
     <w:p>
       <w:pPr>
@@ -3631,7 +3639,6 @@
         <w:rPr>
           <w:color w:val="6F42C1"/>
         </w:rPr>
-        <w:lastRenderedPageBreak/>
         <w:t>Family</w:t>
       </w:r>
       <w:r>
@@ -3869,11 +3876,11 @@
       <w:pPr>
         <w:pStyle w:val="Titre3"/>
       </w:pPr>
-      <w:bookmarkStart w:id="12" w:name="_Toc114143866"/>
+      <w:bookmarkStart w:id="11" w:name="_Toc241677898"/>
       <w:r>
         <w:t>Matchers on tags</w:t>
       </w:r>
-      <w:bookmarkEnd w:id="12"/>
+      <w:bookmarkEnd w:id="11"/>
     </w:p>
     <w:p>
       <w:pPr>
@@ -4211,11 +4218,11 @@
       <w:pPr>
         <w:pStyle w:val="Titre3"/>
       </w:pPr>
-      <w:bookmarkStart w:id="13" w:name="_Toc114143867"/>
+      <w:bookmarkStart w:id="12" w:name="_Toc241677899"/>
       <w:r>
         <w:t>Matchers on properties</w:t>
       </w:r>
-      <w:bookmarkEnd w:id="13"/>
+      <w:bookmarkEnd w:id="12"/>
     </w:p>
     <w:p>
       <w:r>
@@ -4362,9 +4369,12 @@
         <w:t>(</w:t>
       </w:r>
       <w:proofErr w:type="spellStart"/>
+      <w:r>
+        <w:t>PropertyMatcher.PROPERTY.ACTIVE</w:t>
+      </w:r>
       <w:proofErr w:type="gramEnd"/>
       <w:r>
-        <w:t>PropertyMatcher.PROPERTY.ACTIVE_IN_HIERARCHY</w:t>
+        <w:t>_IN_HIERARCHY</w:t>
       </w:r>
       <w:proofErr w:type="spellEnd"/>
       <w:r>
@@ -4448,6 +4458,7 @@
         <w:rPr>
           <w:color w:val="6F42C1"/>
         </w:rPr>
+        <w:lastRenderedPageBreak/>
         <w:t>Family</w:t>
       </w:r>
       <w:r>
@@ -4506,9 +4517,12 @@
         <w:t>(</w:t>
       </w:r>
       <w:proofErr w:type="spellStart"/>
+      <w:r>
+        <w:t>PropertyMatcher.PROPERTY.ACTIVE</w:t>
+      </w:r>
       <w:proofErr w:type="gramEnd"/>
       <w:r>
-        <w:t>PropertyMatcher.PROPERTY.ACTIVE_IN_HIERARCHY</w:t>
+        <w:t>_IN_HIERARCHY</w:t>
       </w:r>
       <w:proofErr w:type="spellEnd"/>
       <w:r>
@@ -4567,844 +4581,847 @@
         <w:rPr>
           <w:color w:val="808080" w:themeColor="background1" w:themeShade="80"/>
         </w:rPr>
+        <w:t xml:space="preserve">// Define a family that selects all </w:t>
+      </w:r>
+      <w:proofErr w:type="spellStart"/>
+      <w:r>
+        <w:rPr>
+          <w:color w:val="808080" w:themeColor="background1" w:themeShade="80"/>
+        </w:rPr>
+        <w:t>GameObjects</w:t>
+      </w:r>
+      <w:proofErr w:type="spellEnd"/>
+      <w:r>
+        <w:rPr>
+          <w:color w:val="808080" w:themeColor="background1" w:themeShade="80"/>
+        </w:rPr>
+        <w:t xml:space="preserve"> that are not active in hierarchy and has not a parent</w:t>
+      </w:r>
+    </w:p>
+    <w:p>
+      <w:pPr>
+        <w:pStyle w:val="Code"/>
+      </w:pPr>
+      <w:r>
+        <w:rPr>
+          <w:color w:val="6F42C1"/>
+        </w:rPr>
+        <w:t>Family</w:t>
+      </w:r>
+      <w:r>
+        <w:t xml:space="preserve"> </w:t>
+      </w:r>
+      <w:proofErr w:type="spellStart"/>
+      <w:r>
+        <w:t>myFamily</w:t>
+      </w:r>
+      <w:proofErr w:type="spellEnd"/>
+      <w:r>
+        <w:t xml:space="preserve"> </w:t>
+      </w:r>
+      <w:r>
+        <w:rPr>
+          <w:color w:val="D73A49"/>
+        </w:rPr>
+        <w:t>=</w:t>
+      </w:r>
+      <w:r>
+        <w:t xml:space="preserve"> </w:t>
+      </w:r>
+      <w:proofErr w:type="spellStart"/>
+      <w:r>
+        <w:t>FamilyManager.</w:t>
+      </w:r>
+      <w:r>
+        <w:rPr>
+          <w:color w:val="6F42C1"/>
+        </w:rPr>
+        <w:t>getFamily</w:t>
+      </w:r>
+      <w:proofErr w:type="spellEnd"/>
+      <w:r>
+        <w:t>(</w:t>
+      </w:r>
+      <w:r>
+        <w:rPr>
+          <w:color w:val="D73A49"/>
+        </w:rPr>
+        <w:t>new</w:t>
+      </w:r>
+      <w:r>
+        <w:t xml:space="preserve"> </w:t>
+      </w:r>
+      <w:proofErr w:type="spellStart"/>
+      <w:proofErr w:type="gramStart"/>
+      <w:r>
+        <w:rPr>
+          <w:color w:val="6F42C1"/>
+        </w:rPr>
+        <w:t>NoneOfProperties</w:t>
+      </w:r>
+      <w:proofErr w:type="spellEnd"/>
+      <w:r>
+        <w:t>(</w:t>
+      </w:r>
+      <w:proofErr w:type="spellStart"/>
+      <w:r>
+        <w:t>PropertyMatcher.PROPERTY.ACTIVE</w:t>
+      </w:r>
+      <w:proofErr w:type="gramEnd"/>
+      <w:r>
+        <w:t>_IN_HIERARCHY</w:t>
+      </w:r>
+      <w:proofErr w:type="spellEnd"/>
+      <w:r>
+        <w:t>,</w:t>
+      </w:r>
+    </w:p>
+    <w:p>
+      <w:pPr>
+        <w:pStyle w:val="Code"/>
+      </w:pPr>
+      <w:r>
+        <w:t xml:space="preserve">                      </w:t>
+      </w:r>
+      <w:proofErr w:type="spellStart"/>
+      <w:r>
+        <w:t>PropertyMatcher.PROPERTY.HAS_PARENT</w:t>
+      </w:r>
+      <w:proofErr w:type="spellEnd"/>
+      <w:r>
+        <w:t>));</w:t>
+      </w:r>
+    </w:p>
+    <w:p/>
+    <w:p>
+      <w:pPr>
+        <w:pStyle w:val="Titre3"/>
+      </w:pPr>
+      <w:bookmarkStart w:id="13" w:name="_Toc241677900"/>
+      <w:r>
+        <w:t>Matchers combination</w:t>
+      </w:r>
+      <w:bookmarkEnd w:id="13"/>
+    </w:p>
+    <w:p>
+      <w:r>
+        <w:t>It is possible to combine matcher to build the system approp</w:t>
+      </w:r>
+      <w:r>
+        <w:t>r</w:t>
+      </w:r>
+      <w:r>
+        <w:t xml:space="preserve">iate filter. For </w:t>
+      </w:r>
+      <w:r>
+        <w:t>instance,</w:t>
+      </w:r>
+      <w:r>
+        <w:t xml:space="preserve"> following family will contain all </w:t>
+      </w:r>
+      <w:proofErr w:type="spellStart"/>
+      <w:r>
+        <w:t>GameObjects</w:t>
+      </w:r>
+      <w:proofErr w:type="spellEnd"/>
+      <w:r>
+        <w:t xml:space="preserve"> active in hierarchy with components Move and </w:t>
+      </w:r>
+      <w:proofErr w:type="spellStart"/>
+      <w:r>
+        <w:t>RandomTarget</w:t>
+      </w:r>
+      <w:proofErr w:type="spellEnd"/>
+      <w:r>
+        <w:t xml:space="preserve"> and not Velocity, and part of layer 3 or 7</w:t>
+      </w:r>
+    </w:p>
+    <w:p>
+      <w:pPr>
+        <w:pStyle w:val="Code"/>
+      </w:pPr>
+      <w:r>
+        <w:rPr>
+          <w:color w:val="6F42C1"/>
+        </w:rPr>
+        <w:t>Family</w:t>
+      </w:r>
+      <w:r>
+        <w:t xml:space="preserve"> </w:t>
+      </w:r>
+      <w:proofErr w:type="spellStart"/>
+      <w:r>
+        <w:t>myFamily</w:t>
+      </w:r>
+      <w:proofErr w:type="spellEnd"/>
+      <w:r>
+        <w:t xml:space="preserve"> </w:t>
+      </w:r>
+      <w:r>
+        <w:rPr>
+          <w:color w:val="D73A49"/>
+        </w:rPr>
+        <w:t>=</w:t>
+      </w:r>
+      <w:r>
+        <w:t xml:space="preserve"> </w:t>
+      </w:r>
+      <w:proofErr w:type="spellStart"/>
+      <w:r>
+        <w:t>FamilyManager.</w:t>
+      </w:r>
+      <w:r>
+        <w:rPr>
+          <w:color w:val="6F42C1"/>
+        </w:rPr>
+        <w:t>getFamily</w:t>
+      </w:r>
+      <w:proofErr w:type="spellEnd"/>
+      <w:r>
+        <w:t>(</w:t>
+      </w:r>
+    </w:p>
+    <w:p>
+      <w:pPr>
+        <w:pStyle w:val="Code"/>
+      </w:pPr>
+      <w:r>
+        <w:t xml:space="preserve">    </w:t>
+      </w:r>
+      <w:r>
+        <w:rPr>
+          <w:color w:val="D73A49"/>
+        </w:rPr>
+        <w:t>new</w:t>
+      </w:r>
+      <w:r>
+        <w:t xml:space="preserve"> </w:t>
+      </w:r>
+      <w:proofErr w:type="spellStart"/>
+      <w:proofErr w:type="gramStart"/>
+      <w:r>
+        <w:rPr>
+          <w:color w:val="6F42C1"/>
+        </w:rPr>
+        <w:t>AllOfProperties</w:t>
+      </w:r>
+      <w:proofErr w:type="spellEnd"/>
+      <w:r>
+        <w:t>(</w:t>
+      </w:r>
+      <w:proofErr w:type="spellStart"/>
+      <w:r>
+        <w:t>PropertyMatcher.PROPERTY.ACTIVE</w:t>
+      </w:r>
+      <w:proofErr w:type="gramEnd"/>
+      <w:r>
+        <w:t>_IN_HIERARCHY</w:t>
+      </w:r>
+      <w:proofErr w:type="spellEnd"/>
+      <w:r>
+        <w:t>),</w:t>
+      </w:r>
+    </w:p>
+    <w:p>
+      <w:pPr>
+        <w:pStyle w:val="Code"/>
+      </w:pPr>
+      <w:r>
+        <w:t xml:space="preserve">    </w:t>
+      </w:r>
+      <w:r>
+        <w:rPr>
+          <w:color w:val="D73A49"/>
+        </w:rPr>
+        <w:t>new</w:t>
+      </w:r>
+      <w:r>
+        <w:t xml:space="preserve"> </w:t>
+      </w:r>
+      <w:proofErr w:type="spellStart"/>
+      <w:r>
+        <w:rPr>
+          <w:color w:val="6F42C1"/>
+        </w:rPr>
+        <w:t>AllOfComponents</w:t>
+      </w:r>
+      <w:proofErr w:type="spellEnd"/>
+      <w:r>
+        <w:t>(</w:t>
+      </w:r>
+      <w:proofErr w:type="spellStart"/>
+      <w:r>
+        <w:rPr>
+          <w:color w:val="D73A49"/>
+        </w:rPr>
+        <w:t>typeof</w:t>
+      </w:r>
+      <w:proofErr w:type="spellEnd"/>
+      <w:r>
+        <w:t>(</w:t>
+      </w:r>
+      <w:r>
+        <w:rPr>
+          <w:color w:val="6F42C1"/>
+        </w:rPr>
+        <w:t>Move</w:t>
+      </w:r>
+      <w:r>
+        <w:t xml:space="preserve">), </w:t>
+      </w:r>
+      <w:proofErr w:type="spellStart"/>
+      <w:r>
+        <w:rPr>
+          <w:color w:val="D73A49"/>
+        </w:rPr>
+        <w:t>typeof</w:t>
+      </w:r>
+      <w:proofErr w:type="spellEnd"/>
+      <w:r>
+        <w:t>(</w:t>
+      </w:r>
+      <w:proofErr w:type="spellStart"/>
+      <w:r>
+        <w:rPr>
+          <w:color w:val="6F42C1"/>
+        </w:rPr>
+        <w:t>RandomTarget</w:t>
+      </w:r>
+      <w:proofErr w:type="spellEnd"/>
+      <w:r>
+        <w:t>)),</w:t>
+      </w:r>
+    </w:p>
+    <w:p>
+      <w:pPr>
+        <w:pStyle w:val="Code"/>
+      </w:pPr>
+      <w:r>
+        <w:t xml:space="preserve">    </w:t>
+      </w:r>
+      <w:r>
+        <w:rPr>
+          <w:color w:val="D73A49"/>
+        </w:rPr>
+        <w:t>new</w:t>
+      </w:r>
+      <w:r>
+        <w:t xml:space="preserve"> </w:t>
+      </w:r>
+      <w:proofErr w:type="spellStart"/>
+      <w:r>
+        <w:rPr>
+          <w:color w:val="6F42C1"/>
+        </w:rPr>
+        <w:t>NoneOfComponents</w:t>
+      </w:r>
+      <w:proofErr w:type="spellEnd"/>
+      <w:r>
+        <w:t>(</w:t>
+      </w:r>
+      <w:proofErr w:type="spellStart"/>
+      <w:r>
+        <w:rPr>
+          <w:color w:val="D73A49"/>
+        </w:rPr>
+        <w:t>typeof</w:t>
+      </w:r>
+      <w:proofErr w:type="spellEnd"/>
+      <w:r>
+        <w:t>(</w:t>
+      </w:r>
+      <w:r>
+        <w:rPr>
+          <w:color w:val="6F42C1"/>
+        </w:rPr>
+        <w:t>Velocity</w:t>
+      </w:r>
+      <w:r>
+        <w:t>)),</w:t>
+      </w:r>
+    </w:p>
+    <w:p>
+      <w:pPr>
+        <w:pStyle w:val="Code"/>
+      </w:pPr>
+      <w:r>
+        <w:t xml:space="preserve">    </w:t>
+      </w:r>
+      <w:r>
+        <w:rPr>
+          <w:color w:val="D73A49"/>
+        </w:rPr>
+        <w:t>new</w:t>
+      </w:r>
+      <w:r>
+        <w:t xml:space="preserve"> </w:t>
+      </w:r>
+      <w:proofErr w:type="spellStart"/>
+      <w:proofErr w:type="gramStart"/>
+      <w:r>
+        <w:rPr>
+          <w:color w:val="6F42C1"/>
+        </w:rPr>
+        <w:t>AnyOfLayers</w:t>
+      </w:r>
+      <w:proofErr w:type="spellEnd"/>
+      <w:r>
+        <w:t>(</w:t>
+      </w:r>
+      <w:proofErr w:type="gramEnd"/>
+      <w:r>
+        <w:rPr>
+          <w:color w:val="005CC5"/>
+        </w:rPr>
+        <w:t>3</w:t>
+      </w:r>
+      <w:r>
+        <w:t xml:space="preserve">, </w:t>
+      </w:r>
+      <w:r>
+        <w:rPr>
+          <w:color w:val="005CC5"/>
+        </w:rPr>
+        <w:t>7</w:t>
+      </w:r>
+      <w:r>
+        <w:t>));</w:t>
+      </w:r>
+    </w:p>
+    <w:p>
+      <w:pPr>
+        <w:pStyle w:val="Titre3"/>
+      </w:pPr>
+      <w:bookmarkStart w:id="14" w:name="_Toc241677901"/>
+      <w:r>
+        <w:t>Family listeners</w:t>
+      </w:r>
+      <w:bookmarkEnd w:id="14"/>
+    </w:p>
+    <w:p>
+      <w:r>
+        <w:t xml:space="preserve">Because game simulation is dynamic some </w:t>
+      </w:r>
+      <w:proofErr w:type="spellStart"/>
+      <w:r>
+        <w:t>GameObjects</w:t>
+      </w:r>
+      <w:proofErr w:type="spellEnd"/>
+      <w:r>
+        <w:t xml:space="preserve"> enters and leaves families at runtime. You can define listener on families to catch these events.</w:t>
+      </w:r>
+    </w:p>
+    <w:p>
+      <w:pPr>
+        <w:pStyle w:val="Code"/>
+        <w:rPr>
+          <w:color w:val="808080" w:themeColor="background1" w:themeShade="80"/>
+        </w:rPr>
+      </w:pPr>
+      <w:r>
+        <w:rPr>
+          <w:color w:val="808080" w:themeColor="background1" w:themeShade="80"/>
+        </w:rPr>
+        <w:t>// Family definition</w:t>
+      </w:r>
+    </w:p>
+    <w:p>
+      <w:pPr>
+        <w:pStyle w:val="Code"/>
+      </w:pPr>
+      <w:r>
+        <w:rPr>
+          <w:color w:val="6F42C1"/>
+        </w:rPr>
+        <w:t>Family</w:t>
+      </w:r>
+      <w:r>
+        <w:t xml:space="preserve"> </w:t>
+      </w:r>
+      <w:proofErr w:type="spellStart"/>
+      <w:r>
+        <w:t>myFamily</w:t>
+      </w:r>
+      <w:proofErr w:type="spellEnd"/>
+      <w:r>
+        <w:t xml:space="preserve"> </w:t>
+      </w:r>
+      <w:r>
+        <w:rPr>
+          <w:color w:val="D73A49"/>
+        </w:rPr>
+        <w:t>=</w:t>
+      </w:r>
+      <w:r>
+        <w:t xml:space="preserve"> </w:t>
+      </w:r>
+      <w:proofErr w:type="spellStart"/>
+      <w:r>
+        <w:t>FamilyManager.</w:t>
+      </w:r>
+      <w:r>
+        <w:rPr>
+          <w:color w:val="6F42C1"/>
+        </w:rPr>
+        <w:t>getFamily</w:t>
+      </w:r>
+      <w:proofErr w:type="spellEnd"/>
+      <w:r>
+        <w:t xml:space="preserve"> (...);</w:t>
+      </w:r>
+    </w:p>
+    <w:p>
+      <w:pPr>
+        <w:pStyle w:val="Code"/>
+      </w:pPr>
+    </w:p>
+    <w:p>
+      <w:pPr>
+        <w:pStyle w:val="Code"/>
+        <w:rPr>
+          <w:color w:val="808080" w:themeColor="background1" w:themeShade="80"/>
+        </w:rPr>
+      </w:pPr>
+      <w:r>
+        <w:rPr>
+          <w:color w:val="808080" w:themeColor="background1" w:themeShade="80"/>
+        </w:rPr>
+        <w:t xml:space="preserve">// Use this to </w:t>
+      </w:r>
+      <w:proofErr w:type="spellStart"/>
+      <w:r>
+        <w:rPr>
+          <w:color w:val="808080" w:themeColor="background1" w:themeShade="80"/>
+        </w:rPr>
+        <w:t>init</w:t>
+      </w:r>
+      <w:proofErr w:type="spellEnd"/>
+      <w:r>
+        <w:rPr>
+          <w:color w:val="808080" w:themeColor="background1" w:themeShade="80"/>
+        </w:rPr>
+        <w:t xml:space="preserve"> system before the first </w:t>
+      </w:r>
+      <w:proofErr w:type="spellStart"/>
+      <w:r>
+        <w:rPr>
+          <w:color w:val="808080" w:themeColor="background1" w:themeShade="80"/>
+        </w:rPr>
+        <w:t>onProcess</w:t>
+      </w:r>
+      <w:proofErr w:type="spellEnd"/>
+      <w:r>
+        <w:rPr>
+          <w:color w:val="808080" w:themeColor="background1" w:themeShade="80"/>
+        </w:rPr>
+        <w:t xml:space="preserve"> call</w:t>
+      </w:r>
+    </w:p>
+    <w:p>
+      <w:pPr>
+        <w:pStyle w:val="Code"/>
+      </w:pPr>
+      <w:r>
+        <w:rPr>
+          <w:color w:val="D73A49"/>
+        </w:rPr>
+        <w:t>protected override void</w:t>
+      </w:r>
+      <w:r>
+        <w:t xml:space="preserve"> </w:t>
+      </w:r>
+      <w:proofErr w:type="spellStart"/>
+      <w:proofErr w:type="gramStart"/>
+      <w:r>
+        <w:rPr>
+          <w:color w:val="6F42C1"/>
+        </w:rPr>
+        <w:t>onStart</w:t>
+      </w:r>
+      <w:proofErr w:type="spellEnd"/>
+      <w:r>
+        <w:t>(){</w:t>
+      </w:r>
+      <w:proofErr w:type="gramEnd"/>
+    </w:p>
+    <w:p>
+      <w:pPr>
+        <w:pStyle w:val="Code"/>
+        <w:rPr>
+          <w:color w:val="808080" w:themeColor="background1" w:themeShade="80"/>
+        </w:rPr>
+      </w:pPr>
+      <w:r>
+        <w:rPr>
+          <w:color w:val="808080" w:themeColor="background1" w:themeShade="80"/>
+        </w:rPr>
+        <w:t xml:space="preserve">    </w:t>
+      </w:r>
+      <w:r>
+        <w:rPr>
+          <w:color w:val="808080" w:themeColor="background1" w:themeShade="80"/>
+        </w:rPr>
+        <w:t xml:space="preserve">// Add listener to call back when a </w:t>
+      </w:r>
+      <w:proofErr w:type="spellStart"/>
+      <w:r>
+        <w:rPr>
+          <w:color w:val="808080" w:themeColor="background1" w:themeShade="80"/>
+        </w:rPr>
+        <w:t>GameObject</w:t>
+      </w:r>
+      <w:proofErr w:type="spellEnd"/>
+      <w:r>
+        <w:rPr>
+          <w:color w:val="808080" w:themeColor="background1" w:themeShade="80"/>
+        </w:rPr>
+        <w:t xml:space="preserve"> enters into this family</w:t>
+      </w:r>
+    </w:p>
+    <w:p>
+      <w:pPr>
+        <w:pStyle w:val="Code"/>
+      </w:pPr>
+      <w:r>
+        <w:t xml:space="preserve">    </w:t>
+      </w:r>
+      <w:proofErr w:type="spellStart"/>
+      <w:r>
+        <w:t>myFamily.</w:t>
+      </w:r>
+      <w:r>
+        <w:rPr>
+          <w:color w:val="6F42C1"/>
+        </w:rPr>
+        <w:t>addEntryCallback</w:t>
+      </w:r>
+      <w:proofErr w:type="spellEnd"/>
+      <w:r>
+        <w:t xml:space="preserve"> (</w:t>
+      </w:r>
+      <w:proofErr w:type="spellStart"/>
+      <w:r>
+        <w:t>onGameObjectEnter</w:t>
+      </w:r>
+      <w:proofErr w:type="spellEnd"/>
+      <w:r>
+        <w:t>);</w:t>
+      </w:r>
+    </w:p>
+    <w:p>
+      <w:pPr>
+        <w:pStyle w:val="Code"/>
+        <w:rPr>
+          <w:color w:val="808080" w:themeColor="background1" w:themeShade="80"/>
+        </w:rPr>
+      </w:pPr>
+      <w:r>
+        <w:rPr>
+          <w:color w:val="808080" w:themeColor="background1" w:themeShade="80"/>
+        </w:rPr>
+        <w:t xml:space="preserve">    </w:t>
+      </w:r>
+      <w:r>
+        <w:rPr>
+          <w:color w:val="808080" w:themeColor="background1" w:themeShade="80"/>
+        </w:rPr>
+        <w:t xml:space="preserve">// Add listener to call back when a </w:t>
+      </w:r>
+      <w:proofErr w:type="spellStart"/>
+      <w:r>
+        <w:rPr>
+          <w:color w:val="808080" w:themeColor="background1" w:themeShade="80"/>
+        </w:rPr>
+        <w:t>GameObject</w:t>
+      </w:r>
+      <w:proofErr w:type="spellEnd"/>
+      <w:r>
+        <w:rPr>
+          <w:color w:val="808080" w:themeColor="background1" w:themeShade="80"/>
+        </w:rPr>
+        <w:t xml:space="preserve"> leaves this family</w:t>
+      </w:r>
+    </w:p>
+    <w:p>
+      <w:pPr>
+        <w:pStyle w:val="Code"/>
+      </w:pPr>
+      <w:r>
+        <w:t xml:space="preserve">    </w:t>
+      </w:r>
+      <w:proofErr w:type="spellStart"/>
+      <w:r>
+        <w:t>myFamily.</w:t>
+      </w:r>
+      <w:r>
+        <w:rPr>
+          <w:color w:val="6F42C1"/>
+        </w:rPr>
+        <w:t>addExitCallback</w:t>
+      </w:r>
+      <w:proofErr w:type="spellEnd"/>
+      <w:r>
+        <w:t xml:space="preserve"> (</w:t>
+      </w:r>
+      <w:proofErr w:type="spellStart"/>
+      <w:r>
+        <w:t>onGameObjectExit</w:t>
+      </w:r>
+      <w:proofErr w:type="spellEnd"/>
+      <w:r>
+        <w:t>);</w:t>
+      </w:r>
+    </w:p>
+    <w:p>
+      <w:pPr>
+        <w:pStyle w:val="Code"/>
+      </w:pPr>
+      <w:r>
+        <w:t>}</w:t>
+      </w:r>
+    </w:p>
+    <w:p>
+      <w:pPr>
+        <w:pStyle w:val="Code"/>
+      </w:pPr>
+    </w:p>
+    <w:p>
+      <w:pPr>
+        <w:pStyle w:val="Code"/>
+      </w:pPr>
+      <w:r>
+        <w:rPr>
+          <w:color w:val="D73A49"/>
+        </w:rPr>
+        <w:t>void</w:t>
+      </w:r>
+      <w:r>
+        <w:t xml:space="preserve"> </w:t>
+      </w:r>
+      <w:proofErr w:type="spellStart"/>
+      <w:r>
+        <w:rPr>
+          <w:color w:val="6F42C1"/>
+        </w:rPr>
+        <w:t>onGameObjectEnter</w:t>
+      </w:r>
+      <w:proofErr w:type="spellEnd"/>
+      <w:r>
+        <w:t xml:space="preserve"> (</w:t>
+      </w:r>
+      <w:proofErr w:type="spellStart"/>
+      <w:r>
+        <w:rPr>
+          <w:color w:val="6F42C1"/>
+        </w:rPr>
+        <w:t>GameObject</w:t>
+      </w:r>
+      <w:proofErr w:type="spellEnd"/>
+      <w:r>
+        <w:t xml:space="preserve"> </w:t>
+      </w:r>
+      <w:proofErr w:type="spellStart"/>
+      <w:proofErr w:type="gramStart"/>
+      <w:r>
+        <w:t>addingGo</w:t>
+      </w:r>
+      <w:proofErr w:type="spellEnd"/>
+      <w:r>
+        <w:t>){</w:t>
+      </w:r>
+      <w:proofErr w:type="gramEnd"/>
+    </w:p>
+    <w:p>
+      <w:pPr>
+        <w:pStyle w:val="Code"/>
+      </w:pPr>
+      <w:r>
+        <w:t xml:space="preserve">    ...</w:t>
+      </w:r>
+    </w:p>
+    <w:p>
+      <w:pPr>
+        <w:pStyle w:val="Code"/>
+      </w:pPr>
+      <w:r>
+        <w:t>}</w:t>
+      </w:r>
+    </w:p>
+    <w:p>
+      <w:pPr>
+        <w:pStyle w:val="Code"/>
+      </w:pPr>
+      <w:r>
+        <w:rPr>
+          <w:color w:val="D73A49"/>
+        </w:rPr>
+        <w:t>void</w:t>
+      </w:r>
+      <w:r>
+        <w:t xml:space="preserve"> </w:t>
+      </w:r>
+      <w:proofErr w:type="spellStart"/>
+      <w:r>
+        <w:rPr>
+          <w:color w:val="6F42C1"/>
+        </w:rPr>
+        <w:t>onGameObjectExit</w:t>
+      </w:r>
+      <w:proofErr w:type="spellEnd"/>
+      <w:r>
+        <w:t xml:space="preserve"> (</w:t>
+      </w:r>
+      <w:r>
+        <w:rPr>
+          <w:color w:val="D73A49"/>
+        </w:rPr>
+        <w:t>int</w:t>
+      </w:r>
+      <w:r>
+        <w:t xml:space="preserve"> </w:t>
+      </w:r>
+      <w:proofErr w:type="spellStart"/>
+      <w:proofErr w:type="gramStart"/>
+      <w:r>
+        <w:t>removingGoInstanceId</w:t>
+      </w:r>
+      <w:proofErr w:type="spellEnd"/>
+      <w:r>
+        <w:t>){</w:t>
+      </w:r>
+      <w:proofErr w:type="gramEnd"/>
+    </w:p>
+    <w:p>
+      <w:pPr>
+        <w:pStyle w:val="Code"/>
+      </w:pPr>
+      <w:r>
+        <w:t xml:space="preserve">    ...</w:t>
+      </w:r>
+    </w:p>
+    <w:p>
+      <w:pPr>
+        <w:pStyle w:val="Code"/>
+      </w:pPr>
+      <w:r>
+        <w:t>}</w:t>
+      </w:r>
+    </w:p>
+    <w:p>
+      <w:pPr>
+        <w:pStyle w:val="Code"/>
+      </w:pPr>
+    </w:p>
+    <w:p>
+      <w:pPr>
+        <w:pStyle w:val="Titre2"/>
+      </w:pPr>
+      <w:bookmarkStart w:id="15" w:name="_Toc241677902"/>
+      <w:r>
         <w:lastRenderedPageBreak/>
-        <w:t xml:space="preserve">// Define a family that selects all </w:t>
-      </w:r>
-      <w:proofErr w:type="spellStart"/>
-      <w:r>
-        <w:rPr>
-          <w:color w:val="808080" w:themeColor="background1" w:themeShade="80"/>
-        </w:rPr>
-        <w:t>GameObjects</w:t>
-      </w:r>
-      <w:proofErr w:type="spellEnd"/>
-      <w:r>
-        <w:rPr>
-          <w:color w:val="808080" w:themeColor="background1" w:themeShade="80"/>
-        </w:rPr>
-        <w:t xml:space="preserve"> that are not active in hierarchy and has not a parent</w:t>
-      </w:r>
-    </w:p>
-    <w:p>
-      <w:pPr>
-        <w:pStyle w:val="Code"/>
-      </w:pPr>
-      <w:r>
-        <w:rPr>
-          <w:color w:val="6F42C1"/>
-        </w:rPr>
-        <w:t>Family</w:t>
-      </w:r>
-      <w:r>
-        <w:t xml:space="preserve"> </w:t>
-      </w:r>
-      <w:proofErr w:type="spellStart"/>
-      <w:r>
-        <w:t>myFamily</w:t>
-      </w:r>
-      <w:proofErr w:type="spellEnd"/>
-      <w:r>
-        <w:t xml:space="preserve"> </w:t>
-      </w:r>
-      <w:r>
-        <w:rPr>
-          <w:color w:val="D73A49"/>
-        </w:rPr>
-        <w:t>=</w:t>
-      </w:r>
-      <w:r>
-        <w:t xml:space="preserve"> </w:t>
-      </w:r>
-      <w:proofErr w:type="spellStart"/>
-      <w:r>
-        <w:t>FamilyManager.</w:t>
-      </w:r>
-      <w:r>
-        <w:rPr>
-          <w:color w:val="6F42C1"/>
-        </w:rPr>
-        <w:t>getFamily</w:t>
-      </w:r>
-      <w:proofErr w:type="spellEnd"/>
-      <w:r>
-        <w:t>(</w:t>
-      </w:r>
-      <w:r>
-        <w:rPr>
-          <w:color w:val="D73A49"/>
-        </w:rPr>
-        <w:t>new</w:t>
-      </w:r>
-      <w:r>
-        <w:t xml:space="preserve"> </w:t>
-      </w:r>
-      <w:proofErr w:type="spellStart"/>
-      <w:proofErr w:type="gramStart"/>
-      <w:r>
-        <w:rPr>
-          <w:color w:val="6F42C1"/>
-        </w:rPr>
-        <w:t>NoneOfProperties</w:t>
-      </w:r>
-      <w:proofErr w:type="spellEnd"/>
-      <w:r>
-        <w:t>(</w:t>
-      </w:r>
-      <w:proofErr w:type="spellStart"/>
-      <w:proofErr w:type="gramEnd"/>
-      <w:r>
-        <w:t>PropertyMatcher.PROPERTY.ACTIVE_IN_HIERARCHY</w:t>
-      </w:r>
-      <w:proofErr w:type="spellEnd"/>
-      <w:r>
-        <w:t>,</w:t>
-      </w:r>
-    </w:p>
-    <w:p>
-      <w:pPr>
-        <w:pStyle w:val="Code"/>
-      </w:pPr>
-      <w:r>
-        <w:t xml:space="preserve">                      </w:t>
-      </w:r>
-      <w:proofErr w:type="spellStart"/>
-      <w:r>
-        <w:t>PropertyMatcher.PROPERTY.HAS_PARENT</w:t>
-      </w:r>
-      <w:proofErr w:type="spellEnd"/>
-      <w:r>
-        <w:t>));</w:t>
-      </w:r>
-    </w:p>
-    <w:p/>
-    <w:p>
-      <w:pPr>
-        <w:pStyle w:val="Titre3"/>
-      </w:pPr>
-      <w:bookmarkStart w:id="14" w:name="_Toc114143868"/>
-      <w:r>
-        <w:t>Matchers combination</w:t>
-      </w:r>
-      <w:bookmarkEnd w:id="14"/>
-    </w:p>
-    <w:p>
-      <w:r>
-        <w:t>It is possible to combine matcher to build the system approp</w:t>
-      </w:r>
-      <w:r>
-        <w:t>r</w:t>
-      </w:r>
-      <w:r>
-        <w:t xml:space="preserve">iate filter. For </w:t>
-      </w:r>
-      <w:r>
-        <w:t>instance,</w:t>
-      </w:r>
-      <w:r>
-        <w:t xml:space="preserve"> following family will contain all </w:t>
-      </w:r>
-      <w:proofErr w:type="spellStart"/>
-      <w:r>
-        <w:t>GameObjects</w:t>
-      </w:r>
-      <w:proofErr w:type="spellEnd"/>
-      <w:r>
-        <w:t xml:space="preserve"> active in hierarchy with components Move and </w:t>
-      </w:r>
-      <w:proofErr w:type="spellStart"/>
-      <w:r>
-        <w:t>RandomTarget</w:t>
-      </w:r>
-      <w:proofErr w:type="spellEnd"/>
-      <w:r>
-        <w:t xml:space="preserve"> and not Velocity, and part of layer 3 or 7</w:t>
-      </w:r>
-    </w:p>
-    <w:p>
-      <w:pPr>
-        <w:pStyle w:val="Code"/>
-      </w:pPr>
-      <w:r>
-        <w:rPr>
-          <w:color w:val="6F42C1"/>
-        </w:rPr>
-        <w:t>Family</w:t>
-      </w:r>
-      <w:r>
-        <w:t xml:space="preserve"> </w:t>
-      </w:r>
-      <w:proofErr w:type="spellStart"/>
-      <w:r>
-        <w:t>myFamily</w:t>
-      </w:r>
-      <w:proofErr w:type="spellEnd"/>
-      <w:r>
-        <w:t xml:space="preserve"> </w:t>
-      </w:r>
-      <w:r>
-        <w:rPr>
-          <w:color w:val="D73A49"/>
-        </w:rPr>
-        <w:t>=</w:t>
-      </w:r>
-      <w:r>
-        <w:t xml:space="preserve"> </w:t>
-      </w:r>
-      <w:proofErr w:type="spellStart"/>
-      <w:r>
-        <w:t>FamilyManager.</w:t>
-      </w:r>
-      <w:r>
-        <w:rPr>
-          <w:color w:val="6F42C1"/>
-        </w:rPr>
-        <w:t>getFamily</w:t>
-      </w:r>
-      <w:proofErr w:type="spellEnd"/>
-      <w:r>
-        <w:t>(</w:t>
-      </w:r>
-    </w:p>
-    <w:p>
-      <w:pPr>
-        <w:pStyle w:val="Code"/>
-      </w:pPr>
-      <w:r>
-        <w:t xml:space="preserve">    </w:t>
-      </w:r>
-      <w:r>
-        <w:rPr>
-          <w:color w:val="D73A49"/>
-        </w:rPr>
-        <w:t>new</w:t>
-      </w:r>
-      <w:r>
-        <w:t xml:space="preserve"> </w:t>
-      </w:r>
-      <w:proofErr w:type="spellStart"/>
-      <w:r>
-        <w:rPr>
-          <w:color w:val="6F42C1"/>
-        </w:rPr>
-        <w:t>AllOfProperties</w:t>
-      </w:r>
-      <w:proofErr w:type="spellEnd"/>
-      <w:r>
-        <w:t>(</w:t>
-      </w:r>
-      <w:proofErr w:type="spellStart"/>
-      <w:proofErr w:type="gramStart"/>
-      <w:r>
-        <w:t>PropertyMatcher.PROPERTY.ACTIVE</w:t>
-      </w:r>
-      <w:proofErr w:type="gramEnd"/>
-      <w:r>
-        <w:t>_IN_HIERARCHY</w:t>
-      </w:r>
-      <w:proofErr w:type="spellEnd"/>
-      <w:r>
-        <w:t>),</w:t>
-      </w:r>
-    </w:p>
-    <w:p>
-      <w:pPr>
-        <w:pStyle w:val="Code"/>
-      </w:pPr>
-      <w:r>
-        <w:t xml:space="preserve">    </w:t>
-      </w:r>
-      <w:r>
-        <w:rPr>
-          <w:color w:val="D73A49"/>
-        </w:rPr>
-        <w:t>new</w:t>
-      </w:r>
-      <w:r>
-        <w:t xml:space="preserve"> </w:t>
-      </w:r>
-      <w:proofErr w:type="spellStart"/>
-      <w:r>
-        <w:rPr>
-          <w:color w:val="6F42C1"/>
-        </w:rPr>
-        <w:t>AllOfComponents</w:t>
-      </w:r>
-      <w:proofErr w:type="spellEnd"/>
-      <w:r>
-        <w:t>(</w:t>
-      </w:r>
-      <w:proofErr w:type="spellStart"/>
-      <w:r>
-        <w:rPr>
-          <w:color w:val="D73A49"/>
-        </w:rPr>
-        <w:t>typeof</w:t>
-      </w:r>
-      <w:proofErr w:type="spellEnd"/>
-      <w:r>
-        <w:t>(</w:t>
-      </w:r>
-      <w:r>
-        <w:rPr>
-          <w:color w:val="6F42C1"/>
-        </w:rPr>
-        <w:t>Move</w:t>
-      </w:r>
-      <w:r>
-        <w:t xml:space="preserve">), </w:t>
-      </w:r>
-      <w:proofErr w:type="spellStart"/>
-      <w:r>
-        <w:rPr>
-          <w:color w:val="D73A49"/>
-        </w:rPr>
-        <w:t>typeof</w:t>
-      </w:r>
-      <w:proofErr w:type="spellEnd"/>
-      <w:r>
-        <w:t>(</w:t>
-      </w:r>
-      <w:proofErr w:type="spellStart"/>
-      <w:r>
-        <w:rPr>
-          <w:color w:val="6F42C1"/>
-        </w:rPr>
-        <w:t>RandomTarget</w:t>
-      </w:r>
-      <w:proofErr w:type="spellEnd"/>
-      <w:r>
-        <w:t>)),</w:t>
-      </w:r>
-    </w:p>
-    <w:p>
-      <w:pPr>
-        <w:pStyle w:val="Code"/>
-      </w:pPr>
-      <w:r>
-        <w:t xml:space="preserve">    </w:t>
-      </w:r>
-      <w:r>
-        <w:rPr>
-          <w:color w:val="D73A49"/>
-        </w:rPr>
-        <w:t>new</w:t>
-      </w:r>
-      <w:r>
-        <w:t xml:space="preserve"> </w:t>
-      </w:r>
-      <w:proofErr w:type="spellStart"/>
-      <w:r>
-        <w:rPr>
-          <w:color w:val="6F42C1"/>
-        </w:rPr>
-        <w:t>NoneOfComponents</w:t>
-      </w:r>
-      <w:proofErr w:type="spellEnd"/>
-      <w:r>
-        <w:t>(</w:t>
-      </w:r>
-      <w:proofErr w:type="spellStart"/>
-      <w:r>
-        <w:rPr>
-          <w:color w:val="D73A49"/>
-        </w:rPr>
-        <w:t>typeof</w:t>
-      </w:r>
-      <w:proofErr w:type="spellEnd"/>
-      <w:r>
-        <w:t>(</w:t>
-      </w:r>
-      <w:r>
-        <w:rPr>
-          <w:color w:val="6F42C1"/>
-        </w:rPr>
-        <w:t>Velocity</w:t>
-      </w:r>
-      <w:r>
-        <w:t>)),</w:t>
-      </w:r>
-    </w:p>
-    <w:p>
-      <w:pPr>
-        <w:pStyle w:val="Code"/>
-      </w:pPr>
-      <w:r>
-        <w:t xml:space="preserve">    </w:t>
-      </w:r>
-      <w:r>
-        <w:rPr>
-          <w:color w:val="D73A49"/>
-        </w:rPr>
-        <w:t>new</w:t>
-      </w:r>
-      <w:r>
-        <w:t xml:space="preserve"> </w:t>
-      </w:r>
-      <w:proofErr w:type="spellStart"/>
-      <w:proofErr w:type="gramStart"/>
-      <w:r>
-        <w:rPr>
-          <w:color w:val="6F42C1"/>
-        </w:rPr>
-        <w:t>AnyOfLayers</w:t>
-      </w:r>
-      <w:proofErr w:type="spellEnd"/>
-      <w:r>
-        <w:t>(</w:t>
-      </w:r>
-      <w:proofErr w:type="gramEnd"/>
-      <w:r>
-        <w:rPr>
-          <w:color w:val="005CC5"/>
-        </w:rPr>
-        <w:t>3</w:t>
-      </w:r>
-      <w:r>
-        <w:t xml:space="preserve">, </w:t>
-      </w:r>
-      <w:r>
-        <w:rPr>
-          <w:color w:val="005CC5"/>
-        </w:rPr>
-        <w:t>7</w:t>
-      </w:r>
-      <w:r>
-        <w:t>));</w:t>
-      </w:r>
-    </w:p>
-    <w:p>
-      <w:pPr>
-        <w:pStyle w:val="Titre3"/>
-      </w:pPr>
-      <w:bookmarkStart w:id="15" w:name="_Toc114143869"/>
-      <w:r>
-        <w:t>Family listeners</w:t>
+        <w:t>How to integrate a system to my project?</w:t>
       </w:r>
       <w:bookmarkEnd w:id="15"/>
-    </w:p>
-    <w:p>
-      <w:r>
-        <w:t xml:space="preserve">Because game simulation is dynamic some </w:t>
-      </w:r>
-      <w:proofErr w:type="spellStart"/>
-      <w:r>
-        <w:t>GameObjects</w:t>
-      </w:r>
-      <w:proofErr w:type="spellEnd"/>
-      <w:r>
-        <w:t xml:space="preserve"> enters and leaves families at runtime. You can define listener on families to catch these events.</w:t>
-      </w:r>
-    </w:p>
-    <w:p>
-      <w:pPr>
-        <w:pStyle w:val="Code"/>
-        <w:rPr>
-          <w:color w:val="808080" w:themeColor="background1" w:themeShade="80"/>
-        </w:rPr>
-      </w:pPr>
-      <w:r>
-        <w:rPr>
-          <w:color w:val="808080" w:themeColor="background1" w:themeShade="80"/>
-        </w:rPr>
-        <w:t>// Family definition</w:t>
-      </w:r>
-    </w:p>
-    <w:p>
-      <w:pPr>
-        <w:pStyle w:val="Code"/>
-      </w:pPr>
-      <w:r>
-        <w:rPr>
-          <w:color w:val="6F42C1"/>
-        </w:rPr>
-        <w:t>Family</w:t>
-      </w:r>
-      <w:r>
-        <w:t xml:space="preserve"> </w:t>
-      </w:r>
-      <w:proofErr w:type="spellStart"/>
-      <w:r>
-        <w:t>myFamily</w:t>
-      </w:r>
-      <w:proofErr w:type="spellEnd"/>
-      <w:r>
-        <w:t xml:space="preserve"> </w:t>
-      </w:r>
-      <w:r>
-        <w:rPr>
-          <w:color w:val="D73A49"/>
-        </w:rPr>
-        <w:t>=</w:t>
-      </w:r>
-      <w:r>
-        <w:t xml:space="preserve"> </w:t>
-      </w:r>
-      <w:proofErr w:type="spellStart"/>
-      <w:r>
-        <w:t>FamilyManager.</w:t>
-      </w:r>
-      <w:r>
-        <w:rPr>
-          <w:color w:val="6F42C1"/>
-        </w:rPr>
-        <w:t>getFamily</w:t>
-      </w:r>
-      <w:proofErr w:type="spellEnd"/>
-      <w:r>
-        <w:t xml:space="preserve"> (...);</w:t>
-      </w:r>
-    </w:p>
-    <w:p>
-      <w:pPr>
-        <w:pStyle w:val="Code"/>
-      </w:pPr>
-    </w:p>
-    <w:p>
-      <w:pPr>
-        <w:pStyle w:val="Code"/>
-        <w:rPr>
-          <w:color w:val="808080" w:themeColor="background1" w:themeShade="80"/>
-        </w:rPr>
-      </w:pPr>
-      <w:r>
-        <w:rPr>
-          <w:color w:val="808080" w:themeColor="background1" w:themeShade="80"/>
-        </w:rPr>
-        <w:t xml:space="preserve">// Use this to </w:t>
-      </w:r>
-      <w:proofErr w:type="spellStart"/>
-      <w:r>
-        <w:rPr>
-          <w:color w:val="808080" w:themeColor="background1" w:themeShade="80"/>
-        </w:rPr>
-        <w:t>init</w:t>
-      </w:r>
-      <w:proofErr w:type="spellEnd"/>
-      <w:r>
-        <w:rPr>
-          <w:color w:val="808080" w:themeColor="background1" w:themeShade="80"/>
-        </w:rPr>
-        <w:t xml:space="preserve"> system before the first </w:t>
-      </w:r>
-      <w:proofErr w:type="spellStart"/>
-      <w:r>
-        <w:rPr>
-          <w:color w:val="808080" w:themeColor="background1" w:themeShade="80"/>
-        </w:rPr>
-        <w:t>onProcess</w:t>
-      </w:r>
-      <w:proofErr w:type="spellEnd"/>
-      <w:r>
-        <w:rPr>
-          <w:color w:val="808080" w:themeColor="background1" w:themeShade="80"/>
-        </w:rPr>
-        <w:t xml:space="preserve"> call</w:t>
-      </w:r>
-    </w:p>
-    <w:p>
-      <w:pPr>
-        <w:pStyle w:val="Code"/>
-      </w:pPr>
-      <w:r>
-        <w:rPr>
-          <w:color w:val="D73A49"/>
-        </w:rPr>
-        <w:t>protected override void</w:t>
-      </w:r>
-      <w:r>
-        <w:t xml:space="preserve"> </w:t>
-      </w:r>
-      <w:proofErr w:type="spellStart"/>
-      <w:proofErr w:type="gramStart"/>
-      <w:r>
-        <w:rPr>
-          <w:color w:val="6F42C1"/>
-        </w:rPr>
-        <w:t>onStart</w:t>
-      </w:r>
-      <w:proofErr w:type="spellEnd"/>
-      <w:r>
-        <w:t>(</w:t>
-      </w:r>
-      <w:proofErr w:type="gramEnd"/>
-      <w:r>
-        <w:t>){</w:t>
-      </w:r>
-    </w:p>
-    <w:p>
-      <w:pPr>
-        <w:pStyle w:val="Code"/>
-        <w:rPr>
-          <w:color w:val="808080" w:themeColor="background1" w:themeShade="80"/>
-        </w:rPr>
-      </w:pPr>
-      <w:r>
-        <w:rPr>
-          <w:color w:val="808080" w:themeColor="background1" w:themeShade="80"/>
-        </w:rPr>
-        <w:t xml:space="preserve">    </w:t>
-      </w:r>
-      <w:r>
-        <w:rPr>
-          <w:color w:val="808080" w:themeColor="background1" w:themeShade="80"/>
-        </w:rPr>
-        <w:t xml:space="preserve">// Add listener to call back when a </w:t>
-      </w:r>
-      <w:proofErr w:type="spellStart"/>
-      <w:r>
-        <w:rPr>
-          <w:color w:val="808080" w:themeColor="background1" w:themeShade="80"/>
-        </w:rPr>
-        <w:t>GameObject</w:t>
-      </w:r>
-      <w:proofErr w:type="spellEnd"/>
-      <w:r>
-        <w:rPr>
-          <w:color w:val="808080" w:themeColor="background1" w:themeShade="80"/>
-        </w:rPr>
-        <w:t xml:space="preserve"> enters into this family</w:t>
-      </w:r>
-    </w:p>
-    <w:p>
-      <w:pPr>
-        <w:pStyle w:val="Code"/>
-      </w:pPr>
-      <w:r>
-        <w:t xml:space="preserve">    </w:t>
-      </w:r>
-      <w:proofErr w:type="spellStart"/>
-      <w:r>
-        <w:t>myFamily.</w:t>
-      </w:r>
-      <w:r>
-        <w:rPr>
-          <w:color w:val="6F42C1"/>
-        </w:rPr>
-        <w:t>addEntryCallback</w:t>
-      </w:r>
-      <w:proofErr w:type="spellEnd"/>
-      <w:r>
-        <w:t xml:space="preserve"> (</w:t>
-      </w:r>
-      <w:proofErr w:type="spellStart"/>
-      <w:r>
-        <w:t>onGameObjectEnter</w:t>
-      </w:r>
-      <w:proofErr w:type="spellEnd"/>
-      <w:r>
-        <w:t>);</w:t>
-      </w:r>
-    </w:p>
-    <w:p>
-      <w:pPr>
-        <w:pStyle w:val="Code"/>
-        <w:rPr>
-          <w:color w:val="808080" w:themeColor="background1" w:themeShade="80"/>
-        </w:rPr>
-      </w:pPr>
-      <w:r>
-        <w:rPr>
-          <w:color w:val="808080" w:themeColor="background1" w:themeShade="80"/>
-        </w:rPr>
-        <w:t xml:space="preserve">    </w:t>
-      </w:r>
-      <w:r>
-        <w:rPr>
-          <w:color w:val="808080" w:themeColor="background1" w:themeShade="80"/>
-        </w:rPr>
-        <w:t xml:space="preserve">// Add listener to call back when a </w:t>
-      </w:r>
-      <w:proofErr w:type="spellStart"/>
-      <w:r>
-        <w:rPr>
-          <w:color w:val="808080" w:themeColor="background1" w:themeShade="80"/>
-        </w:rPr>
-        <w:t>GameObject</w:t>
-      </w:r>
-      <w:proofErr w:type="spellEnd"/>
-      <w:r>
-        <w:rPr>
-          <w:color w:val="808080" w:themeColor="background1" w:themeShade="80"/>
-        </w:rPr>
-        <w:t xml:space="preserve"> leaves this family</w:t>
-      </w:r>
-    </w:p>
-    <w:p>
-      <w:pPr>
-        <w:pStyle w:val="Code"/>
-      </w:pPr>
-      <w:r>
-        <w:t xml:space="preserve">    </w:t>
-      </w:r>
-      <w:proofErr w:type="spellStart"/>
-      <w:r>
-        <w:t>myFamily.</w:t>
-      </w:r>
-      <w:r>
-        <w:rPr>
-          <w:color w:val="6F42C1"/>
-        </w:rPr>
-        <w:t>addExitCallback</w:t>
-      </w:r>
-      <w:proofErr w:type="spellEnd"/>
-      <w:r>
-        <w:t xml:space="preserve"> (</w:t>
-      </w:r>
-      <w:proofErr w:type="spellStart"/>
-      <w:r>
-        <w:t>onGameObjectExit</w:t>
-      </w:r>
-      <w:proofErr w:type="spellEnd"/>
-      <w:r>
-        <w:t>);</w:t>
-      </w:r>
-    </w:p>
-    <w:p>
-      <w:pPr>
-        <w:pStyle w:val="Code"/>
-      </w:pPr>
-      <w:r>
-        <w:t>}</w:t>
-      </w:r>
-    </w:p>
-    <w:p>
-      <w:pPr>
-        <w:pStyle w:val="Code"/>
-      </w:pPr>
-    </w:p>
-    <w:p>
-      <w:pPr>
-        <w:pStyle w:val="Code"/>
-      </w:pPr>
-      <w:r>
-        <w:rPr>
-          <w:color w:val="D73A49"/>
-        </w:rPr>
-        <w:t>void</w:t>
-      </w:r>
-      <w:r>
-        <w:t xml:space="preserve"> </w:t>
-      </w:r>
-      <w:proofErr w:type="spellStart"/>
-      <w:r>
-        <w:rPr>
-          <w:color w:val="6F42C1"/>
-        </w:rPr>
-        <w:t>onGameObjectEnter</w:t>
-      </w:r>
-      <w:proofErr w:type="spellEnd"/>
-      <w:r>
-        <w:t xml:space="preserve"> (</w:t>
-      </w:r>
-      <w:proofErr w:type="spellStart"/>
-      <w:r>
-        <w:rPr>
-          <w:color w:val="6F42C1"/>
-        </w:rPr>
-        <w:t>GameObject</w:t>
-      </w:r>
-      <w:proofErr w:type="spellEnd"/>
-      <w:r>
-        <w:t xml:space="preserve"> </w:t>
-      </w:r>
-      <w:proofErr w:type="spellStart"/>
-      <w:proofErr w:type="gramStart"/>
-      <w:r>
-        <w:t>addingGo</w:t>
-      </w:r>
-      <w:proofErr w:type="spellEnd"/>
-      <w:r>
-        <w:t>){</w:t>
-      </w:r>
-      <w:proofErr w:type="gramEnd"/>
-    </w:p>
-    <w:p>
-      <w:pPr>
-        <w:pStyle w:val="Code"/>
-      </w:pPr>
-      <w:r>
-        <w:t xml:space="preserve">    ...</w:t>
-      </w:r>
-    </w:p>
-    <w:p>
-      <w:pPr>
-        <w:pStyle w:val="Code"/>
-      </w:pPr>
-      <w:r>
-        <w:t>}</w:t>
-      </w:r>
-    </w:p>
-    <w:p>
-      <w:pPr>
-        <w:pStyle w:val="Code"/>
-      </w:pPr>
-      <w:r>
-        <w:rPr>
-          <w:color w:val="D73A49"/>
-        </w:rPr>
-        <w:t>void</w:t>
-      </w:r>
-      <w:r>
-        <w:t xml:space="preserve"> </w:t>
-      </w:r>
-      <w:proofErr w:type="spellStart"/>
-      <w:r>
-        <w:rPr>
-          <w:color w:val="6F42C1"/>
-        </w:rPr>
-        <w:t>onGameObjectExit</w:t>
-      </w:r>
-      <w:proofErr w:type="spellEnd"/>
-      <w:r>
-        <w:t xml:space="preserve"> (</w:t>
-      </w:r>
-      <w:proofErr w:type="spellStart"/>
-      <w:r>
-        <w:rPr>
-          <w:color w:val="D73A49"/>
-        </w:rPr>
-        <w:t>int</w:t>
-      </w:r>
-      <w:proofErr w:type="spellEnd"/>
-      <w:r>
-        <w:t xml:space="preserve"> </w:t>
-      </w:r>
-      <w:proofErr w:type="spellStart"/>
-      <w:proofErr w:type="gramStart"/>
-      <w:r>
-        <w:t>removingGoInstanceId</w:t>
-      </w:r>
-      <w:proofErr w:type="spellEnd"/>
-      <w:r>
-        <w:t>){</w:t>
-      </w:r>
-      <w:proofErr w:type="gramEnd"/>
-    </w:p>
-    <w:p>
-      <w:pPr>
-        <w:pStyle w:val="Code"/>
-      </w:pPr>
-      <w:r>
-        <w:t xml:space="preserve">    ...</w:t>
-      </w:r>
-    </w:p>
-    <w:p>
-      <w:pPr>
-        <w:pStyle w:val="Code"/>
-      </w:pPr>
-      <w:r>
-        <w:t>}</w:t>
-      </w:r>
-    </w:p>
-    <w:p>
-      <w:pPr>
-        <w:pStyle w:val="Titre2"/>
-      </w:pPr>
-      <w:bookmarkStart w:id="16" w:name="_Toc114143870"/>
-      <w:r>
-        <w:t>How to integrate a system to my project?</w:t>
-      </w:r>
-      <w:bookmarkEnd w:id="16"/>
     </w:p>
     <w:p>
       <w:r>
@@ -5444,7 +5461,6 @@
           <w:noProof/>
           <w:lang w:val="fr-FR"/>
         </w:rPr>
-        <w:lastRenderedPageBreak/>
         <mc:AlternateContent>
           <mc:Choice Requires="wps">
             <w:drawing>
@@ -5751,825 +5767,838 @@
       <w:pPr>
         <w:pStyle w:val="Titre2"/>
       </w:pPr>
-      <w:bookmarkStart w:id="17" w:name="_Toc114143871"/>
+      <w:bookmarkStart w:id="16" w:name="_Toc241677903"/>
       <w:proofErr w:type="spellStart"/>
       <w:r>
         <w:t>GameObjectManager</w:t>
       </w:r>
+      <w:bookmarkEnd w:id="16"/>
+      <w:proofErr w:type="spellEnd"/>
+    </w:p>
+    <w:p>
+      <w:r>
+        <w:t xml:space="preserve">The </w:t>
+      </w:r>
+      <w:proofErr w:type="spellStart"/>
+      <w:r>
+        <w:t>GameObjectManager</w:t>
+      </w:r>
+      <w:proofErr w:type="spellEnd"/>
+      <w:r>
+        <w:t xml:space="preserve"> enables FYFY to keep synchronized with Unity simulation. If you choose to experiment FYFY you have to replace some of the classic Unity calls with overloaded </w:t>
+      </w:r>
+      <w:proofErr w:type="spellStart"/>
+      <w:r>
+        <w:t>GameObjectManager</w:t>
+      </w:r>
+      <w:proofErr w:type="spellEnd"/>
+      <w:r>
+        <w:t xml:space="preserve"> calls:</w:t>
+      </w:r>
+    </w:p>
+    <w:p>
+      <w:pPr>
+        <w:pStyle w:val="Code"/>
+      </w:pPr>
+      <w:proofErr w:type="spellStart"/>
+      <w:r>
+        <w:rPr>
+          <w:color w:val="6F42C1"/>
+        </w:rPr>
+        <w:t>GameObject</w:t>
+      </w:r>
+      <w:proofErr w:type="spellEnd"/>
+      <w:r>
+        <w:t xml:space="preserve"> go </w:t>
+      </w:r>
+      <w:r>
+        <w:rPr>
+          <w:color w:val="D73A49"/>
+        </w:rPr>
+        <w:t>=</w:t>
+      </w:r>
+      <w:r>
+        <w:t xml:space="preserve"> </w:t>
+      </w:r>
+      <w:r>
+        <w:rPr>
+          <w:color w:val="6F42C1"/>
+        </w:rPr>
+        <w:t>Instantiate</w:t>
+      </w:r>
+      <w:r>
+        <w:t>(prefab);</w:t>
+      </w:r>
+    </w:p>
+    <w:p>
+      <w:pPr>
+        <w:pStyle w:val="Code"/>
+        <w:rPr>
+          <w:color w:val="808080" w:themeColor="background1" w:themeShade="80"/>
+        </w:rPr>
+      </w:pPr>
+      <w:r>
+        <w:rPr>
+          <w:color w:val="808080" w:themeColor="background1" w:themeShade="80"/>
+        </w:rPr>
+        <w:t xml:space="preserve">// Bind each new </w:t>
+      </w:r>
+      <w:proofErr w:type="spellStart"/>
+      <w:r>
+        <w:rPr>
+          <w:color w:val="808080" w:themeColor="background1" w:themeShade="80"/>
+        </w:rPr>
+        <w:t>GameObject</w:t>
+      </w:r>
+      <w:proofErr w:type="spellEnd"/>
+      <w:r>
+        <w:rPr>
+          <w:color w:val="808080" w:themeColor="background1" w:themeShade="80"/>
+        </w:rPr>
+        <w:t xml:space="preserve"> to FYFY</w:t>
+      </w:r>
+    </w:p>
+    <w:p>
+      <w:pPr>
+        <w:pStyle w:val="Code"/>
+      </w:pPr>
+      <w:proofErr w:type="spellStart"/>
+      <w:r>
+        <w:t>GameObjectManager.</w:t>
+      </w:r>
+      <w:r>
+        <w:rPr>
+          <w:color w:val="6F42C1"/>
+        </w:rPr>
+        <w:t>bind</w:t>
+      </w:r>
+      <w:proofErr w:type="spellEnd"/>
+      <w:r>
+        <w:t>(go);</w:t>
+      </w:r>
+    </w:p>
+    <w:p>
+      <w:pPr>
+        <w:pStyle w:val="Code"/>
+      </w:pPr>
+    </w:p>
+    <w:p>
+      <w:pPr>
+        <w:pStyle w:val="Code"/>
+        <w:rPr>
+          <w:color w:val="808080" w:themeColor="background1" w:themeShade="80"/>
+        </w:rPr>
+      </w:pPr>
+      <w:r>
+        <w:rPr>
+          <w:color w:val="808080" w:themeColor="background1" w:themeShade="80"/>
+        </w:rPr>
+        <w:t xml:space="preserve">// Unbind all </w:t>
+      </w:r>
+      <w:proofErr w:type="spellStart"/>
+      <w:r>
+        <w:rPr>
+          <w:color w:val="808080" w:themeColor="background1" w:themeShade="80"/>
+        </w:rPr>
+        <w:t>GameObject</w:t>
+      </w:r>
+      <w:proofErr w:type="spellEnd"/>
+      <w:r>
+        <w:rPr>
+          <w:color w:val="808080" w:themeColor="background1" w:themeShade="80"/>
+        </w:rPr>
+        <w:t xml:space="preserve"> before destroying it</w:t>
+      </w:r>
+    </w:p>
+    <w:p>
+      <w:pPr>
+        <w:pStyle w:val="Code"/>
+      </w:pPr>
+      <w:proofErr w:type="spellStart"/>
+      <w:r>
+        <w:t>GameObjectManager.</w:t>
+      </w:r>
+      <w:r>
+        <w:rPr>
+          <w:color w:val="6F42C1"/>
+        </w:rPr>
+        <w:t>unbind</w:t>
+      </w:r>
+      <w:proofErr w:type="spellEnd"/>
+      <w:r>
+        <w:t>(go);</w:t>
+      </w:r>
+    </w:p>
+    <w:p>
+      <w:pPr>
+        <w:pStyle w:val="Code"/>
+      </w:pPr>
+      <w:r>
+        <w:rPr>
+          <w:color w:val="6F42C1"/>
+        </w:rPr>
+        <w:t>Destroy</w:t>
+      </w:r>
+      <w:r>
+        <w:t>(go);</w:t>
+      </w:r>
+    </w:p>
+    <w:p>
+      <w:pPr>
+        <w:pStyle w:val="Code"/>
+      </w:pPr>
+    </w:p>
+    <w:p>
+      <w:pPr>
+        <w:pStyle w:val="Code"/>
+        <w:rPr>
+          <w:color w:val="808080" w:themeColor="background1" w:themeShade="80"/>
+        </w:rPr>
+      </w:pPr>
+      <w:r>
+        <w:rPr>
+          <w:color w:val="808080" w:themeColor="background1" w:themeShade="80"/>
+        </w:rPr>
+        <w:t xml:space="preserve">// Replace all classic </w:t>
+      </w:r>
+      <w:proofErr w:type="spellStart"/>
+      <w:r>
+        <w:rPr>
+          <w:color w:val="808080" w:themeColor="background1" w:themeShade="80"/>
+        </w:rPr>
+        <w:t>AddComponent</w:t>
+      </w:r>
+      <w:proofErr w:type="spellEnd"/>
+      <w:r>
+        <w:rPr>
+          <w:color w:val="808080" w:themeColor="background1" w:themeShade="80"/>
+        </w:rPr>
+        <w:t xml:space="preserve"> calls</w:t>
+      </w:r>
+    </w:p>
+    <w:p>
+      <w:pPr>
+        <w:pStyle w:val="Code"/>
+      </w:pPr>
+      <w:proofErr w:type="spellStart"/>
+      <w:proofErr w:type="gramStart"/>
+      <w:r>
+        <w:t>go.</w:t>
+      </w:r>
+      <w:r>
+        <w:rPr>
+          <w:color w:val="6F42C1"/>
+        </w:rPr>
+        <w:t>AddComponent</w:t>
+      </w:r>
+      <w:proofErr w:type="spellEnd"/>
+      <w:proofErr w:type="gramEnd"/>
+      <w:r>
+        <w:t>&lt;</w:t>
+      </w:r>
+      <w:proofErr w:type="spellStart"/>
+      <w:r>
+        <w:rPr>
+          <w:color w:val="6F42C1"/>
+        </w:rPr>
+        <w:t>FYFYComponentExample</w:t>
+      </w:r>
+      <w:proofErr w:type="spellEnd"/>
+      <w:proofErr w:type="gramStart"/>
+      <w:r>
+        <w:t>&gt;(</w:t>
+      </w:r>
+      <w:proofErr w:type="gramEnd"/>
+      <w:r>
+        <w:t>);</w:t>
+      </w:r>
+    </w:p>
+    <w:p>
+      <w:pPr>
+        <w:pStyle w:val="Code"/>
+        <w:rPr>
+          <w:color w:val="808080" w:themeColor="background1" w:themeShade="80"/>
+        </w:rPr>
+      </w:pPr>
+      <w:r>
+        <w:rPr>
+          <w:color w:val="808080" w:themeColor="background1" w:themeShade="80"/>
+        </w:rPr>
+        <w:t>// with</w:t>
+      </w:r>
+    </w:p>
+    <w:p>
+      <w:pPr>
+        <w:pStyle w:val="Code"/>
+      </w:pPr>
+      <w:proofErr w:type="spellStart"/>
+      <w:r>
+        <w:t>GameObjectManager.</w:t>
+      </w:r>
+      <w:r>
+        <w:rPr>
+          <w:color w:val="6F42C1"/>
+        </w:rPr>
+        <w:t>addComponent</w:t>
+      </w:r>
+      <w:proofErr w:type="spellEnd"/>
+      <w:r>
+        <w:t>&lt;</w:t>
+      </w:r>
+      <w:proofErr w:type="spellStart"/>
+      <w:r>
+        <w:rPr>
+          <w:color w:val="6F42C1"/>
+        </w:rPr>
+        <w:t>FYFYComponentExample</w:t>
+      </w:r>
+      <w:proofErr w:type="spellEnd"/>
+      <w:r>
+        <w:t>&gt;(go);</w:t>
+      </w:r>
+    </w:p>
+    <w:p>
+      <w:pPr>
+        <w:pStyle w:val="Code"/>
+      </w:pPr>
+    </w:p>
+    <w:p>
+      <w:pPr>
+        <w:pStyle w:val="Code"/>
+        <w:rPr>
+          <w:color w:val="808080" w:themeColor="background1" w:themeShade="80"/>
+        </w:rPr>
+      </w:pPr>
+      <w:r>
+        <w:rPr>
+          <w:color w:val="808080" w:themeColor="background1" w:themeShade="80"/>
+        </w:rPr>
+        <w:t>// Replace all component destruction</w:t>
+      </w:r>
+    </w:p>
+    <w:p>
+      <w:pPr>
+        <w:pStyle w:val="Code"/>
+      </w:pPr>
+      <w:proofErr w:type="spellStart"/>
+      <w:r>
+        <w:rPr>
+          <w:color w:val="6F42C1"/>
+        </w:rPr>
+        <w:t>FYFYComponentExample</w:t>
+      </w:r>
+      <w:proofErr w:type="spellEnd"/>
+      <w:r>
+        <w:t xml:space="preserve"> </w:t>
+      </w:r>
+      <w:proofErr w:type="spellStart"/>
+      <w:r>
+        <w:t>fce</w:t>
+      </w:r>
+      <w:proofErr w:type="spellEnd"/>
+      <w:r>
+        <w:t xml:space="preserve"> </w:t>
+      </w:r>
+      <w:r>
+        <w:rPr>
+          <w:color w:val="D73A49"/>
+        </w:rPr>
+        <w:t>=</w:t>
+      </w:r>
+      <w:r>
+        <w:t xml:space="preserve"> </w:t>
+      </w:r>
+      <w:proofErr w:type="spellStart"/>
+      <w:proofErr w:type="gramStart"/>
+      <w:r>
+        <w:t>go.</w:t>
+      </w:r>
+      <w:r>
+        <w:rPr>
+          <w:color w:val="6F42C1"/>
+        </w:rPr>
+        <w:t>GetComponent</w:t>
+      </w:r>
+      <w:proofErr w:type="spellEnd"/>
+      <w:proofErr w:type="gramEnd"/>
+      <w:r>
+        <w:t>&lt;</w:t>
+      </w:r>
+      <w:proofErr w:type="spellStart"/>
+      <w:r>
+        <w:rPr>
+          <w:color w:val="6F42C1"/>
+        </w:rPr>
+        <w:t>FYFYComponentExample</w:t>
+      </w:r>
+      <w:proofErr w:type="spellEnd"/>
+      <w:proofErr w:type="gramStart"/>
+      <w:r>
+        <w:t>&gt;(</w:t>
+      </w:r>
+      <w:proofErr w:type="gramEnd"/>
+      <w:r>
+        <w:t>);</w:t>
+      </w:r>
+    </w:p>
+    <w:p>
+      <w:pPr>
+        <w:pStyle w:val="Code"/>
+      </w:pPr>
+      <w:r>
+        <w:rPr>
+          <w:color w:val="6F42C1"/>
+        </w:rPr>
+        <w:t>Destroy</w:t>
+      </w:r>
+      <w:r>
+        <w:t>(</w:t>
+      </w:r>
+      <w:proofErr w:type="spellStart"/>
+      <w:r>
+        <w:t>fce</w:t>
+      </w:r>
+      <w:proofErr w:type="spellEnd"/>
+      <w:r>
+        <w:t>);</w:t>
+      </w:r>
+    </w:p>
+    <w:p>
+      <w:pPr>
+        <w:pStyle w:val="Code"/>
+        <w:rPr>
+          <w:color w:val="808080" w:themeColor="background1" w:themeShade="80"/>
+        </w:rPr>
+      </w:pPr>
+      <w:r>
+        <w:rPr>
+          <w:color w:val="808080" w:themeColor="background1" w:themeShade="80"/>
+        </w:rPr>
+        <w:t>// with</w:t>
+      </w:r>
+    </w:p>
+    <w:p>
+      <w:pPr>
+        <w:pStyle w:val="Code"/>
+      </w:pPr>
+      <w:proofErr w:type="spellStart"/>
+      <w:r>
+        <w:t>GameObjectManager.</w:t>
+      </w:r>
+      <w:r>
+        <w:rPr>
+          <w:color w:val="6F42C1"/>
+        </w:rPr>
+        <w:t>removeComponent</w:t>
+      </w:r>
+      <w:proofErr w:type="spellEnd"/>
+      <w:r>
+        <w:t>&lt;</w:t>
+      </w:r>
+      <w:proofErr w:type="spellStart"/>
+      <w:r>
+        <w:rPr>
+          <w:color w:val="6F42C1"/>
+        </w:rPr>
+        <w:t>FYFYComponentExample</w:t>
+      </w:r>
+      <w:proofErr w:type="spellEnd"/>
+      <w:r>
+        <w:t>&gt;(go);</w:t>
+      </w:r>
+    </w:p>
+    <w:p>
+      <w:pPr>
+        <w:pStyle w:val="Code"/>
+      </w:pPr>
+    </w:p>
+    <w:p>
+      <w:pPr>
+        <w:pStyle w:val="Code"/>
+        <w:rPr>
+          <w:color w:val="808080" w:themeColor="background1" w:themeShade="80"/>
+        </w:rPr>
+      </w:pPr>
+      <w:r>
+        <w:rPr>
+          <w:color w:val="808080" w:themeColor="background1" w:themeShade="80"/>
+        </w:rPr>
+        <w:t>// Replace all changes on active state</w:t>
+      </w:r>
+    </w:p>
+    <w:p>
+      <w:pPr>
+        <w:pStyle w:val="Code"/>
+      </w:pPr>
+      <w:proofErr w:type="spellStart"/>
+      <w:proofErr w:type="gramStart"/>
+      <w:r>
+        <w:lastRenderedPageBreak/>
+        <w:t>go.</w:t>
+      </w:r>
+      <w:r>
+        <w:rPr>
+          <w:color w:val="6F42C1"/>
+        </w:rPr>
+        <w:t>SetActive</w:t>
+      </w:r>
+      <w:proofErr w:type="spellEnd"/>
+      <w:proofErr w:type="gramEnd"/>
+      <w:r>
+        <w:t>(</w:t>
+      </w:r>
+      <w:r>
+        <w:rPr>
+          <w:color w:val="005CC5"/>
+        </w:rPr>
+        <w:t>false</w:t>
+      </w:r>
+      <w:r>
+        <w:t>);</w:t>
+      </w:r>
+    </w:p>
+    <w:p>
+      <w:pPr>
+        <w:pStyle w:val="Code"/>
+        <w:rPr>
+          <w:color w:val="808080" w:themeColor="background1" w:themeShade="80"/>
+        </w:rPr>
+      </w:pPr>
+      <w:r>
+        <w:rPr>
+          <w:color w:val="808080" w:themeColor="background1" w:themeShade="80"/>
+        </w:rPr>
+        <w:t>// with</w:t>
+      </w:r>
+    </w:p>
+    <w:p>
+      <w:pPr>
+        <w:pStyle w:val="Code"/>
+      </w:pPr>
+      <w:proofErr w:type="spellStart"/>
+      <w:r>
+        <w:t>GameObjectManager.</w:t>
+      </w:r>
+      <w:r>
+        <w:rPr>
+          <w:color w:val="6F42C1"/>
+        </w:rPr>
+        <w:t>setGameObjectState</w:t>
+      </w:r>
+      <w:proofErr w:type="spellEnd"/>
+      <w:r>
+        <w:t xml:space="preserve">(go, </w:t>
+      </w:r>
+      <w:r>
+        <w:rPr>
+          <w:color w:val="005CC5"/>
+        </w:rPr>
+        <w:t>false</w:t>
+      </w:r>
+      <w:r>
+        <w:t>);</w:t>
+      </w:r>
+    </w:p>
+    <w:p>
+      <w:pPr>
+        <w:pStyle w:val="Code"/>
+      </w:pPr>
+    </w:p>
+    <w:p>
+      <w:pPr>
+        <w:pStyle w:val="Code"/>
+        <w:rPr>
+          <w:color w:val="808080" w:themeColor="background1" w:themeShade="80"/>
+        </w:rPr>
+      </w:pPr>
+      <w:r>
+        <w:rPr>
+          <w:color w:val="808080" w:themeColor="background1" w:themeShade="80"/>
+        </w:rPr>
+        <w:t>// Replace all hierarchical updates</w:t>
+      </w:r>
+    </w:p>
+    <w:p>
+      <w:pPr>
+        <w:pStyle w:val="Code"/>
+      </w:pPr>
+      <w:proofErr w:type="spellStart"/>
+      <w:proofErr w:type="gramStart"/>
+      <w:r>
+        <w:t>go.transform</w:t>
+      </w:r>
+      <w:proofErr w:type="gramEnd"/>
+      <w:r>
+        <w:t>.</w:t>
+      </w:r>
+      <w:proofErr w:type="gramStart"/>
+      <w:r>
+        <w:rPr>
+          <w:color w:val="6F42C1"/>
+        </w:rPr>
+        <w:t>SetParent</w:t>
+      </w:r>
+      <w:proofErr w:type="spellEnd"/>
+      <w:r>
+        <w:t>(</w:t>
+      </w:r>
+      <w:proofErr w:type="spellStart"/>
+      <w:proofErr w:type="gramEnd"/>
+      <w:r>
+        <w:t>newParent</w:t>
+      </w:r>
+      <w:proofErr w:type="spellEnd"/>
+      <w:r>
+        <w:t xml:space="preserve">, </w:t>
+      </w:r>
+      <w:r>
+        <w:rPr>
+          <w:color w:val="005CC5"/>
+        </w:rPr>
+        <w:t>true</w:t>
+      </w:r>
+      <w:r>
+        <w:t>);</w:t>
+      </w:r>
+    </w:p>
+    <w:p>
+      <w:pPr>
+        <w:pStyle w:val="Code"/>
+        <w:rPr>
+          <w:color w:val="808080" w:themeColor="background1" w:themeShade="80"/>
+        </w:rPr>
+      </w:pPr>
+      <w:r>
+        <w:rPr>
+          <w:color w:val="808080" w:themeColor="background1" w:themeShade="80"/>
+        </w:rPr>
+        <w:t>// with</w:t>
+      </w:r>
+    </w:p>
+    <w:p>
+      <w:pPr>
+        <w:pStyle w:val="Code"/>
+      </w:pPr>
+      <w:proofErr w:type="spellStart"/>
+      <w:r>
+        <w:t>GameObjectManager.</w:t>
+      </w:r>
+      <w:r>
+        <w:rPr>
+          <w:color w:val="6F42C1"/>
+        </w:rPr>
+        <w:t>setGameObjectParent</w:t>
+      </w:r>
+      <w:proofErr w:type="spellEnd"/>
+      <w:r>
+        <w:t xml:space="preserve">(go, </w:t>
+      </w:r>
+      <w:proofErr w:type="spellStart"/>
+      <w:r>
+        <w:t>newParent</w:t>
+      </w:r>
+      <w:proofErr w:type="spellEnd"/>
+      <w:r>
+        <w:t xml:space="preserve">, </w:t>
+      </w:r>
+      <w:r>
+        <w:rPr>
+          <w:color w:val="005CC5"/>
+        </w:rPr>
+        <w:t>true</w:t>
+      </w:r>
+      <w:r>
+        <w:t>);</w:t>
+      </w:r>
+    </w:p>
+    <w:p>
+      <w:pPr>
+        <w:pStyle w:val="Code"/>
+      </w:pPr>
+    </w:p>
+    <w:p>
+      <w:pPr>
+        <w:pStyle w:val="Code"/>
+        <w:rPr>
+          <w:color w:val="808080" w:themeColor="background1" w:themeShade="80"/>
+        </w:rPr>
+      </w:pPr>
+      <w:r>
+        <w:rPr>
+          <w:color w:val="808080" w:themeColor="background1" w:themeShade="80"/>
+        </w:rPr>
+        <w:t xml:space="preserve">// Replace all scene </w:t>
+      </w:r>
+      <w:proofErr w:type="spellStart"/>
+      <w:r>
+        <w:rPr>
+          <w:color w:val="808080" w:themeColor="background1" w:themeShade="80"/>
+        </w:rPr>
+        <w:t>loadind</w:t>
+      </w:r>
+      <w:proofErr w:type="spellEnd"/>
+    </w:p>
+    <w:p>
+      <w:pPr>
+        <w:pStyle w:val="Code"/>
+      </w:pPr>
+      <w:proofErr w:type="spellStart"/>
+      <w:proofErr w:type="gramStart"/>
+      <w:r>
+        <w:t>UnityEngine.SceneManagement.SceneManager.</w:t>
+      </w:r>
+      <w:r>
+        <w:rPr>
+          <w:color w:val="6F42C1"/>
+        </w:rPr>
+        <w:t>LoadScene</w:t>
+      </w:r>
+      <w:proofErr w:type="spellEnd"/>
+      <w:proofErr w:type="gramEnd"/>
+      <w:r>
+        <w:t>(</w:t>
+      </w:r>
+      <w:proofErr w:type="spellStart"/>
+      <w:r>
+        <w:t>sceneName</w:t>
+      </w:r>
+      <w:proofErr w:type="spellEnd"/>
+      <w:r>
+        <w:t>);</w:t>
+      </w:r>
+    </w:p>
+    <w:p>
+      <w:pPr>
+        <w:pStyle w:val="Code"/>
+        <w:rPr>
+          <w:color w:val="808080" w:themeColor="background1" w:themeShade="80"/>
+        </w:rPr>
+      </w:pPr>
+      <w:r>
+        <w:rPr>
+          <w:color w:val="808080" w:themeColor="background1" w:themeShade="80"/>
+        </w:rPr>
+        <w:t>// with</w:t>
+      </w:r>
+    </w:p>
+    <w:p>
+      <w:pPr>
+        <w:pStyle w:val="Code"/>
+      </w:pPr>
+      <w:proofErr w:type="spellStart"/>
+      <w:r>
+        <w:t>GameObjectManager.</w:t>
+      </w:r>
+      <w:r>
+        <w:rPr>
+          <w:color w:val="6F42C1"/>
+        </w:rPr>
+        <w:t>loadScene</w:t>
+      </w:r>
+      <w:proofErr w:type="spellEnd"/>
+      <w:r>
+        <w:t>(</w:t>
+      </w:r>
+      <w:proofErr w:type="spellStart"/>
+      <w:r>
+        <w:t>sceneName</w:t>
+      </w:r>
+      <w:proofErr w:type="spellEnd"/>
+      <w:r>
+        <w:t>);</w:t>
+      </w:r>
+    </w:p>
+    <w:p>
+      <w:pPr>
+        <w:pStyle w:val="Code"/>
+      </w:pPr>
+    </w:p>
+    <w:p>
+      <w:pPr>
+        <w:pStyle w:val="Code"/>
+        <w:rPr>
+          <w:color w:val="808080" w:themeColor="background1" w:themeShade="80"/>
+        </w:rPr>
+      </w:pPr>
+      <w:r>
+        <w:rPr>
+          <w:color w:val="808080" w:themeColor="background1" w:themeShade="80"/>
+        </w:rPr>
+        <w:t xml:space="preserve">// Replace all </w:t>
+      </w:r>
+      <w:proofErr w:type="spellStart"/>
+      <w:r>
+        <w:rPr>
+          <w:color w:val="808080" w:themeColor="background1" w:themeShade="80"/>
+        </w:rPr>
+        <w:t>DontDestroyOnLoad</w:t>
+      </w:r>
+      <w:proofErr w:type="spellEnd"/>
+      <w:r>
+        <w:rPr>
+          <w:color w:val="808080" w:themeColor="background1" w:themeShade="80"/>
+        </w:rPr>
+        <w:t xml:space="preserve"> calls</w:t>
+      </w:r>
+    </w:p>
+    <w:p>
+      <w:pPr>
+        <w:pStyle w:val="Code"/>
+      </w:pPr>
+      <w:proofErr w:type="spellStart"/>
+      <w:r>
+        <w:rPr>
+          <w:color w:val="6F42C1"/>
+        </w:rPr>
+        <w:t>DontDestroyOnLoad</w:t>
+      </w:r>
+      <w:proofErr w:type="spellEnd"/>
+      <w:r>
+        <w:t>(go);</w:t>
+      </w:r>
+    </w:p>
+    <w:p>
+      <w:pPr>
+        <w:pStyle w:val="Code"/>
+        <w:rPr>
+          <w:color w:val="808080" w:themeColor="background1" w:themeShade="80"/>
+        </w:rPr>
+      </w:pPr>
+      <w:r>
+        <w:rPr>
+          <w:color w:val="808080" w:themeColor="background1" w:themeShade="80"/>
+        </w:rPr>
+        <w:t>// with</w:t>
+      </w:r>
+    </w:p>
+    <w:p>
+      <w:pPr>
+        <w:pStyle w:val="Code"/>
+      </w:pPr>
+      <w:proofErr w:type="spellStart"/>
+      <w:r>
+        <w:t>GameObjectManager.</w:t>
+      </w:r>
+      <w:r>
+        <w:rPr>
+          <w:color w:val="6F42C1"/>
+        </w:rPr>
+        <w:t>dontDestroyOnLoadAndRebind</w:t>
+      </w:r>
+      <w:proofErr w:type="spellEnd"/>
+      <w:r>
+        <w:t>(go);</w:t>
+      </w:r>
+    </w:p>
+    <w:p>
+      <w:pPr>
+        <w:pStyle w:val="Titre2"/>
+      </w:pPr>
+      <w:bookmarkStart w:id="17" w:name="_Toc241677904"/>
+      <w:r>
+        <w:t>Access systems’ fields and methods in Inspector</w:t>
+      </w:r>
       <w:bookmarkEnd w:id="17"/>
-      <w:proofErr w:type="spellEnd"/>
-    </w:p>
-    <w:p>
-      <w:r>
-        <w:t xml:space="preserve">The </w:t>
-      </w:r>
-      <w:proofErr w:type="spellStart"/>
-      <w:r>
-        <w:t>GameObjectManager</w:t>
-      </w:r>
-      <w:proofErr w:type="spellEnd"/>
-      <w:r>
-        <w:t xml:space="preserve"> enables FYFY to keep synchronized with Unity simulation. If you choose to experiment FYFY you have to replace some of the classic Unity calls with overloaded </w:t>
-      </w:r>
-      <w:proofErr w:type="spellStart"/>
-      <w:r>
-        <w:t>GameObjectManager</w:t>
-      </w:r>
-      <w:proofErr w:type="spellEnd"/>
-      <w:r>
-        <w:t xml:space="preserve"> calls:</w:t>
-      </w:r>
-    </w:p>
-    <w:p>
-      <w:pPr>
-        <w:pStyle w:val="Code"/>
-      </w:pPr>
-      <w:proofErr w:type="spellStart"/>
-      <w:r>
-        <w:rPr>
-          <w:color w:val="6F42C1"/>
-        </w:rPr>
-        <w:t>GameObject</w:t>
-      </w:r>
-      <w:proofErr w:type="spellEnd"/>
-      <w:r>
-        <w:t xml:space="preserve"> go </w:t>
-      </w:r>
-      <w:r>
-        <w:rPr>
-          <w:color w:val="D73A49"/>
-        </w:rPr>
-        <w:t>=</w:t>
-      </w:r>
-      <w:r>
-        <w:t xml:space="preserve"> </w:t>
-      </w:r>
-      <w:r>
-        <w:rPr>
-          <w:color w:val="6F42C1"/>
-        </w:rPr>
-        <w:t>Instantiate</w:t>
-      </w:r>
-      <w:r>
-        <w:t>(prefab);</w:t>
-      </w:r>
-    </w:p>
-    <w:p>
-      <w:pPr>
-        <w:pStyle w:val="Code"/>
-        <w:rPr>
-          <w:color w:val="808080" w:themeColor="background1" w:themeShade="80"/>
-        </w:rPr>
-      </w:pPr>
-      <w:r>
-        <w:rPr>
-          <w:color w:val="808080" w:themeColor="background1" w:themeShade="80"/>
-        </w:rPr>
-        <w:t xml:space="preserve">// Bind each new </w:t>
-      </w:r>
-      <w:proofErr w:type="spellStart"/>
-      <w:r>
-        <w:rPr>
-          <w:color w:val="808080" w:themeColor="background1" w:themeShade="80"/>
-        </w:rPr>
-        <w:t>GameObject</w:t>
-      </w:r>
-      <w:proofErr w:type="spellEnd"/>
-      <w:r>
-        <w:rPr>
-          <w:color w:val="808080" w:themeColor="background1" w:themeShade="80"/>
-        </w:rPr>
-        <w:t xml:space="preserve"> to FYFY</w:t>
-      </w:r>
-    </w:p>
-    <w:p>
-      <w:pPr>
-        <w:pStyle w:val="Code"/>
-      </w:pPr>
-      <w:proofErr w:type="spellStart"/>
-      <w:r>
-        <w:t>GameObjectManager.</w:t>
-      </w:r>
-      <w:r>
-        <w:rPr>
-          <w:color w:val="6F42C1"/>
-        </w:rPr>
-        <w:t>bind</w:t>
-      </w:r>
-      <w:proofErr w:type="spellEnd"/>
-      <w:r>
-        <w:t>(go);</w:t>
-      </w:r>
-    </w:p>
-    <w:p>
-      <w:pPr>
-        <w:pStyle w:val="Code"/>
-      </w:pPr>
-    </w:p>
-    <w:p>
-      <w:pPr>
-        <w:pStyle w:val="Code"/>
-        <w:rPr>
-          <w:color w:val="808080" w:themeColor="background1" w:themeShade="80"/>
-        </w:rPr>
-      </w:pPr>
-      <w:r>
-        <w:rPr>
-          <w:color w:val="808080" w:themeColor="background1" w:themeShade="80"/>
-        </w:rPr>
-        <w:t xml:space="preserve">// Unbind all </w:t>
-      </w:r>
-      <w:proofErr w:type="spellStart"/>
-      <w:r>
-        <w:rPr>
-          <w:color w:val="808080" w:themeColor="background1" w:themeShade="80"/>
-        </w:rPr>
-        <w:t>GameObject</w:t>
-      </w:r>
-      <w:proofErr w:type="spellEnd"/>
-      <w:r>
-        <w:rPr>
-          <w:color w:val="808080" w:themeColor="background1" w:themeShade="80"/>
-        </w:rPr>
-        <w:t xml:space="preserve"> before destroying it</w:t>
-      </w:r>
-    </w:p>
-    <w:p>
-      <w:pPr>
-        <w:pStyle w:val="Code"/>
-      </w:pPr>
-      <w:proofErr w:type="spellStart"/>
-      <w:r>
-        <w:t>GameObjectManager.</w:t>
-      </w:r>
-      <w:r>
-        <w:rPr>
-          <w:color w:val="6F42C1"/>
-        </w:rPr>
-        <w:t>unbind</w:t>
-      </w:r>
-      <w:proofErr w:type="spellEnd"/>
-      <w:r>
-        <w:t>(go);</w:t>
-      </w:r>
-    </w:p>
-    <w:p>
-      <w:pPr>
-        <w:pStyle w:val="Code"/>
-      </w:pPr>
-      <w:r>
-        <w:rPr>
-          <w:color w:val="6F42C1"/>
-        </w:rPr>
-        <w:t>Destroy</w:t>
-      </w:r>
-      <w:r>
-        <w:t>(go);</w:t>
-      </w:r>
-    </w:p>
-    <w:p>
-      <w:pPr>
-        <w:pStyle w:val="Code"/>
-      </w:pPr>
-    </w:p>
-    <w:p>
-      <w:pPr>
-        <w:pStyle w:val="Code"/>
-        <w:rPr>
-          <w:color w:val="808080" w:themeColor="background1" w:themeShade="80"/>
-        </w:rPr>
-      </w:pPr>
-      <w:r>
-        <w:rPr>
-          <w:color w:val="808080" w:themeColor="background1" w:themeShade="80"/>
-        </w:rPr>
-        <w:t xml:space="preserve">// Replace all classic </w:t>
-      </w:r>
-      <w:proofErr w:type="spellStart"/>
-      <w:r>
-        <w:rPr>
-          <w:color w:val="808080" w:themeColor="background1" w:themeShade="80"/>
-        </w:rPr>
-        <w:t>AddComponent</w:t>
-      </w:r>
-      <w:proofErr w:type="spellEnd"/>
-      <w:r>
-        <w:rPr>
-          <w:color w:val="808080" w:themeColor="background1" w:themeShade="80"/>
-        </w:rPr>
-        <w:t xml:space="preserve"> calls</w:t>
-      </w:r>
-    </w:p>
-    <w:p>
-      <w:pPr>
-        <w:pStyle w:val="Code"/>
-      </w:pPr>
-      <w:proofErr w:type="spellStart"/>
-      <w:proofErr w:type="gramStart"/>
-      <w:r>
-        <w:t>go.</w:t>
-      </w:r>
-      <w:r>
-        <w:rPr>
-          <w:color w:val="6F42C1"/>
-        </w:rPr>
-        <w:t>AddComponent</w:t>
-      </w:r>
-      <w:proofErr w:type="spellEnd"/>
-      <w:proofErr w:type="gramEnd"/>
-      <w:r>
-        <w:t>&lt;</w:t>
-      </w:r>
-      <w:proofErr w:type="spellStart"/>
-      <w:r>
-        <w:rPr>
-          <w:color w:val="6F42C1"/>
-        </w:rPr>
-        <w:t>FYFYComponentExample</w:t>
-      </w:r>
-      <w:proofErr w:type="spellEnd"/>
-      <w:r>
-        <w:t>&gt;();</w:t>
-      </w:r>
-    </w:p>
-    <w:p>
-      <w:pPr>
-        <w:pStyle w:val="Code"/>
-        <w:rPr>
-          <w:color w:val="808080" w:themeColor="background1" w:themeShade="80"/>
-        </w:rPr>
-      </w:pPr>
-      <w:r>
-        <w:rPr>
-          <w:color w:val="808080" w:themeColor="background1" w:themeShade="80"/>
-        </w:rPr>
-        <w:t>// with</w:t>
-      </w:r>
-    </w:p>
-    <w:p>
-      <w:pPr>
-        <w:pStyle w:val="Code"/>
-      </w:pPr>
-      <w:proofErr w:type="spellStart"/>
-      <w:r>
-        <w:t>GameObjectManager.</w:t>
-      </w:r>
-      <w:r>
-        <w:rPr>
-          <w:color w:val="6F42C1"/>
-        </w:rPr>
-        <w:t>addComponent</w:t>
-      </w:r>
-      <w:proofErr w:type="spellEnd"/>
-      <w:r>
-        <w:t>&lt;</w:t>
-      </w:r>
-      <w:proofErr w:type="spellStart"/>
-      <w:r>
-        <w:rPr>
-          <w:color w:val="6F42C1"/>
-        </w:rPr>
-        <w:t>FYFYComponentExample</w:t>
-      </w:r>
-      <w:proofErr w:type="spellEnd"/>
-      <w:r>
-        <w:t>&gt;(go);</w:t>
-      </w:r>
-    </w:p>
-    <w:p>
-      <w:pPr>
-        <w:pStyle w:val="Code"/>
-      </w:pPr>
-    </w:p>
-    <w:p>
-      <w:pPr>
-        <w:pStyle w:val="Code"/>
-        <w:rPr>
-          <w:color w:val="808080" w:themeColor="background1" w:themeShade="80"/>
-        </w:rPr>
-      </w:pPr>
-      <w:r>
-        <w:rPr>
-          <w:color w:val="808080" w:themeColor="background1" w:themeShade="80"/>
-        </w:rPr>
-        <w:t>// Replace all component destruction</w:t>
-      </w:r>
-    </w:p>
-    <w:p>
-      <w:pPr>
-        <w:pStyle w:val="Code"/>
-      </w:pPr>
-      <w:proofErr w:type="spellStart"/>
-      <w:r>
-        <w:rPr>
-          <w:color w:val="6F42C1"/>
-        </w:rPr>
-        <w:t>FYFYComponentExample</w:t>
-      </w:r>
-      <w:proofErr w:type="spellEnd"/>
-      <w:r>
-        <w:t xml:space="preserve"> </w:t>
-      </w:r>
-      <w:proofErr w:type="spellStart"/>
-      <w:r>
-        <w:t>fce</w:t>
-      </w:r>
-      <w:proofErr w:type="spellEnd"/>
-      <w:r>
-        <w:t xml:space="preserve"> </w:t>
-      </w:r>
-      <w:r>
-        <w:rPr>
-          <w:color w:val="D73A49"/>
-        </w:rPr>
-        <w:t>=</w:t>
-      </w:r>
-      <w:r>
-        <w:t xml:space="preserve"> </w:t>
-      </w:r>
-      <w:proofErr w:type="spellStart"/>
-      <w:proofErr w:type="gramStart"/>
-      <w:r>
-        <w:t>go.</w:t>
-      </w:r>
-      <w:r>
-        <w:rPr>
-          <w:color w:val="6F42C1"/>
-        </w:rPr>
-        <w:t>GetComponent</w:t>
-      </w:r>
-      <w:proofErr w:type="spellEnd"/>
-      <w:proofErr w:type="gramEnd"/>
-      <w:r>
-        <w:t>&lt;</w:t>
-      </w:r>
-      <w:proofErr w:type="spellStart"/>
-      <w:r>
-        <w:rPr>
-          <w:color w:val="6F42C1"/>
-        </w:rPr>
-        <w:t>FYFYComponentExample</w:t>
-      </w:r>
-      <w:proofErr w:type="spellEnd"/>
-      <w:r>
-        <w:t>&gt;();</w:t>
-      </w:r>
-    </w:p>
-    <w:p>
-      <w:pPr>
-        <w:pStyle w:val="Code"/>
-      </w:pPr>
-      <w:r>
-        <w:rPr>
-          <w:color w:val="6F42C1"/>
-        </w:rPr>
-        <w:t>Destroy</w:t>
-      </w:r>
-      <w:r>
-        <w:t>(</w:t>
-      </w:r>
-      <w:proofErr w:type="spellStart"/>
-      <w:r>
-        <w:t>fce</w:t>
-      </w:r>
-      <w:proofErr w:type="spellEnd"/>
-      <w:r>
-        <w:t>);</w:t>
-      </w:r>
-    </w:p>
-    <w:p>
-      <w:pPr>
-        <w:pStyle w:val="Code"/>
-        <w:rPr>
-          <w:color w:val="808080" w:themeColor="background1" w:themeShade="80"/>
-        </w:rPr>
-      </w:pPr>
-      <w:r>
-        <w:rPr>
-          <w:color w:val="808080" w:themeColor="background1" w:themeShade="80"/>
-        </w:rPr>
-        <w:t>// with</w:t>
-      </w:r>
-    </w:p>
-    <w:p>
-      <w:pPr>
-        <w:pStyle w:val="Code"/>
-      </w:pPr>
-      <w:proofErr w:type="spellStart"/>
-      <w:r>
-        <w:t>GameObjectManager.</w:t>
-      </w:r>
-      <w:r>
-        <w:rPr>
-          <w:color w:val="6F42C1"/>
-        </w:rPr>
-        <w:t>removeComponent</w:t>
-      </w:r>
-      <w:proofErr w:type="spellEnd"/>
-      <w:r>
-        <w:t>&lt;</w:t>
-      </w:r>
-      <w:proofErr w:type="spellStart"/>
-      <w:r>
-        <w:rPr>
-          <w:color w:val="6F42C1"/>
-        </w:rPr>
-        <w:t>FYFYComponentExample</w:t>
-      </w:r>
-      <w:proofErr w:type="spellEnd"/>
-      <w:r>
-        <w:t>&gt;(go);</w:t>
-      </w:r>
-    </w:p>
-    <w:p>
-      <w:pPr>
-        <w:pStyle w:val="Code"/>
-      </w:pPr>
-    </w:p>
-    <w:p>
-      <w:pPr>
-        <w:pStyle w:val="Code"/>
-        <w:rPr>
-          <w:color w:val="808080" w:themeColor="background1" w:themeShade="80"/>
-        </w:rPr>
-      </w:pPr>
-      <w:r>
-        <w:rPr>
-          <w:color w:val="808080" w:themeColor="background1" w:themeShade="80"/>
-        </w:rPr>
-        <w:t>// Replace all changes on active state</w:t>
-      </w:r>
-    </w:p>
-    <w:p>
-      <w:pPr>
-        <w:pStyle w:val="Code"/>
-      </w:pPr>
-      <w:proofErr w:type="spellStart"/>
-      <w:proofErr w:type="gramStart"/>
-      <w:r>
-        <w:t>go.</w:t>
-      </w:r>
-      <w:r>
-        <w:rPr>
-          <w:color w:val="6F42C1"/>
-        </w:rPr>
-        <w:t>SetActive</w:t>
-      </w:r>
-      <w:proofErr w:type="spellEnd"/>
-      <w:proofErr w:type="gramEnd"/>
-      <w:r>
-        <w:t>(</w:t>
-      </w:r>
-      <w:r>
-        <w:rPr>
-          <w:color w:val="005CC5"/>
-        </w:rPr>
-        <w:t>false</w:t>
-      </w:r>
-      <w:r>
-        <w:t>);</w:t>
-      </w:r>
-    </w:p>
-    <w:p>
-      <w:pPr>
-        <w:pStyle w:val="Code"/>
-        <w:rPr>
-          <w:color w:val="808080" w:themeColor="background1" w:themeShade="80"/>
-        </w:rPr>
-      </w:pPr>
-      <w:r>
-        <w:rPr>
-          <w:color w:val="808080" w:themeColor="background1" w:themeShade="80"/>
-        </w:rPr>
-        <w:t>// with</w:t>
-      </w:r>
-    </w:p>
-    <w:p>
-      <w:pPr>
-        <w:pStyle w:val="Code"/>
-      </w:pPr>
-      <w:proofErr w:type="spellStart"/>
-      <w:r>
-        <w:t>GameObjectManager.</w:t>
-      </w:r>
-      <w:r>
-        <w:rPr>
-          <w:color w:val="6F42C1"/>
-        </w:rPr>
-        <w:t>setGameObjectState</w:t>
-      </w:r>
-      <w:proofErr w:type="spellEnd"/>
-      <w:r>
-        <w:t xml:space="preserve">(go, </w:t>
-      </w:r>
-      <w:r>
-        <w:rPr>
-          <w:color w:val="005CC5"/>
-        </w:rPr>
-        <w:t>false</w:t>
-      </w:r>
-      <w:r>
-        <w:t>);</w:t>
-      </w:r>
-    </w:p>
-    <w:p>
-      <w:pPr>
-        <w:pStyle w:val="Code"/>
-      </w:pPr>
-    </w:p>
-    <w:p>
-      <w:pPr>
-        <w:pStyle w:val="Code"/>
-        <w:rPr>
-          <w:color w:val="808080" w:themeColor="background1" w:themeShade="80"/>
-        </w:rPr>
-      </w:pPr>
-      <w:r>
-        <w:rPr>
-          <w:color w:val="808080" w:themeColor="background1" w:themeShade="80"/>
-        </w:rPr>
-        <w:t>// Replace all hierarchical updates</w:t>
-      </w:r>
-    </w:p>
-    <w:p>
-      <w:pPr>
-        <w:pStyle w:val="Code"/>
-      </w:pPr>
-      <w:proofErr w:type="spellStart"/>
-      <w:proofErr w:type="gramStart"/>
-      <w:r>
-        <w:t>go.transform</w:t>
-      </w:r>
-      <w:proofErr w:type="gramEnd"/>
-      <w:r>
-        <w:t>.</w:t>
-      </w:r>
-      <w:r>
-        <w:rPr>
-          <w:color w:val="6F42C1"/>
-        </w:rPr>
-        <w:t>SetParent</w:t>
-      </w:r>
-      <w:proofErr w:type="spellEnd"/>
-      <w:r>
-        <w:t>(</w:t>
-      </w:r>
-      <w:proofErr w:type="spellStart"/>
-      <w:r>
-        <w:t>newParent</w:t>
-      </w:r>
-      <w:proofErr w:type="spellEnd"/>
-      <w:r>
-        <w:t xml:space="preserve">, </w:t>
-      </w:r>
-      <w:r>
-        <w:rPr>
-          <w:color w:val="005CC5"/>
-        </w:rPr>
-        <w:t>true</w:t>
-      </w:r>
-      <w:r>
-        <w:t>);</w:t>
-      </w:r>
-    </w:p>
-    <w:p>
-      <w:pPr>
-        <w:pStyle w:val="Code"/>
-        <w:rPr>
-          <w:color w:val="808080" w:themeColor="background1" w:themeShade="80"/>
-        </w:rPr>
-      </w:pPr>
-      <w:r>
-        <w:rPr>
-          <w:color w:val="808080" w:themeColor="background1" w:themeShade="80"/>
-        </w:rPr>
-        <w:t>// with</w:t>
-      </w:r>
-    </w:p>
-    <w:p>
-      <w:pPr>
-        <w:pStyle w:val="Code"/>
-      </w:pPr>
-      <w:proofErr w:type="spellStart"/>
-      <w:r>
-        <w:t>GameObjectManager.</w:t>
-      </w:r>
-      <w:r>
-        <w:rPr>
-          <w:color w:val="6F42C1"/>
-        </w:rPr>
-        <w:t>setGameObjectParent</w:t>
-      </w:r>
-      <w:proofErr w:type="spellEnd"/>
-      <w:r>
-        <w:t xml:space="preserve">(go, </w:t>
-      </w:r>
-      <w:proofErr w:type="spellStart"/>
-      <w:r>
-        <w:t>newParent</w:t>
-      </w:r>
-      <w:proofErr w:type="spellEnd"/>
-      <w:r>
-        <w:t xml:space="preserve">, </w:t>
-      </w:r>
-      <w:r>
-        <w:rPr>
-          <w:color w:val="005CC5"/>
-        </w:rPr>
-        <w:t>true</w:t>
-      </w:r>
-      <w:r>
-        <w:t>);</w:t>
-      </w:r>
-    </w:p>
-    <w:p>
-      <w:pPr>
-        <w:pStyle w:val="Code"/>
-      </w:pPr>
-    </w:p>
-    <w:p>
-      <w:pPr>
-        <w:pStyle w:val="Code"/>
-        <w:rPr>
-          <w:color w:val="808080" w:themeColor="background1" w:themeShade="80"/>
-        </w:rPr>
-      </w:pPr>
-      <w:r>
-        <w:rPr>
-          <w:color w:val="808080" w:themeColor="background1" w:themeShade="80"/>
-        </w:rPr>
-        <w:t xml:space="preserve">// Replace all scene </w:t>
-      </w:r>
-      <w:proofErr w:type="spellStart"/>
-      <w:r>
-        <w:rPr>
-          <w:color w:val="808080" w:themeColor="background1" w:themeShade="80"/>
-        </w:rPr>
-        <w:t>loadind</w:t>
-      </w:r>
-      <w:proofErr w:type="spellEnd"/>
-    </w:p>
-    <w:p>
-      <w:pPr>
-        <w:pStyle w:val="Code"/>
-      </w:pPr>
-      <w:proofErr w:type="spellStart"/>
-      <w:proofErr w:type="gramStart"/>
-      <w:r>
-        <w:t>UnityEngine.SceneManagement.SceneManager.</w:t>
-      </w:r>
-      <w:r>
-        <w:rPr>
-          <w:color w:val="6F42C1"/>
-        </w:rPr>
-        <w:t>LoadScene</w:t>
-      </w:r>
-      <w:proofErr w:type="spellEnd"/>
-      <w:proofErr w:type="gramEnd"/>
-      <w:r>
-        <w:t>(</w:t>
-      </w:r>
-      <w:proofErr w:type="spellStart"/>
-      <w:r>
-        <w:t>sceneName</w:t>
-      </w:r>
-      <w:proofErr w:type="spellEnd"/>
-      <w:r>
-        <w:t>);</w:t>
-      </w:r>
-    </w:p>
-    <w:p>
-      <w:pPr>
-        <w:pStyle w:val="Code"/>
-        <w:rPr>
-          <w:color w:val="808080" w:themeColor="background1" w:themeShade="80"/>
-        </w:rPr>
-      </w:pPr>
-      <w:r>
-        <w:rPr>
-          <w:color w:val="808080" w:themeColor="background1" w:themeShade="80"/>
-        </w:rPr>
-        <w:t>// with</w:t>
-      </w:r>
-    </w:p>
-    <w:p>
-      <w:pPr>
-        <w:pStyle w:val="Code"/>
-      </w:pPr>
-      <w:proofErr w:type="spellStart"/>
-      <w:r>
-        <w:t>GameObjectManager.</w:t>
-      </w:r>
-      <w:r>
-        <w:rPr>
-          <w:color w:val="6F42C1"/>
-        </w:rPr>
-        <w:t>loadScene</w:t>
-      </w:r>
-      <w:proofErr w:type="spellEnd"/>
-      <w:r>
-        <w:t>(</w:t>
-      </w:r>
-      <w:proofErr w:type="spellStart"/>
-      <w:r>
-        <w:t>sceneName</w:t>
-      </w:r>
-      <w:proofErr w:type="spellEnd"/>
-      <w:r>
-        <w:t>);</w:t>
-      </w:r>
-    </w:p>
-    <w:p>
-      <w:pPr>
-        <w:pStyle w:val="Code"/>
-      </w:pPr>
-    </w:p>
-    <w:p>
-      <w:pPr>
-        <w:pStyle w:val="Code"/>
-        <w:rPr>
-          <w:color w:val="808080" w:themeColor="background1" w:themeShade="80"/>
-        </w:rPr>
-      </w:pPr>
-      <w:r>
-        <w:rPr>
-          <w:color w:val="808080" w:themeColor="background1" w:themeShade="80"/>
-        </w:rPr>
-        <w:t xml:space="preserve">// Replace all </w:t>
-      </w:r>
-      <w:proofErr w:type="spellStart"/>
-      <w:r>
-        <w:rPr>
-          <w:color w:val="808080" w:themeColor="background1" w:themeShade="80"/>
-        </w:rPr>
-        <w:t>DontDestroyOnLoad</w:t>
-      </w:r>
-      <w:proofErr w:type="spellEnd"/>
-      <w:r>
-        <w:rPr>
-          <w:color w:val="808080" w:themeColor="background1" w:themeShade="80"/>
-        </w:rPr>
-        <w:t xml:space="preserve"> calls</w:t>
-      </w:r>
-    </w:p>
-    <w:p>
-      <w:pPr>
-        <w:pStyle w:val="Code"/>
-      </w:pPr>
-      <w:proofErr w:type="spellStart"/>
-      <w:r>
-        <w:rPr>
-          <w:color w:val="6F42C1"/>
-        </w:rPr>
-        <w:t>DontDestroyOnLoad</w:t>
-      </w:r>
-      <w:proofErr w:type="spellEnd"/>
-      <w:r>
-        <w:t>(go);</w:t>
-      </w:r>
-    </w:p>
-    <w:p>
-      <w:pPr>
-        <w:pStyle w:val="Code"/>
-        <w:rPr>
-          <w:color w:val="808080" w:themeColor="background1" w:themeShade="80"/>
-        </w:rPr>
-      </w:pPr>
-      <w:r>
-        <w:rPr>
-          <w:color w:val="808080" w:themeColor="background1" w:themeShade="80"/>
-        </w:rPr>
-        <w:t>// with</w:t>
-      </w:r>
-    </w:p>
-    <w:p>
-      <w:pPr>
-        <w:pStyle w:val="Code"/>
-      </w:pPr>
-      <w:proofErr w:type="spellStart"/>
-      <w:r>
-        <w:t>GameObjectManager.</w:t>
-      </w:r>
-      <w:r>
-        <w:rPr>
-          <w:color w:val="6F42C1"/>
-        </w:rPr>
-        <w:t>dontDestroyOnLoadAndRebind</w:t>
-      </w:r>
-      <w:proofErr w:type="spellEnd"/>
-      <w:r>
-        <w:t>(go);</w:t>
-      </w:r>
-    </w:p>
-    <w:p>
-      <w:pPr>
-        <w:pStyle w:val="Titre2"/>
-      </w:pPr>
-      <w:bookmarkStart w:id="18" w:name="_Toc114143872"/>
-      <w:r>
-        <w:t>Access systems’ fields and methods in Inspector</w:t>
-      </w:r>
-      <w:bookmarkEnd w:id="18"/>
     </w:p>
     <w:p>
       <w:r>
@@ -7081,6 +7110,7 @@
     </w:p>
     <w:p>
       <w:r>
+        <w:lastRenderedPageBreak/>
         <w:t xml:space="preserve">If you define inside a system a void public function with a maximum of one parameter, FYFY give you access to this function through </w:t>
       </w:r>
       <w:r>
@@ -7110,9 +7140,8 @@
           <w:noProof/>
           <w:lang w:val="fr-FR"/>
         </w:rPr>
-        <w:lastRenderedPageBreak/>
         <w:drawing>
-          <wp:inline distT="0" distB="0" distL="0" distR="0">
+          <wp:inline distT="0" distB="0" distL="0" distR="0" wp14:anchorId="45930DDF" wp14:editId="3588045F">
             <wp:extent cx="3886200" cy="3044190"/>
             <wp:effectExtent l="0" t="0" r="0" b="3810"/>
             <wp:docPr id="4" name="Image 4" descr="How to link UI event with a function defined inside a system">
@@ -7178,7 +7207,7 @@
 </file>
 
 <file path=word/endnotes.xml><?xml version="1.0" encoding="utf-8"?>
-<w:endnotes xmlns:wpc="http://schemas.microsoft.com/office/word/2010/wordprocessingCanvas" xmlns:cx="http://schemas.microsoft.com/office/drawing/2014/chartex" xmlns:mc="http://schemas.openxmlformats.org/markup-compatibility/2006" xmlns:o="urn:schemas-microsoft-com:office:office" xmlns:r="http://schemas.openxmlformats.org/officeDocument/2006/relationships" xmlns:m="http://schemas.openxmlformats.org/officeDocument/2006/math" xmlns:v="urn:schemas-microsoft-com:vml" xmlns:wp14="http://schemas.microsoft.com/office/word/2010/wordprocessingDrawing" xmlns:wp="http://schemas.openxmlformats.org/drawingml/2006/wordprocessingDrawing" xmlns:w10="urn:schemas-microsoft-com:office:word" xmlns:w="http://schemas.openxmlformats.org/wordprocessingml/2006/main" xmlns:w14="http://schemas.microsoft.com/office/word/2010/wordml" xmlns:w15="http://schemas.microsoft.com/office/word/2012/wordml" xmlns:w16se="http://schemas.microsoft.com/office/word/2015/wordml/symex" xmlns:wpg="http://schemas.microsoft.com/office/word/2010/wordprocessingGroup" xmlns:wpi="http://schemas.microsoft.com/office/word/2010/wordprocessingInk" xmlns:wne="http://schemas.microsoft.com/office/word/2006/wordml" xmlns:wps="http://schemas.microsoft.com/office/word/2010/wordprocessingShape" mc:Ignorable="w14 w15 w16se wp14">
+<w:endnotes xmlns:wpc="http://schemas.microsoft.com/office/word/2010/wordprocessingCanvas" xmlns:cx="http://schemas.microsoft.com/office/drawing/2014/chartex" xmlns:cx1="http://schemas.microsoft.com/office/drawing/2015/9/8/chartex" xmlns:cx2="http://schemas.microsoft.com/office/drawing/2015/10/21/chartex" xmlns:cx3="http://schemas.microsoft.com/office/drawing/2016/5/9/chartex" xmlns:cx4="http://schemas.microsoft.com/office/drawing/2016/5/10/chartex" xmlns:cx5="http://schemas.microsoft.com/office/drawing/2016/5/11/chartex" xmlns:cx6="http://schemas.microsoft.com/office/drawing/2016/5/12/chartex" xmlns:cx7="http://schemas.microsoft.com/office/drawing/2016/5/13/chartex" xmlns:cx8="http://schemas.microsoft.com/office/drawing/2016/5/14/chartex" xmlns:mc="http://schemas.openxmlformats.org/markup-compatibility/2006" xmlns:aink="http://schemas.microsoft.com/office/drawing/2016/ink" xmlns:am3d="http://schemas.microsoft.com/office/drawing/2017/model3d" xmlns:o="urn:schemas-microsoft-com:office:office" xmlns:oel="http://schemas.microsoft.com/office/2019/extlst" xmlns:r="http://schemas.openxmlformats.org/officeDocument/2006/relationships" xmlns:m="http://schemas.openxmlformats.org/officeDocument/2006/math" xmlns:v="urn:schemas-microsoft-com:vml" xmlns:wp14="http://schemas.microsoft.com/office/word/2010/wordprocessingDrawing" xmlns:wp="http://schemas.openxmlformats.org/drawingml/2006/wordprocessingDrawing" xmlns:w10="urn:schemas-microsoft-com:office:word" xmlns:w="http://schemas.openxmlformats.org/wordprocessingml/2006/main" xmlns:w14="http://schemas.microsoft.com/office/word/2010/wordml" xmlns:w15="http://schemas.microsoft.com/office/word/2012/wordml" xmlns:w16cex="http://schemas.microsoft.com/office/word/2018/wordml/cex" xmlns:w16cid="http://schemas.microsoft.com/office/word/2016/wordml/cid" xmlns:w16="http://schemas.microsoft.com/office/word/2018/wordml" xmlns:w16du="http://schemas.microsoft.com/office/word/2023/wordml/word16du" xmlns:w16sdtdh="http://schemas.microsoft.com/office/word/2020/wordml/sdtdatahash" xmlns:w16sdtfl="http://schemas.microsoft.com/office/word/2024/wordml/sdtformatlock" xmlns:w16se="http://schemas.microsoft.com/office/word/2015/wordml/symex" xmlns:wpg="http://schemas.microsoft.com/office/word/2010/wordprocessingGroup" xmlns:wpi="http://schemas.microsoft.com/office/word/2010/wordprocessingInk" xmlns:wne="http://schemas.microsoft.com/office/word/2006/wordml" xmlns:wps="http://schemas.microsoft.com/office/word/2010/wordprocessingShape" mc:Ignorable="w14 w15 w16se w16cid w16 w16cex w16sdtdh w16sdtfl w16du wp14">
   <w:endnote w:type="separator" w:id="-1">
     <w:p>
       <w:r>
@@ -7197,7 +7226,7 @@
 </file>
 
 <file path=word/footer1.xml><?xml version="1.0" encoding="utf-8"?>
-<w:ftr xmlns:wpc="http://schemas.microsoft.com/office/word/2010/wordprocessingCanvas" xmlns:cx="http://schemas.microsoft.com/office/drawing/2014/chartex" xmlns:mc="http://schemas.openxmlformats.org/markup-compatibility/2006" xmlns:o="urn:schemas-microsoft-com:office:office" xmlns:r="http://schemas.openxmlformats.org/officeDocument/2006/relationships" xmlns:m="http://schemas.openxmlformats.org/officeDocument/2006/math" xmlns:v="urn:schemas-microsoft-com:vml" xmlns:wp14="http://schemas.microsoft.com/office/word/2010/wordprocessingDrawing" xmlns:wp="http://schemas.openxmlformats.org/drawingml/2006/wordprocessingDrawing" xmlns:w10="urn:schemas-microsoft-com:office:word" xmlns:w="http://schemas.openxmlformats.org/wordprocessingml/2006/main" xmlns:w14="http://schemas.microsoft.com/office/word/2010/wordml" xmlns:w15="http://schemas.microsoft.com/office/word/2012/wordml" xmlns:w16se="http://schemas.microsoft.com/office/word/2015/wordml/symex" xmlns:wpg="http://schemas.microsoft.com/office/word/2010/wordprocessingGroup" xmlns:wpi="http://schemas.microsoft.com/office/word/2010/wordprocessingInk" xmlns:wne="http://schemas.microsoft.com/office/word/2006/wordml" xmlns:wps="http://schemas.microsoft.com/office/word/2010/wordprocessingShape" mc:Ignorable="w14 w15 w16se wp14">
+<w:ftr xmlns:wpc="http://schemas.microsoft.com/office/word/2010/wordprocessingCanvas" xmlns:cx="http://schemas.microsoft.com/office/drawing/2014/chartex" xmlns:cx1="http://schemas.microsoft.com/office/drawing/2015/9/8/chartex" xmlns:cx2="http://schemas.microsoft.com/office/drawing/2015/10/21/chartex" xmlns:cx3="http://schemas.microsoft.com/office/drawing/2016/5/9/chartex" xmlns:cx4="http://schemas.microsoft.com/office/drawing/2016/5/10/chartex" xmlns:cx5="http://schemas.microsoft.com/office/drawing/2016/5/11/chartex" xmlns:cx6="http://schemas.microsoft.com/office/drawing/2016/5/12/chartex" xmlns:cx7="http://schemas.microsoft.com/office/drawing/2016/5/13/chartex" xmlns:cx8="http://schemas.microsoft.com/office/drawing/2016/5/14/chartex" xmlns:mc="http://schemas.openxmlformats.org/markup-compatibility/2006" xmlns:aink="http://schemas.microsoft.com/office/drawing/2016/ink" xmlns:am3d="http://schemas.microsoft.com/office/drawing/2017/model3d" xmlns:o="urn:schemas-microsoft-com:office:office" xmlns:oel="http://schemas.microsoft.com/office/2019/extlst" xmlns:r="http://schemas.openxmlformats.org/officeDocument/2006/relationships" xmlns:m="http://schemas.openxmlformats.org/officeDocument/2006/math" xmlns:v="urn:schemas-microsoft-com:vml" xmlns:wp14="http://schemas.microsoft.com/office/word/2010/wordprocessingDrawing" xmlns:wp="http://schemas.openxmlformats.org/drawingml/2006/wordprocessingDrawing" xmlns:w10="urn:schemas-microsoft-com:office:word" xmlns:w="http://schemas.openxmlformats.org/wordprocessingml/2006/main" xmlns:w14="http://schemas.microsoft.com/office/word/2010/wordml" xmlns:w15="http://schemas.microsoft.com/office/word/2012/wordml" xmlns:w16cex="http://schemas.microsoft.com/office/word/2018/wordml/cex" xmlns:w16cid="http://schemas.microsoft.com/office/word/2016/wordml/cid" xmlns:w16="http://schemas.microsoft.com/office/word/2018/wordml" xmlns:w16du="http://schemas.microsoft.com/office/word/2023/wordml/word16du" xmlns:w16sdtdh="http://schemas.microsoft.com/office/word/2020/wordml/sdtdatahash" xmlns:w16sdtfl="http://schemas.microsoft.com/office/word/2024/wordml/sdtformatlock" xmlns:w16se="http://schemas.microsoft.com/office/word/2015/wordml/symex" xmlns:wpg="http://schemas.microsoft.com/office/word/2010/wordprocessingGroup" xmlns:wpi="http://schemas.microsoft.com/office/word/2010/wordprocessingInk" xmlns:wne="http://schemas.microsoft.com/office/word/2006/wordml" xmlns:wps="http://schemas.microsoft.com/office/word/2010/wordprocessingShape" mc:Ignorable="w14 w15 w16se w16cid w16 w16cex w16sdtdh w16sdtfl w16du wp14">
   <w:sdt>
     <w:sdtPr>
       <w:id w:val="1111635506"/>
@@ -7206,7 +7235,6 @@
         <w:docPartUnique/>
       </w:docPartObj>
     </w:sdtPr>
-    <w:sdtEndPr/>
     <w:sdtContent>
       <w:p>
         <w:pPr>
@@ -7244,7 +7272,7 @@
 </file>
 
 <file path=word/footnotes.xml><?xml version="1.0" encoding="utf-8"?>
-<w:footnotes xmlns:wpc="http://schemas.microsoft.com/office/word/2010/wordprocessingCanvas" xmlns:cx="http://schemas.microsoft.com/office/drawing/2014/chartex" xmlns:mc="http://schemas.openxmlformats.org/markup-compatibility/2006" xmlns:o="urn:schemas-microsoft-com:office:office" xmlns:r="http://schemas.openxmlformats.org/officeDocument/2006/relationships" xmlns:m="http://schemas.openxmlformats.org/officeDocument/2006/math" xmlns:v="urn:schemas-microsoft-com:vml" xmlns:wp14="http://schemas.microsoft.com/office/word/2010/wordprocessingDrawing" xmlns:wp="http://schemas.openxmlformats.org/drawingml/2006/wordprocessingDrawing" xmlns:w10="urn:schemas-microsoft-com:office:word" xmlns:w="http://schemas.openxmlformats.org/wordprocessingml/2006/main" xmlns:w14="http://schemas.microsoft.com/office/word/2010/wordml" xmlns:w15="http://schemas.microsoft.com/office/word/2012/wordml" xmlns:w16se="http://schemas.microsoft.com/office/word/2015/wordml/symex" xmlns:wpg="http://schemas.microsoft.com/office/word/2010/wordprocessingGroup" xmlns:wpi="http://schemas.microsoft.com/office/word/2010/wordprocessingInk" xmlns:wne="http://schemas.microsoft.com/office/word/2006/wordml" xmlns:wps="http://schemas.microsoft.com/office/word/2010/wordprocessingShape" mc:Ignorable="w14 w15 w16se wp14">
+<w:footnotes xmlns:wpc="http://schemas.microsoft.com/office/word/2010/wordprocessingCanvas" xmlns:cx="http://schemas.microsoft.com/office/drawing/2014/chartex" xmlns:cx1="http://schemas.microsoft.com/office/drawing/2015/9/8/chartex" xmlns:cx2="http://schemas.microsoft.com/office/drawing/2015/10/21/chartex" xmlns:cx3="http://schemas.microsoft.com/office/drawing/2016/5/9/chartex" xmlns:cx4="http://schemas.microsoft.com/office/drawing/2016/5/10/chartex" xmlns:cx5="http://schemas.microsoft.com/office/drawing/2016/5/11/chartex" xmlns:cx6="http://schemas.microsoft.com/office/drawing/2016/5/12/chartex" xmlns:cx7="http://schemas.microsoft.com/office/drawing/2016/5/13/chartex" xmlns:cx8="http://schemas.microsoft.com/office/drawing/2016/5/14/chartex" xmlns:mc="http://schemas.openxmlformats.org/markup-compatibility/2006" xmlns:aink="http://schemas.microsoft.com/office/drawing/2016/ink" xmlns:am3d="http://schemas.microsoft.com/office/drawing/2017/model3d" xmlns:o="urn:schemas-microsoft-com:office:office" xmlns:oel="http://schemas.microsoft.com/office/2019/extlst" xmlns:r="http://schemas.openxmlformats.org/officeDocument/2006/relationships" xmlns:m="http://schemas.openxmlformats.org/officeDocument/2006/math" xmlns:v="urn:schemas-microsoft-com:vml" xmlns:wp14="http://schemas.microsoft.com/office/word/2010/wordprocessingDrawing" xmlns:wp="http://schemas.openxmlformats.org/drawingml/2006/wordprocessingDrawing" xmlns:w10="urn:schemas-microsoft-com:office:word" xmlns:w="http://schemas.openxmlformats.org/wordprocessingml/2006/main" xmlns:w14="http://schemas.microsoft.com/office/word/2010/wordml" xmlns:w15="http://schemas.microsoft.com/office/word/2012/wordml" xmlns:w16cex="http://schemas.microsoft.com/office/word/2018/wordml/cex" xmlns:w16cid="http://schemas.microsoft.com/office/word/2016/wordml/cid" xmlns:w16="http://schemas.microsoft.com/office/word/2018/wordml" xmlns:w16du="http://schemas.microsoft.com/office/word/2023/wordml/word16du" xmlns:w16sdtdh="http://schemas.microsoft.com/office/word/2020/wordml/sdtdatahash" xmlns:w16sdtfl="http://schemas.microsoft.com/office/word/2024/wordml/sdtformatlock" xmlns:w16se="http://schemas.microsoft.com/office/word/2015/wordml/symex" xmlns:wpg="http://schemas.microsoft.com/office/word/2010/wordprocessingGroup" xmlns:wpi="http://schemas.microsoft.com/office/word/2010/wordprocessingInk" xmlns:wne="http://schemas.microsoft.com/office/word/2006/wordml" xmlns:wps="http://schemas.microsoft.com/office/word/2010/wordprocessingShape" mc:Ignorable="w14 w15 w16se w16cid w16 w16cex w16sdtdh w16sdtfl w16du wp14">
   <w:footnote w:type="separator" w:id="-1">
     <w:p>
       <w:r>
@@ -7263,7 +7291,7 @@
 </file>
 
 <file path=word/header1.xml><?xml version="1.0" encoding="utf-8"?>
-<w:hdr xmlns:wpc="http://schemas.microsoft.com/office/word/2010/wordprocessingCanvas" xmlns:cx="http://schemas.microsoft.com/office/drawing/2014/chartex" xmlns:mc="http://schemas.openxmlformats.org/markup-compatibility/2006" xmlns:o="urn:schemas-microsoft-com:office:office" xmlns:r="http://schemas.openxmlformats.org/officeDocument/2006/relationships" xmlns:m="http://schemas.openxmlformats.org/officeDocument/2006/math" xmlns:v="urn:schemas-microsoft-com:vml" xmlns:wp14="http://schemas.microsoft.com/office/word/2010/wordprocessingDrawing" xmlns:wp="http://schemas.openxmlformats.org/drawingml/2006/wordprocessingDrawing" xmlns:w10="urn:schemas-microsoft-com:office:word" xmlns:w="http://schemas.openxmlformats.org/wordprocessingml/2006/main" xmlns:w14="http://schemas.microsoft.com/office/word/2010/wordml" xmlns:w15="http://schemas.microsoft.com/office/word/2012/wordml" xmlns:w16se="http://schemas.microsoft.com/office/word/2015/wordml/symex" xmlns:wpg="http://schemas.microsoft.com/office/word/2010/wordprocessingGroup" xmlns:wpi="http://schemas.microsoft.com/office/word/2010/wordprocessingInk" xmlns:wne="http://schemas.microsoft.com/office/word/2006/wordml" xmlns:wps="http://schemas.microsoft.com/office/word/2010/wordprocessingShape" mc:Ignorable="w14 w15 w16se wp14">
+<w:hdr xmlns:wpc="http://schemas.microsoft.com/office/word/2010/wordprocessingCanvas" xmlns:cx="http://schemas.microsoft.com/office/drawing/2014/chartex" xmlns:cx1="http://schemas.microsoft.com/office/drawing/2015/9/8/chartex" xmlns:cx2="http://schemas.microsoft.com/office/drawing/2015/10/21/chartex" xmlns:cx3="http://schemas.microsoft.com/office/drawing/2016/5/9/chartex" xmlns:cx4="http://schemas.microsoft.com/office/drawing/2016/5/10/chartex" xmlns:cx5="http://schemas.microsoft.com/office/drawing/2016/5/11/chartex" xmlns:cx6="http://schemas.microsoft.com/office/drawing/2016/5/12/chartex" xmlns:cx7="http://schemas.microsoft.com/office/drawing/2016/5/13/chartex" xmlns:cx8="http://schemas.microsoft.com/office/drawing/2016/5/14/chartex" xmlns:mc="http://schemas.openxmlformats.org/markup-compatibility/2006" xmlns:aink="http://schemas.microsoft.com/office/drawing/2016/ink" xmlns:am3d="http://schemas.microsoft.com/office/drawing/2017/model3d" xmlns:o="urn:schemas-microsoft-com:office:office" xmlns:oel="http://schemas.microsoft.com/office/2019/extlst" xmlns:r="http://schemas.openxmlformats.org/officeDocument/2006/relationships" xmlns:m="http://schemas.openxmlformats.org/officeDocument/2006/math" xmlns:v="urn:schemas-microsoft-com:vml" xmlns:wp14="http://schemas.microsoft.com/office/word/2010/wordprocessingDrawing" xmlns:wp="http://schemas.openxmlformats.org/drawingml/2006/wordprocessingDrawing" xmlns:w10="urn:schemas-microsoft-com:office:word" xmlns:w="http://schemas.openxmlformats.org/wordprocessingml/2006/main" xmlns:w14="http://schemas.microsoft.com/office/word/2010/wordml" xmlns:w15="http://schemas.microsoft.com/office/word/2012/wordml" xmlns:w16cex="http://schemas.microsoft.com/office/word/2018/wordml/cex" xmlns:w16cid="http://schemas.microsoft.com/office/word/2016/wordml/cid" xmlns:w16="http://schemas.microsoft.com/office/word/2018/wordml" xmlns:w16du="http://schemas.microsoft.com/office/word/2023/wordml/word16du" xmlns:w16sdtdh="http://schemas.microsoft.com/office/word/2020/wordml/sdtdatahash" xmlns:w16sdtfl="http://schemas.microsoft.com/office/word/2024/wordml/sdtformatlock" xmlns:w16se="http://schemas.microsoft.com/office/word/2015/wordml/symex" xmlns:wpg="http://schemas.microsoft.com/office/word/2010/wordprocessingGroup" xmlns:wpi="http://schemas.microsoft.com/office/word/2010/wordprocessingInk" xmlns:wne="http://schemas.microsoft.com/office/word/2006/wordml" xmlns:wps="http://schemas.microsoft.com/office/word/2010/wordprocessingShape" mc:Ignorable="w14 w15 w16se w16cid w16 w16cex w16sdtdh w16sdtfl w16du wp14">
   <w:p>
     <w:pPr>
       <w:pStyle w:val="En-tte"/>
@@ -7414,7 +7442,7 @@
 </file>
 
 <file path=word/numbering.xml><?xml version="1.0" encoding="utf-8"?>
-<w:numbering xmlns:wpc="http://schemas.microsoft.com/office/word/2010/wordprocessingCanvas" xmlns:cx="http://schemas.microsoft.com/office/drawing/2014/chartex" xmlns:mc="http://schemas.openxmlformats.org/markup-compatibility/2006" xmlns:o="urn:schemas-microsoft-com:office:office" xmlns:r="http://schemas.openxmlformats.org/officeDocument/2006/relationships" xmlns:m="http://schemas.openxmlformats.org/officeDocument/2006/math" xmlns:v="urn:schemas-microsoft-com:vml" xmlns:wp14="http://schemas.microsoft.com/office/word/2010/wordprocessingDrawing" xmlns:wp="http://schemas.openxmlformats.org/drawingml/2006/wordprocessingDrawing" xmlns:w10="urn:schemas-microsoft-com:office:word" xmlns:w="http://schemas.openxmlformats.org/wordprocessingml/2006/main" xmlns:w14="http://schemas.microsoft.com/office/word/2010/wordml" xmlns:w15="http://schemas.microsoft.com/office/word/2012/wordml" xmlns:w16se="http://schemas.microsoft.com/office/word/2015/wordml/symex" xmlns:wpg="http://schemas.microsoft.com/office/word/2010/wordprocessingGroup" xmlns:wpi="http://schemas.microsoft.com/office/word/2010/wordprocessingInk" xmlns:wne="http://schemas.microsoft.com/office/word/2006/wordml" xmlns:wps="http://schemas.microsoft.com/office/word/2010/wordprocessingShape" mc:Ignorable="w14 w15 w16se wp14">
+<w:numbering xmlns:wpc="http://schemas.microsoft.com/office/word/2010/wordprocessingCanvas" xmlns:cx="http://schemas.microsoft.com/office/drawing/2014/chartex" xmlns:cx1="http://schemas.microsoft.com/office/drawing/2015/9/8/chartex" xmlns:cx2="http://schemas.microsoft.com/office/drawing/2015/10/21/chartex" xmlns:cx3="http://schemas.microsoft.com/office/drawing/2016/5/9/chartex" xmlns:cx4="http://schemas.microsoft.com/office/drawing/2016/5/10/chartex" xmlns:cx5="http://schemas.microsoft.com/office/drawing/2016/5/11/chartex" xmlns:cx6="http://schemas.microsoft.com/office/drawing/2016/5/12/chartex" xmlns:cx7="http://schemas.microsoft.com/office/drawing/2016/5/13/chartex" xmlns:cx8="http://schemas.microsoft.com/office/drawing/2016/5/14/chartex" xmlns:mc="http://schemas.openxmlformats.org/markup-compatibility/2006" xmlns:aink="http://schemas.microsoft.com/office/drawing/2016/ink" xmlns:am3d="http://schemas.microsoft.com/office/drawing/2017/model3d" xmlns:o="urn:schemas-microsoft-com:office:office" xmlns:oel="http://schemas.microsoft.com/office/2019/extlst" xmlns:r="http://schemas.openxmlformats.org/officeDocument/2006/relationships" xmlns:m="http://schemas.openxmlformats.org/officeDocument/2006/math" xmlns:v="urn:schemas-microsoft-com:vml" xmlns:wp14="http://schemas.microsoft.com/office/word/2010/wordprocessingDrawing" xmlns:wp="http://schemas.openxmlformats.org/drawingml/2006/wordprocessingDrawing" xmlns:w10="urn:schemas-microsoft-com:office:word" xmlns:w="http://schemas.openxmlformats.org/wordprocessingml/2006/main" xmlns:w14="http://schemas.microsoft.com/office/word/2010/wordml" xmlns:w15="http://schemas.microsoft.com/office/word/2012/wordml" xmlns:w16cex="http://schemas.microsoft.com/office/word/2018/wordml/cex" xmlns:w16cid="http://schemas.microsoft.com/office/word/2016/wordml/cid" xmlns:w16="http://schemas.microsoft.com/office/word/2018/wordml" xmlns:w16du="http://schemas.microsoft.com/office/word/2023/wordml/word16du" xmlns:w16sdtdh="http://schemas.microsoft.com/office/word/2020/wordml/sdtdatahash" xmlns:w16sdtfl="http://schemas.microsoft.com/office/word/2024/wordml/sdtformatlock" xmlns:w16se="http://schemas.microsoft.com/office/word/2015/wordml/symex" xmlns:wpg="http://schemas.microsoft.com/office/word/2010/wordprocessingGroup" xmlns:wpi="http://schemas.microsoft.com/office/word/2010/wordprocessingInk" xmlns:wne="http://schemas.microsoft.com/office/word/2006/wordml" xmlns:wps="http://schemas.microsoft.com/office/word/2010/wordprocessingShape" mc:Ignorable="w14 w15 w16se w16cid w16 w16cex w16sdtdh w16sdtfl w16du wp14">
   <w:abstractNum w:abstractNumId="0" w15:restartNumberingAfterBreak="0">
     <w:nsid w:val="020D5BFF"/>
     <w:multiLevelType w:val="multilevel"/>
@@ -9280,50 +9308,50 @@
       </w:rPr>
     </w:lvl>
   </w:abstractNum>
-  <w:num w:numId="1">
+  <w:num w:numId="1" w16cid:durableId="1367022005">
     <w:abstractNumId w:val="7"/>
   </w:num>
-  <w:num w:numId="2">
+  <w:num w:numId="2" w16cid:durableId="302121963">
     <w:abstractNumId w:val="6"/>
   </w:num>
-  <w:num w:numId="3">
+  <w:num w:numId="3" w16cid:durableId="301084253">
     <w:abstractNumId w:val="2"/>
   </w:num>
-  <w:num w:numId="4">
+  <w:num w:numId="4" w16cid:durableId="1680354974">
     <w:abstractNumId w:val="0"/>
   </w:num>
-  <w:num w:numId="5">
+  <w:num w:numId="5" w16cid:durableId="1454786858">
     <w:abstractNumId w:val="11"/>
   </w:num>
-  <w:num w:numId="6">
+  <w:num w:numId="6" w16cid:durableId="2136755256">
     <w:abstractNumId w:val="9"/>
   </w:num>
-  <w:num w:numId="7">
+  <w:num w:numId="7" w16cid:durableId="493033180">
     <w:abstractNumId w:val="12"/>
   </w:num>
-  <w:num w:numId="8">
+  <w:num w:numId="8" w16cid:durableId="783156907">
     <w:abstractNumId w:val="3"/>
   </w:num>
-  <w:num w:numId="9">
+  <w:num w:numId="9" w16cid:durableId="2097629448">
     <w:abstractNumId w:val="8"/>
   </w:num>
-  <w:num w:numId="10">
+  <w:num w:numId="10" w16cid:durableId="305360314">
     <w:abstractNumId w:val="10"/>
   </w:num>
-  <w:num w:numId="11">
+  <w:num w:numId="11" w16cid:durableId="453905316">
     <w:abstractNumId w:val="4"/>
   </w:num>
-  <w:num w:numId="12">
+  <w:num w:numId="12" w16cid:durableId="1620986920">
     <w:abstractNumId w:val="5"/>
   </w:num>
-  <w:num w:numId="13">
+  <w:num w:numId="13" w16cid:durableId="1929926713">
     <w:abstractNumId w:val="1"/>
   </w:num>
 </w:numbering>
 </file>
 
 <file path=word/styles.xml><?xml version="1.0" encoding="utf-8"?>
-<w:styles xmlns:mc="http://schemas.openxmlformats.org/markup-compatibility/2006" xmlns:r="http://schemas.openxmlformats.org/officeDocument/2006/relationships" xmlns:w="http://schemas.openxmlformats.org/wordprocessingml/2006/main" xmlns:w14="http://schemas.microsoft.com/office/word/2010/wordml" xmlns:w15="http://schemas.microsoft.com/office/word/2012/wordml" xmlns:w16se="http://schemas.microsoft.com/office/word/2015/wordml/symex" mc:Ignorable="w14 w15 w16se">
+<w:styles xmlns:mc="http://schemas.openxmlformats.org/markup-compatibility/2006" xmlns:r="http://schemas.openxmlformats.org/officeDocument/2006/relationships" xmlns:w="http://schemas.openxmlformats.org/wordprocessingml/2006/main" xmlns:w14="http://schemas.microsoft.com/office/word/2010/wordml" xmlns:w15="http://schemas.microsoft.com/office/word/2012/wordml" xmlns:w16cex="http://schemas.microsoft.com/office/word/2018/wordml/cex" xmlns:w16cid="http://schemas.microsoft.com/office/word/2016/wordml/cid" xmlns:w16="http://schemas.microsoft.com/office/word/2018/wordml" xmlns:w16du="http://schemas.microsoft.com/office/word/2023/wordml/word16du" xmlns:w16sdtdh="http://schemas.microsoft.com/office/word/2020/wordml/sdtdatahash" xmlns:w16sdtfl="http://schemas.microsoft.com/office/word/2024/wordml/sdtformatlock" xmlns:w16se="http://schemas.microsoft.com/office/word/2015/wordml/symex" mc:Ignorable="w14 w15 w16se w16cid w16 w16cex w16sdtdh w16sdtfl w16du">
   <w:docDefaults>
     <w:rPrDefault>
       <w:rPr>
@@ -9339,7 +9367,7 @@
       </w:pPr>
     </w:pPrDefault>
   </w:docDefaults>
-  <w:latentStyles w:defLockedState="0" w:defUIPriority="99" w:defSemiHidden="0" w:defUnhideWhenUsed="0" w:defQFormat="0" w:count="371">
+  <w:latentStyles w:defLockedState="0" w:defUIPriority="99" w:defSemiHidden="0" w:defUnhideWhenUsed="0" w:defQFormat="0" w:count="376">
     <w:lsdException w:name="Normal" w:uiPriority="0" w:qFormat="1"/>
     <w:lsdException w:name="heading 1" w:uiPriority="9" w:qFormat="1"/>
     <w:lsdException w:name="heading 2" w:semiHidden="1" w:uiPriority="9" w:unhideWhenUsed="1" w:qFormat="1"/>
@@ -9711,6 +9739,11 @@
     <w:lsdException w:name="List Table 5 Dark Accent 6" w:uiPriority="50"/>
     <w:lsdException w:name="List Table 6 Colorful Accent 6" w:uiPriority="51"/>
     <w:lsdException w:name="List Table 7 Colorful Accent 6" w:uiPriority="52"/>
+    <w:lsdException w:name="Mention" w:semiHidden="1" w:unhideWhenUsed="1"/>
+    <w:lsdException w:name="Smart Hyperlink" w:semiHidden="1" w:unhideWhenUsed="1"/>
+    <w:lsdException w:name="Hashtag" w:semiHidden="1" w:unhideWhenUsed="1"/>
+    <w:lsdException w:name="Unresolved Mention" w:semiHidden="1" w:unhideWhenUsed="1"/>
+    <w:lsdException w:name="Smart Link" w:semiHidden="1" w:unhideWhenUsed="1"/>
   </w:latentStyles>
   <w:style w:type="paragraph" w:default="1" w:styleId="Normal">
     <w:name w:val="Normal"/>
@@ -9796,7 +9829,6 @@
   <w:style w:type="character" w:default="1" w:styleId="Policepardfaut">
     <w:name w:val="Default Paragraph Font"/>
     <w:uiPriority w:val="1"/>
-    <w:semiHidden/>
     <w:unhideWhenUsed/>
   </w:style>
   <w:style w:type="table" w:default="1" w:styleId="TableauNormal">
